--- a/Project IT351.docx
+++ b/Project IT351.docx
@@ -30,7 +30,7 @@
                     <pic:cNvPicPr/>
                   </pic:nvPicPr>
                   <pic:blipFill>
-                    <a:blip r:embed="rId5" cstate="print"/>
+                    <a:blip r:embed="rId6" cstate="print"/>
                     <a:stretch>
                       <a:fillRect/>
                     </a:stretch>
@@ -251,7 +251,7 @@
           </mc:Choice>
           <mc:Fallback>
             <w:pict>
-              <v:shape w14:anchorId="2AE0E3BE" id="Graphic 2" o:spid="_x0000_s1026" style="position:absolute;left:0;text-align:left;margin-left:46.45pt;margin-top:20.95pt;width:533.4pt;height:3pt;z-index:-15728640;visibility:visible;mso-wrap-style:square;mso-wrap-distance-left:0;mso-wrap-distance-top:0;mso-wrap-distance-right:0;mso-wrap-distance-bottom:0;mso-position-horizontal:absolute;mso-position-horizontal-relative:page;mso-position-vertical:absolute;mso-position-vertical-relative:text;v-text-anchor:top" coordsize="6774180,38100" o:gfxdata="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" path="m6774179,l,,,38100r6774179,l6774179,xe" fillcolor="#ee4622" stroked="f">
+              <v:shape w14:anchorId="1C93508D" id="Graphic 2" o:spid="_x0000_s1026" style="position:absolute;left:0;text-align:left;margin-left:46.45pt;margin-top:20.95pt;width:533.4pt;height:3pt;z-index:-15728640;visibility:visible;mso-wrap-style:square;mso-wrap-distance-left:0;mso-wrap-distance-top:0;mso-wrap-distance-right:0;mso-wrap-distance-bottom:0;mso-position-horizontal:absolute;mso-position-horizontal-relative:page;mso-position-vertical:absolute;mso-position-vertical-relative:text;v-text-anchor:top" coordsize="6774180,38100" o:gfxdata="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" path="m6774179,l,,,38100r6774179,l6774179,xe" fillcolor="#ee4622" stroked="f">
                 <v:path arrowok="t"/>
                 <w10:wrap type="topAndBottom" anchorx="page"/>
               </v:shape>
@@ -291,7 +291,7 @@
                     <pic:cNvPicPr/>
                   </pic:nvPicPr>
                   <pic:blipFill>
-                    <a:blip r:embed="rId6" cstate="print"/>
+                    <a:blip r:embed="rId7" cstate="print"/>
                     <a:stretch>
                       <a:fillRect/>
                     </a:stretch>
@@ -343,7 +343,7 @@
                     <pic:cNvPicPr/>
                   </pic:nvPicPr>
                   <pic:blipFill>
-                    <a:blip r:embed="rId7" cstate="print"/>
+                    <a:blip r:embed="rId8" cstate="print"/>
                     <a:stretch>
                       <a:fillRect/>
                     </a:stretch>
@@ -445,7 +445,7 @@
           </mc:Choice>
           <mc:Fallback>
             <w:pict>
-              <v:shape w14:anchorId="60B8AEC0" id="Graphic 5" o:spid="_x0000_s1026" style="position:absolute;left:0;text-align:left;margin-left:46.45pt;margin-top:97.9pt;width:533.4pt;height:3pt;z-index:-15727104;visibility:visible;mso-wrap-style:square;mso-wrap-distance-left:0;mso-wrap-distance-top:0;mso-wrap-distance-right:0;mso-wrap-distance-bottom:0;mso-position-horizontal:absolute;mso-position-horizontal-relative:page;mso-position-vertical:absolute;mso-position-vertical-relative:text;v-text-anchor:top" coordsize="6774180,38100" o:gfxdata="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" path="m6774179,l,,,38100r6774179,l6774179,xe" fillcolor="#ee4622" stroked="f">
+              <v:shape w14:anchorId="0DB2C7DB" id="Graphic 5" o:spid="_x0000_s1026" style="position:absolute;left:0;text-align:left;margin-left:46.45pt;margin-top:97.9pt;width:533.4pt;height:3pt;z-index:-15727104;visibility:visible;mso-wrap-style:square;mso-wrap-distance-left:0;mso-wrap-distance-top:0;mso-wrap-distance-right:0;mso-wrap-distance-bottom:0;mso-position-horizontal:absolute;mso-position-horizontal-relative:page;mso-position-vertical:absolute;mso-position-vertical-relative:text;v-text-anchor:top" coordsize="6774180,38100" o:gfxdata="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" path="m6774179,l,,,38100r6774179,l6774179,xe" fillcolor="#ee4622" stroked="f">
                 <v:path arrowok="t"/>
                 <w10:wrap type="topAndBottom" anchorx="page"/>
               </v:shape>
@@ -499,7 +499,7 @@
                           <pic:cNvPicPr/>
                         </pic:nvPicPr>
                         <pic:blipFill>
-                          <a:blip r:embed="rId8" cstate="print"/>
+                          <a:blip r:embed="rId9" cstate="print"/>
                           <a:stretch>
                             <a:fillRect/>
                           </a:stretch>
@@ -692,7 +692,7 @@
                   <o:lock v:ext="edit" aspectratio="t"/>
                 </v:shapetype>
                 <v:shape id="Image 7" o:spid="_x0000_s1027" type="#_x0000_t75" style="position:absolute;top:6232;width:55740;height:6850;visibility:visible;mso-wrap-style:square" o:gfxdata="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">
-                  <v:imagedata r:id="rId9" o:title=""/>
+                  <v:imagedata r:id="rId10" o:title=""/>
                 </v:shape>
                 <v:shapetype id="_x0000_t202" coordsize="21600,21600" o:spt="202" path="m,l,21600r21600,l21600,xe">
                   <v:stroke joinstyle="miter"/>
@@ -1064,7 +1064,9 @@
               <w:ind w:right="1361"/>
               <w:rPr>
                 <w:b/>
+                <w:color w:val="EE4622"/>
                 <w:sz w:val="28"/>
+                <w:lang w:val="nl-NL"/>
               </w:rPr>
             </w:pPr>
             <w:r>
@@ -1072,6 +1074,7 @@
                 <w:b/>
                 <w:color w:val="EE4622"/>
                 <w:sz w:val="28"/>
+                <w:lang w:val="nl-NL"/>
               </w:rPr>
               <w:t>Name:</w:t>
             </w:r>
@@ -1081,6 +1084,48 @@
                 <w:color w:val="EE4622"/>
                 <w:spacing w:val="-20"/>
                 <w:sz w:val="28"/>
+                <w:lang w:val="nl-NL"/>
+              </w:rPr>
+              <w:t xml:space="preserve"> </w:t>
+            </w:r>
+            <w:proofErr w:type="spellStart"/>
+            <w:r>
+              <w:rPr>
+                <w:b/>
+                <w:color w:val="EE4622"/>
+                <w:sz w:val="28"/>
+                <w:lang w:val="nl-NL"/>
+              </w:rPr>
+              <w:t>Maha</w:t>
+            </w:r>
+            <w:proofErr w:type="spellEnd"/>
+            <w:r>
+              <w:rPr>
+                <w:b/>
+                <w:color w:val="EE4622"/>
+                <w:spacing w:val="-16"/>
+                <w:sz w:val="28"/>
+                <w:lang w:val="nl-NL"/>
+              </w:rPr>
+              <w:t xml:space="preserve"> </w:t>
+            </w:r>
+            <w:proofErr w:type="spellStart"/>
+            <w:r>
+              <w:rPr>
+                <w:b/>
+                <w:color w:val="EE4622"/>
+                <w:sz w:val="28"/>
+                <w:lang w:val="nl-NL"/>
+              </w:rPr>
+              <w:t>Alsubaie</w:t>
+            </w:r>
+            <w:proofErr w:type="spellEnd"/>
+            <w:r>
+              <w:rPr>
+                <w:b/>
+                <w:color w:val="EE4622"/>
+                <w:sz w:val="28"/>
+                <w:lang w:val="nl-NL"/>
               </w:rPr>
               <w:t xml:space="preserve"> </w:t>
             </w:r>
@@ -1088,36 +1133,61 @@
               <w:rPr>
                 <w:b/>
                 <w:color w:val="EE4622"/>
+                <w:spacing w:val="-2"/>
                 <w:sz w:val="28"/>
+                <w:lang w:val="nl-NL"/>
               </w:rPr>
-              <w:t>Maha</w:t>
-            </w:r>
-            <w:r>
-              <w:rPr>
-                <w:b/>
-                <w:color w:val="EE4622"/>
-                <w:spacing w:val="-16"/>
-                <w:sz w:val="28"/>
-              </w:rPr>
-              <w:t xml:space="preserve"> </w:t>
+              <w:t>Name:</w:t>
             </w:r>
             <w:r>
               <w:rPr>
                 <w:b/>
                 <w:color w:val="EE4622"/>
                 <w:sz w:val="28"/>
+                <w:lang w:val="nl-NL"/>
               </w:rPr>
-              <w:t xml:space="preserve">Alsubaie </w:t>
+              <w:t xml:space="preserve"> </w:t>
+            </w:r>
+            <w:proofErr w:type="spellStart"/>
+            <w:r>
+              <w:rPr>
+                <w:b/>
+                <w:color w:val="EE4622"/>
+                <w:sz w:val="28"/>
+                <w:lang w:val="nl-NL"/>
+              </w:rPr>
+              <w:t>Alj</w:t>
             </w:r>
             <w:r>
               <w:rPr>
                 <w:b/>
                 <w:color w:val="EE4622"/>
-                <w:spacing w:val="-2"/>
                 <w:sz w:val="28"/>
+                <w:lang w:val="nl-NL"/>
               </w:rPr>
-              <w:t>Name:</w:t>
+              <w:t>uri</w:t>
             </w:r>
+            <w:proofErr w:type="spellEnd"/>
+            <w:r>
+              <w:rPr>
+                <w:b/>
+                <w:color w:val="EE4622"/>
+                <w:sz w:val="28"/>
+                <w:lang w:val="nl-NL"/>
+              </w:rPr>
+              <w:t xml:space="preserve"> </w:t>
+            </w:r>
+            <w:proofErr w:type="spellStart"/>
+            <w:r>
+              <w:rPr>
+                <w:b/>
+                <w:color w:val="EE4622"/>
+                <w:sz w:val="28"/>
+                <w:lang w:val="nl-NL"/>
+              </w:rPr>
+              <w:t>Alotaibi</w:t>
+            </w:r>
+            <w:proofErr w:type="spellEnd"/>
           </w:p>
           <w:p>
             <w:pPr>
@@ -1158,7 +1228,6 @@
                 <w:sz w:val="28"/>
               </w:rPr>
             </w:pPr>
-            <w:proofErr w:type="gramStart"/>
             <w:r>
               <w:rPr>
                 <w:b/>
@@ -1166,17 +1235,7 @@
                 <w:spacing w:val="-2"/>
                 <w:sz w:val="28"/>
               </w:rPr>
-              <w:t>ID:S</w:t>
-            </w:r>
-            <w:proofErr w:type="gramEnd"/>
-            <w:r>
-              <w:rPr>
-                <w:b/>
-                <w:color w:val="EE4622"/>
-                <w:spacing w:val="-2"/>
-                <w:sz w:val="28"/>
-              </w:rPr>
-              <w:t xml:space="preserve">240025765 </w:t>
+              <w:t xml:space="preserve">ID:S240025765 </w:t>
             </w:r>
             <w:r>
               <w:rPr>
@@ -1186,6 +1245,15 @@
                 <w:sz w:val="28"/>
               </w:rPr>
               <w:t>ID:</w:t>
+            </w:r>
+            <w:r>
+              <w:rPr>
+                <w:b/>
+                <w:color w:val="EE4622"/>
+                <w:spacing w:val="-4"/>
+                <w:sz w:val="28"/>
+              </w:rPr>
+              <w:t>S220024939</w:t>
             </w:r>
           </w:p>
           <w:p>
@@ -2005,7 +2073,6 @@
         </w:rPr>
         <w:t xml:space="preserve"> </w:t>
       </w:r>
-      <w:proofErr w:type="gramStart"/>
       <w:r>
         <w:rPr>
           <w:rFonts w:ascii="Arial MT" w:hAnsi="Arial MT"/>
@@ -2013,7 +2080,6 @@
         </w:rPr>
         <w:t>filling</w:t>
       </w:r>
-      <w:proofErr w:type="gramEnd"/>
       <w:r>
         <w:rPr>
           <w:rFonts w:ascii="Arial MT" w:hAnsi="Arial MT"/>
@@ -2280,23 +2346,13 @@
         </w:rPr>
         <w:t xml:space="preserve"> </w:t>
       </w:r>
-      <w:proofErr w:type="gramStart"/>
       <w:r>
         <w:rPr>
           <w:rFonts w:ascii="Arial MT" w:hAnsi="Arial MT"/>
           <w:spacing w:val="-2"/>
           <w:sz w:val="20"/>
         </w:rPr>
-        <w:t>mark</w:t>
-      </w:r>
-      <w:proofErr w:type="gramEnd"/>
-      <w:r>
-        <w:rPr>
-          <w:rFonts w:ascii="Arial MT" w:hAnsi="Arial MT"/>
-          <w:spacing w:val="-2"/>
-          <w:sz w:val="20"/>
-        </w:rPr>
-        <w:t>.</w:t>
+        <w:t>mark.</w:t>
       </w:r>
     </w:p>
     <w:p>
@@ -3040,7 +3096,7 @@
           </mc:Choice>
           <mc:Fallback>
             <w:pict>
-              <v:shape w14:anchorId="4CA8B006" id="Graphic 10" o:spid="_x0000_s1026" style="position:absolute;left:0;text-align:left;margin-left:36pt;margin-top:27pt;width:104.45pt;height:4.35pt;z-index:-15725568;visibility:visible;mso-wrap-style:square;mso-wrap-distance-left:0;mso-wrap-distance-top:0;mso-wrap-distance-right:0;mso-wrap-distance-bottom:0;mso-position-horizontal:absolute;mso-position-horizontal-relative:page;mso-position-vertical:absolute;mso-position-vertical-relative:text;v-text-anchor:top" coordsize="1326515,55244" o:gfxdata="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" path="m1326134,l,,,54864r1326134,l1326134,xe" fillcolor="black" stroked="f">
+              <v:shape w14:anchorId="5D8AADAD" id="Graphic 10" o:spid="_x0000_s1026" style="position:absolute;left:0;text-align:left;margin-left:36pt;margin-top:27pt;width:104.45pt;height:4.35pt;z-index:-15725568;visibility:visible;mso-wrap-style:square;mso-wrap-distance-left:0;mso-wrap-distance-top:0;mso-wrap-distance-right:0;mso-wrap-distance-bottom:0;mso-position-horizontal:absolute;mso-position-horizontal-relative:page;mso-position-vertical:absolute;mso-position-vertical-relative:text;v-text-anchor:top" coordsize="1326515,55244" o:gfxdata="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" path="m1326134,l,,,54864r1326134,l1326134,xe" fillcolor="black" stroked="f">
                 <v:path arrowok="t"/>
                 <w10:wrap type="topAndBottom" anchorx="page"/>
               </v:shape>
@@ -3129,7 +3185,7 @@
           </mc:Choice>
           <mc:Fallback>
             <w:pict>
-              <v:shape w14:anchorId="2D86C770" id="Graphic 11" o:spid="_x0000_s1026" style="position:absolute;left:0;text-align:left;margin-left:154.8pt;margin-top:27pt;width:421.3pt;height:4.35pt;z-index:-15725056;visibility:visible;mso-wrap-style:square;mso-wrap-distance-left:0;mso-wrap-distance-top:0;mso-wrap-distance-right:0;mso-wrap-distance-bottom:0;mso-position-horizontal:absolute;mso-position-horizontal-relative:page;mso-position-vertical:absolute;mso-position-vertical-relative:text;v-text-anchor:top" coordsize="5350510,55244" o:gfxdata="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" path="m5350128,l,,,54864r5350128,l5350128,xe" fillcolor="black" stroked="f">
+              <v:shape w14:anchorId="109E15A6" id="Graphic 11" o:spid="_x0000_s1026" style="position:absolute;left:0;text-align:left;margin-left:154.8pt;margin-top:27pt;width:421.3pt;height:4.35pt;z-index:-15725056;visibility:visible;mso-wrap-style:square;mso-wrap-distance-left:0;mso-wrap-distance-top:0;mso-wrap-distance-right:0;mso-wrap-distance-bottom:0;mso-position-horizontal:absolute;mso-position-horizontal-relative:page;mso-position-vertical:absolute;mso-position-vertical-relative:text;v-text-anchor:top" coordsize="5350510,55244" o:gfxdata="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" path="m5350128,l,,,54864r5350128,l5350128,xe" fillcolor="black" stroked="f">
                 <v:path arrowok="t"/>
                 <w10:wrap type="topAndBottom" anchorx="page"/>
               </v:shape>
@@ -3335,7 +3391,7 @@
           </mc:Choice>
           <mc:Fallback>
             <w:pict>
-              <v:shape w14:anchorId="5C96DD48" id="Graphic 12" o:spid="_x0000_s1026" style="position:absolute;left:0;text-align:left;margin-left:153.4pt;margin-top:4.15pt;width:424.15pt;height:1pt;z-index:-15724544;visibility:visible;mso-wrap-style:square;mso-wrap-distance-left:0;mso-wrap-distance-top:0;mso-wrap-distance-right:0;mso-wrap-distance-bottom:0;mso-position-horizontal:absolute;mso-position-horizontal-relative:page;mso-position-vertical:absolute;mso-position-vertical-relative:text;v-text-anchor:top" coordsize="5386705,12700" o:gfxdata="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" path="m5386705,l,,,12191r5386705,l5386705,xe" fillcolor="black" stroked="f">
+              <v:shape w14:anchorId="2707E844" id="Graphic 12" o:spid="_x0000_s1026" style="position:absolute;left:0;text-align:left;margin-left:153.4pt;margin-top:4.15pt;width:424.15pt;height:1pt;z-index:-15724544;visibility:visible;mso-wrap-style:square;mso-wrap-distance-left:0;mso-wrap-distance-top:0;mso-wrap-distance-right:0;mso-wrap-distance-bottom:0;mso-position-horizontal:absolute;mso-position-horizontal-relative:page;mso-position-vertical:absolute;mso-position-vertical-relative:text;v-text-anchor:top" coordsize="5386705,12700" o:gfxdata="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" path="m5386705,l,,,12191r5386705,l5386705,xe" fillcolor="black" stroked="f">
                 <v:path arrowok="t"/>
                 <w10:wrap type="topAndBottom" anchorx="page"/>
               </v:shape>
@@ -4275,6 +4331,7 @@
           <w:noProof/>
           <w:sz w:val="36"/>
         </w:rPr>
+        <w:lastRenderedPageBreak/>
         <mc:AlternateContent>
           <mc:Choice Requires="wps">
             <w:drawing>
@@ -4349,7 +4406,7 @@
           </mc:Choice>
           <mc:Fallback>
             <w:pict>
-              <v:shape w14:anchorId="436AD8DB" id="Graphic 13" o:spid="_x0000_s1026" style="position:absolute;left:0;text-align:left;margin-left:36pt;margin-top:40pt;width:104.45pt;height:4.35pt;z-index:15734784;visibility:visible;mso-wrap-style:square;mso-wrap-distance-left:0;mso-wrap-distance-top:0;mso-wrap-distance-right:0;mso-wrap-distance-bottom:0;mso-position-horizontal:absolute;mso-position-horizontal-relative:page;mso-position-vertical:absolute;mso-position-vertical-relative:text;v-text-anchor:top" coordsize="1326515,55244" o:gfxdata="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" path="m1326134,l,,,54864r1326134,l1326134,xe" fillcolor="black" stroked="f">
+              <v:shape w14:anchorId="23759BAA" id="Graphic 13" o:spid="_x0000_s1026" style="position:absolute;left:0;text-align:left;margin-left:36pt;margin-top:40pt;width:104.45pt;height:4.35pt;z-index:15734784;visibility:visible;mso-wrap-style:square;mso-wrap-distance-left:0;mso-wrap-distance-top:0;mso-wrap-distance-right:0;mso-wrap-distance-bottom:0;mso-position-horizontal:absolute;mso-position-horizontal-relative:page;mso-position-vertical:absolute;mso-position-vertical-relative:text;v-text-anchor:top" coordsize="1326515,55244" o:gfxdata="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" path="m1326134,l,,,54864r1326134,l1326134,xe" fillcolor="black" stroked="f">
                 <v:path arrowok="t"/>
                 <w10:wrap anchorx="page"/>
               </v:shape>
@@ -4545,7 +4602,7 @@
           </mc:Choice>
           <mc:Fallback>
             <w:pict>
-              <v:shape w14:anchorId="4D29DC5A" id="Graphic 14" o:spid="_x0000_s1026" style="position:absolute;left:0;text-align:left;margin-left:154.8pt;margin-top:15.7pt;width:421.3pt;height:4.35pt;z-index:-15873024;visibility:visible;mso-wrap-style:square;mso-wrap-distance-left:0;mso-wrap-distance-top:0;mso-wrap-distance-right:0;mso-wrap-distance-bottom:0;mso-position-horizontal:absolute;mso-position-horizontal-relative:page;mso-position-vertical:absolute;mso-position-vertical-relative:text;v-text-anchor:top" coordsize="5350510,55244" o:gfxdata="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" path="m5350128,l,,,54864r5350128,l5350128,xe" fillcolor="black" stroked="f">
+              <v:shape w14:anchorId="785EE3F3" id="Graphic 14" o:spid="_x0000_s1026" style="position:absolute;left:0;text-align:left;margin-left:154.8pt;margin-top:15.7pt;width:421.3pt;height:4.35pt;z-index:-15873024;visibility:visible;mso-wrap-style:square;mso-wrap-distance-left:0;mso-wrap-distance-top:0;mso-wrap-distance-right:0;mso-wrap-distance-bottom:0;mso-position-horizontal:absolute;mso-position-horizontal-relative:page;mso-position-vertical:absolute;mso-position-vertical-relative:text;v-text-anchor:top" coordsize="5350510,55244" o:gfxdata="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" path="m5350128,l,,,54864r5350128,l5350128,xe" fillcolor="black" stroked="f">
                 <v:path arrowok="t"/>
                 <w10:wrap anchorx="page"/>
               </v:shape>
@@ -4973,7 +5030,7 @@
           </mc:Choice>
           <mc:Fallback>
             <w:pict>
-              <v:group w14:anchorId="1E036098" id="Group 15" o:spid="_x0000_s1026" style="width:423.1pt;height:1pt;mso-position-horizontal-relative:char;mso-position-vertical-relative:line" coordsize="53733,127" o:gfxdata="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">
+              <v:group w14:anchorId="0D701634" id="Group 15" o:spid="_x0000_s1026" style="width:423.1pt;height:1pt;mso-position-horizontal-relative:char;mso-position-vertical-relative:line" coordsize="53733,127" o:gfxdata="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">
                 <v:shape id="Graphic 16" o:spid="_x0000_s1027" style="position:absolute;width:53733;height:127;visibility:visible;mso-wrap-style:square;v-text-anchor:top" coordsize="5373370,12700" o:gfxdata="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" path="m5372988,l,,,12192r5372988,l5372988,xe" fillcolor="black" stroked="f">
                   <v:path arrowok="t"/>
                 </v:shape>
@@ -5239,7 +5296,7 @@
           </mc:Choice>
           <mc:Fallback>
             <w:pict>
-              <v:shape w14:anchorId="7F619C26" id="Graphic 17" o:spid="_x0000_s1026" style="position:absolute;left:0;text-align:left;margin-left:155.9pt;margin-top:10.85pt;width:420.1pt;height:.7pt;z-index:-15723520;visibility:visible;mso-wrap-style:square;mso-wrap-distance-left:0;mso-wrap-distance-top:0;mso-wrap-distance-right:0;mso-wrap-distance-bottom:0;mso-position-horizontal:absolute;mso-position-horizontal-relative:page;mso-position-vertical:absolute;mso-position-vertical-relative:text;v-text-anchor:top" coordsize="5335270,8890" o:gfxdata="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" path="m5335270,l,,,8890r5335270,l5335270,xe" fillcolor="#404040" stroked="f">
+              <v:shape w14:anchorId="6398701E" id="Graphic 17" o:spid="_x0000_s1026" style="position:absolute;left:0;text-align:left;margin-left:155.9pt;margin-top:10.85pt;width:420.1pt;height:.7pt;z-index:-15723520;visibility:visible;mso-wrap-style:square;mso-wrap-distance-left:0;mso-wrap-distance-top:0;mso-wrap-distance-right:0;mso-wrap-distance-bottom:0;mso-position-horizontal:absolute;mso-position-horizontal-relative:page;mso-position-vertical:absolute;mso-position-vertical-relative:text;v-text-anchor:top" coordsize="5335270,8890" o:gfxdata="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" path="m5335270,l,,,8890r5335270,l5335270,xe" fillcolor="#404040" stroked="f">
                 <v:path arrowok="t"/>
                 <w10:wrap type="topAndBottom" anchorx="page"/>
               </v:shape>
@@ -6888,21 +6945,7 @@
         <w:rPr>
           <w:sz w:val="24"/>
         </w:rPr>
-        <w:t>10.10.</w:t>
-      </w:r>
-      <w:proofErr w:type="gramStart"/>
-      <w:r>
-        <w:rPr>
-          <w:sz w:val="24"/>
-        </w:rPr>
-        <w:t>10.1</w:t>
-      </w:r>
-      <w:proofErr w:type="gramEnd"/>
-      <w:r>
-        <w:rPr>
-          <w:sz w:val="24"/>
-        </w:rPr>
-        <w:t>/30</w:t>
+        <w:t>10.10.10.1/30</w:t>
       </w:r>
       <w:r>
         <w:rPr>
@@ -7036,7 +7079,7 @@
           </mc:Choice>
           <mc:Fallback>
             <w:pict>
-              <v:group w14:anchorId="3AFECB1D" id="Group 18" o:spid="_x0000_s1026" style="width:420.1pt;height:.7pt;mso-position-horizontal-relative:char;mso-position-vertical-relative:line" coordsize="53352,88" o:gfxdata="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">
+              <v:group w14:anchorId="3F0D34F1" id="Group 18" o:spid="_x0000_s1026" style="width:420.1pt;height:.7pt;mso-position-horizontal-relative:char;mso-position-vertical-relative:line" coordsize="53352,88" o:gfxdata="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">
                 <v:shape id="Graphic 19" o:spid="_x0000_s1027" style="position:absolute;width:53352;height:88;visibility:visible;mso-wrap-style:square;v-text-anchor:top" coordsize="5335270,8890" o:gfxdata="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" path="m5335270,l,,,8890r5335270,l5335270,xe" fillcolor="#404040" stroked="f">
                   <v:path arrowok="t"/>
                 </v:shape>
@@ -7503,6 +7546,7 @@
           <w:noProof/>
           <w:sz w:val="36"/>
         </w:rPr>
+        <w:lastRenderedPageBreak/>
         <mc:AlternateContent>
           <mc:Choice Requires="wps">
             <w:drawing>
@@ -7577,7 +7621,7 @@
           </mc:Choice>
           <mc:Fallback>
             <w:pict>
-              <v:shape w14:anchorId="50C23028" id="Graphic 20" o:spid="_x0000_s1026" style="position:absolute;left:0;text-align:left;margin-left:36pt;margin-top:40pt;width:104.45pt;height:4.35pt;z-index:15736320;visibility:visible;mso-wrap-style:square;mso-wrap-distance-left:0;mso-wrap-distance-top:0;mso-wrap-distance-right:0;mso-wrap-distance-bottom:0;mso-position-horizontal:absolute;mso-position-horizontal-relative:page;mso-position-vertical:absolute;mso-position-vertical-relative:text;v-text-anchor:top" coordsize="1326515,55244" o:gfxdata="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" path="m1326134,l,,,54864r1326134,l1326134,xe" fillcolor="black" stroked="f">
+              <v:shape w14:anchorId="6AAE3B9F" id="Graphic 20" o:spid="_x0000_s1026" style="position:absolute;left:0;text-align:left;margin-left:36pt;margin-top:40pt;width:104.45pt;height:4.35pt;z-index:15736320;visibility:visible;mso-wrap-style:square;mso-wrap-distance-left:0;mso-wrap-distance-top:0;mso-wrap-distance-right:0;mso-wrap-distance-bottom:0;mso-position-horizontal:absolute;mso-position-horizontal-relative:page;mso-position-vertical:absolute;mso-position-vertical-relative:text;v-text-anchor:top" coordsize="1326515,55244" o:gfxdata="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" path="m1326134,l,,,54864r1326134,l1326134,xe" fillcolor="black" stroked="f">
                 <v:path arrowok="t"/>
                 <w10:wrap anchorx="page"/>
               </v:shape>
@@ -7773,7 +7817,7 @@
           </mc:Choice>
           <mc:Fallback>
             <w:pict>
-              <v:shape w14:anchorId="32BD6CCA" id="Graphic 21" o:spid="_x0000_s1026" style="position:absolute;left:0;text-align:left;margin-left:154.8pt;margin-top:15.7pt;width:421.3pt;height:4.35pt;z-index:-15871488;visibility:visible;mso-wrap-style:square;mso-wrap-distance-left:0;mso-wrap-distance-top:0;mso-wrap-distance-right:0;mso-wrap-distance-bottom:0;mso-position-horizontal:absolute;mso-position-horizontal-relative:page;mso-position-vertical:absolute;mso-position-vertical-relative:text;v-text-anchor:top" coordsize="5350510,55244" o:gfxdata="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" path="m5350128,l,,,54864r5350128,l5350128,xe" fillcolor="black" stroked="f">
+              <v:shape w14:anchorId="37B0B248" id="Graphic 21" o:spid="_x0000_s1026" style="position:absolute;left:0;text-align:left;margin-left:154.8pt;margin-top:15.7pt;width:421.3pt;height:4.35pt;z-index:-15871488;visibility:visible;mso-wrap-style:square;mso-wrap-distance-left:0;mso-wrap-distance-top:0;mso-wrap-distance-right:0;mso-wrap-distance-bottom:0;mso-position-horizontal:absolute;mso-position-horizontal-relative:page;mso-position-vertical:absolute;mso-position-vertical-relative:text;v-text-anchor:top" coordsize="5350510,55244" o:gfxdata="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" path="m5350128,l,,,54864r5350128,l5350128,xe" fillcolor="black" stroked="f">
                 <v:path arrowok="t"/>
                 <w10:wrap anchorx="page"/>
               </v:shape>
@@ -8439,23 +8483,7 @@
           <w:spacing w:val="-2"/>
           <w:sz w:val="24"/>
         </w:rPr>
-        <w:t>10.10.</w:t>
-      </w:r>
-      <w:proofErr w:type="gramStart"/>
-      <w:r>
-        <w:rPr>
-          <w:spacing w:val="-2"/>
-          <w:sz w:val="24"/>
-        </w:rPr>
-        <w:t>10.1</w:t>
-      </w:r>
-      <w:proofErr w:type="gramEnd"/>
-      <w:r>
-        <w:rPr>
-          <w:spacing w:val="-2"/>
-          <w:sz w:val="24"/>
-        </w:rPr>
-        <w:t>/30</w:t>
+        <w:t>10.10.10.1/30</w:t>
       </w:r>
     </w:p>
     <w:p>
@@ -8663,23 +8691,7 @@
           <w:spacing w:val="-2"/>
           <w:sz w:val="24"/>
         </w:rPr>
-        <w:t>10.10.</w:t>
-      </w:r>
-      <w:proofErr w:type="gramStart"/>
-      <w:r>
-        <w:rPr>
-          <w:spacing w:val="-2"/>
-          <w:sz w:val="24"/>
-        </w:rPr>
-        <w:t>10.2</w:t>
-      </w:r>
-      <w:proofErr w:type="gramEnd"/>
-      <w:r>
-        <w:rPr>
-          <w:spacing w:val="-2"/>
-          <w:sz w:val="24"/>
-        </w:rPr>
-        <w:t>/30</w:t>
+        <w:t>10.10.10.2/30</w:t>
       </w:r>
     </w:p>
     <w:p>
@@ -8967,7 +8979,7 @@
           </mc:Choice>
           <mc:Fallback>
             <w:pict>
-              <v:shape w14:anchorId="1C337B85" id="Graphic 22" o:spid="_x0000_s1026" style="position:absolute;left:0;text-align:left;margin-left:154.8pt;margin-top:11.1pt;width:421.2pt;height:.7pt;z-index:-15721472;visibility:visible;mso-wrap-style:square;mso-wrap-distance-left:0;mso-wrap-distance-top:0;mso-wrap-distance-right:0;mso-wrap-distance-bottom:0;mso-position-horizontal:absolute;mso-position-horizontal-relative:page;mso-position-vertical:absolute;mso-position-vertical-relative:text;v-text-anchor:top" coordsize="5349240,8890" o:gfxdata="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" path="m5349240,l,,,8889r5349240,l5349240,xe" fillcolor="#404040" stroked="f">
+              <v:shape w14:anchorId="16A90651" id="Graphic 22" o:spid="_x0000_s1026" style="position:absolute;left:0;text-align:left;margin-left:154.8pt;margin-top:11.1pt;width:421.2pt;height:.7pt;z-index:-15721472;visibility:visible;mso-wrap-style:square;mso-wrap-distance-left:0;mso-wrap-distance-top:0;mso-wrap-distance-right:0;mso-wrap-distance-bottom:0;mso-position-horizontal:absolute;mso-position-horizontal-relative:page;mso-position-vertical:absolute;mso-position-vertical-relative:text;v-text-anchor:top" coordsize="5349240,8890" o:gfxdata="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" path="m5349240,l,,,8889r5349240,l5349240,xe" fillcolor="#404040" stroked="f">
                 <v:path arrowok="t"/>
                 <w10:wrap type="topAndBottom" anchorx="page"/>
               </v:shape>
@@ -9010,6 +9022,7 @@
           <w:noProof/>
           <w:sz w:val="36"/>
         </w:rPr>
+        <w:lastRenderedPageBreak/>
         <mc:AlternateContent>
           <mc:Choice Requires="wps">
             <w:drawing>
@@ -9084,7 +9097,7 @@
           </mc:Choice>
           <mc:Fallback>
             <w:pict>
-              <v:shape w14:anchorId="6EFB22B9" id="Graphic 23" o:spid="_x0000_s1026" style="position:absolute;left:0;text-align:left;margin-left:36pt;margin-top:27pt;width:104.45pt;height:4.35pt;z-index:-15719936;visibility:visible;mso-wrap-style:square;mso-wrap-distance-left:0;mso-wrap-distance-top:0;mso-wrap-distance-right:0;mso-wrap-distance-bottom:0;mso-position-horizontal:absolute;mso-position-horizontal-relative:page;mso-position-vertical:absolute;mso-position-vertical-relative:text;v-text-anchor:top" coordsize="1326515,55244" o:gfxdata="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" path="m1326134,l,,,54864r1326134,l1326134,xe" fillcolor="black" stroked="f">
+              <v:shape w14:anchorId="39072615" id="Graphic 23" o:spid="_x0000_s1026" style="position:absolute;left:0;text-align:left;margin-left:36pt;margin-top:27pt;width:104.45pt;height:4.35pt;z-index:-15719936;visibility:visible;mso-wrap-style:square;mso-wrap-distance-left:0;mso-wrap-distance-top:0;mso-wrap-distance-right:0;mso-wrap-distance-bottom:0;mso-position-horizontal:absolute;mso-position-horizontal-relative:page;mso-position-vertical:absolute;mso-position-vertical-relative:text;v-text-anchor:top" coordsize="1326515,55244" o:gfxdata="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" path="m1326134,l,,,54864r1326134,l1326134,xe" fillcolor="black" stroked="f">
                 <v:path arrowok="t"/>
                 <w10:wrap type="topAndBottom" anchorx="page"/>
               </v:shape>
@@ -9173,7 +9186,7 @@
           </mc:Choice>
           <mc:Fallback>
             <w:pict>
-              <v:shape w14:anchorId="0A1412E5" id="Graphic 24" o:spid="_x0000_s1026" style="position:absolute;left:0;text-align:left;margin-left:154.8pt;margin-top:27pt;width:421.3pt;height:4.35pt;z-index:-15719424;visibility:visible;mso-wrap-style:square;mso-wrap-distance-left:0;mso-wrap-distance-top:0;mso-wrap-distance-right:0;mso-wrap-distance-bottom:0;mso-position-horizontal:absolute;mso-position-horizontal-relative:page;mso-position-vertical:absolute;mso-position-vertical-relative:text;v-text-anchor:top" coordsize="5350510,55244" o:gfxdata="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" path="m5350128,l,,,54864r5350128,l5350128,xe" fillcolor="black" stroked="f">
+              <v:shape w14:anchorId="039F56B1" id="Graphic 24" o:spid="_x0000_s1026" style="position:absolute;left:0;text-align:left;margin-left:154.8pt;margin-top:27pt;width:421.3pt;height:4.35pt;z-index:-15719424;visibility:visible;mso-wrap-style:square;mso-wrap-distance-left:0;mso-wrap-distance-top:0;mso-wrap-distance-right:0;mso-wrap-distance-bottom:0;mso-position-horizontal:absolute;mso-position-horizontal-relative:page;mso-position-vertical:absolute;mso-position-vertical-relative:text;v-text-anchor:top" coordsize="5350510,55244" o:gfxdata="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" path="m5350128,l,,,54864r5350128,l5350128,xe" fillcolor="black" stroked="f">
                 <v:path arrowok="t"/>
                 <w10:wrap type="topAndBottom" anchorx="page"/>
               </v:shape>
@@ -9334,7 +9347,7 @@
                           <pic:cNvPicPr/>
                         </pic:nvPicPr>
                         <pic:blipFill>
-                          <a:blip r:embed="rId10" cstate="print"/>
+                          <a:blip r:embed="rId11" cstate="print"/>
                           <a:stretch>
                             <a:fillRect/>
                           </a:stretch>
@@ -9355,7 +9368,7 @@
                           <pic:cNvPicPr/>
                         </pic:nvPicPr>
                         <pic:blipFill>
-                          <a:blip r:embed="rId11" cstate="print"/>
+                          <a:blip r:embed="rId12" cstate="print"/>
                           <a:stretch>
                             <a:fillRect/>
                           </a:stretch>
@@ -9576,10 +9589,10 @@
                   <v:path arrowok="t"/>
                 </v:shape>
                 <v:shape id="Image 28" o:spid="_x0000_s1033" type="#_x0000_t75" style="position:absolute;left:43599;width:9799;height:4130;visibility:visible;mso-wrap-style:square" o:gfxdata="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">
-                  <v:imagedata r:id="rId12" o:title=""/>
+                  <v:imagedata r:id="rId13" o:title=""/>
                 </v:shape>
                 <v:shape id="Image 29" o:spid="_x0000_s1034" type="#_x0000_t75" style="position:absolute;left:43995;top:868;width:8992;height:2393;visibility:visible;mso-wrap-style:square" o:gfxdata="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">
-                  <v:imagedata r:id="rId13" o:title=""/>
+                  <v:imagedata r:id="rId14" o:title=""/>
                 </v:shape>
                 <v:shape id="Graphic 30" o:spid="_x0000_s1035" style="position:absolute;left:44147;top:350;width:8744;height:3067;visibility:visible;mso-wrap-style:square;v-text-anchor:top" coordsize="874394,306705" o:gfxdata="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" path="m51180,306705l31236,302690,14970,291734,4014,275468,,255524,,51181,4014,31236,14970,14970,31236,4014,51180,em823214,r19944,4014l859424,14970r10956,16266l874395,51181r,204343l870380,275468r-10956,16266l843158,302690r-19944,4015e" filled="f" strokeweight="2pt">
                   <v:path arrowok="t"/>
@@ -9807,7 +9820,6 @@
         </w:rPr>
         <w:t xml:space="preserve"> </w:t>
       </w:r>
-      <w:proofErr w:type="gramStart"/>
       <w:r>
         <w:rPr>
           <w:color w:val="404040"/>
@@ -9827,7 +9839,6 @@
         </w:rPr>
         <w:t>progress</w:t>
       </w:r>
-      <w:proofErr w:type="gramEnd"/>
       <w:r>
         <w:rPr>
           <w:color w:val="404040"/>
@@ -10881,23 +10892,7 @@
           <w:color w:val="404040"/>
           <w:sz w:val="24"/>
         </w:rPr>
-        <w:t xml:space="preserve">far (technical or organizational) and its </w:t>
-      </w:r>
-      <w:proofErr w:type="gramStart"/>
-      <w:r>
-        <w:rPr>
-          <w:color w:val="404040"/>
-          <w:sz w:val="24"/>
-        </w:rPr>
-        <w:t>current status</w:t>
-      </w:r>
-      <w:proofErr w:type="gramEnd"/>
-      <w:r>
-        <w:rPr>
-          <w:color w:val="404040"/>
-          <w:sz w:val="24"/>
-        </w:rPr>
-        <w:t xml:space="preserve"> (resolved / in progress).</w:t>
+        <w:t>far (technical or organizational) and its current status (resolved / in progress).</w:t>
       </w:r>
     </w:p>
     <w:p>
@@ -11376,7 +11371,7 @@
           </mc:Choice>
           <mc:Fallback>
             <w:pict>
-              <v:shape w14:anchorId="31146A64" id="Graphic 32" o:spid="_x0000_s1026" style="position:absolute;left:0;text-align:left;margin-left:154.8pt;margin-top:15.7pt;width:421.2pt;height:.7pt;z-index:-15718400;visibility:visible;mso-wrap-style:square;mso-wrap-distance-left:0;mso-wrap-distance-top:0;mso-wrap-distance-right:0;mso-wrap-distance-bottom:0;mso-position-horizontal:absolute;mso-position-horizontal-relative:page;mso-position-vertical:absolute;mso-position-vertical-relative:text;v-text-anchor:top" coordsize="5349240,8890" o:gfxdata="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" path="m5349240,l,,,8889r5349240,l5349240,xe" fillcolor="#404040" stroked="f">
+              <v:shape w14:anchorId="6A7B64F7" id="Graphic 32" o:spid="_x0000_s1026" style="position:absolute;left:0;text-align:left;margin-left:154.8pt;margin-top:15.7pt;width:421.2pt;height:.7pt;z-index:-15718400;visibility:visible;mso-wrap-style:square;mso-wrap-distance-left:0;mso-wrap-distance-top:0;mso-wrap-distance-right:0;mso-wrap-distance-bottom:0;mso-position-horizontal:absolute;mso-position-horizontal-relative:page;mso-position-vertical:absolute;mso-position-vertical-relative:text;v-text-anchor:top" coordsize="5349240,8890" o:gfxdata="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" path="m5349240,l,,,8889r5349240,l5349240,xe" fillcolor="#404040" stroked="f">
                 <v:path arrowok="t"/>
                 <w10:wrap type="topAndBottom" anchorx="page"/>
               </v:shape>
@@ -11414,6 +11409,7 @@
           <w:noProof/>
           <w:sz w:val="36"/>
         </w:rPr>
+        <w:lastRenderedPageBreak/>
         <mc:AlternateContent>
           <mc:Choice Requires="wps">
             <w:drawing>
@@ -11488,7 +11484,7 @@
           </mc:Choice>
           <mc:Fallback>
             <w:pict>
-              <v:shape w14:anchorId="07F9B13D" id="Graphic 33" o:spid="_x0000_s1026" style="position:absolute;left:0;text-align:left;margin-left:36pt;margin-top:40pt;width:104.45pt;height:4.35pt;z-index:15740416;visibility:visible;mso-wrap-style:square;mso-wrap-distance-left:0;mso-wrap-distance-top:0;mso-wrap-distance-right:0;mso-wrap-distance-bottom:0;mso-position-horizontal:absolute;mso-position-horizontal-relative:page;mso-position-vertical:absolute;mso-position-vertical-relative:text;v-text-anchor:top" coordsize="1326515,55244" o:gfxdata="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" path="m1326134,l,,,54864r1326134,l1326134,xe" fillcolor="black" stroked="f">
+              <v:shape w14:anchorId="2EF89FC3" id="Graphic 33" o:spid="_x0000_s1026" style="position:absolute;left:0;text-align:left;margin-left:36pt;margin-top:40pt;width:104.45pt;height:4.35pt;z-index:15740416;visibility:visible;mso-wrap-style:square;mso-wrap-distance-left:0;mso-wrap-distance-top:0;mso-wrap-distance-right:0;mso-wrap-distance-bottom:0;mso-position-horizontal:absolute;mso-position-horizontal-relative:page;mso-position-vertical:absolute;mso-position-vertical-relative:text;v-text-anchor:top" coordsize="1326515,55244" o:gfxdata="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" path="m1326134,l,,,54864r1326134,l1326134,xe" fillcolor="black" stroked="f">
                 <v:path arrowok="t"/>
                 <w10:wrap anchorx="page"/>
               </v:shape>
@@ -11683,7 +11679,7 @@
           </mc:Choice>
           <mc:Fallback>
             <w:pict>
-              <v:shape w14:anchorId="612E76A3" id="Graphic 34" o:spid="_x0000_s1026" style="position:absolute;left:0;text-align:left;margin-left:154.8pt;margin-top:15.7pt;width:421.3pt;height:4.35pt;z-index:-15867392;visibility:visible;mso-wrap-style:square;mso-wrap-distance-left:0;mso-wrap-distance-top:0;mso-wrap-distance-right:0;mso-wrap-distance-bottom:0;mso-position-horizontal:absolute;mso-position-horizontal-relative:page;mso-position-vertical:absolute;mso-position-vertical-relative:text;v-text-anchor:top" coordsize="5350510,55244" o:gfxdata="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" path="m5350128,l,,,54864r5350128,l5350128,xe" fillcolor="black" stroked="f">
+              <v:shape w14:anchorId="3450139E" id="Graphic 34" o:spid="_x0000_s1026" style="position:absolute;left:0;text-align:left;margin-left:154.8pt;margin-top:15.7pt;width:421.3pt;height:4.35pt;z-index:-15867392;visibility:visible;mso-wrap-style:square;mso-wrap-distance-left:0;mso-wrap-distance-top:0;mso-wrap-distance-right:0;mso-wrap-distance-bottom:0;mso-position-horizontal:absolute;mso-position-horizontal-relative:page;mso-position-vertical:absolute;mso-position-vertical-relative:text;v-text-anchor:top" coordsize="5350510,55244" o:gfxdata="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" path="m5350128,l,,,54864r5350128,l5350128,xe" fillcolor="black" stroked="f">
                 <v:path arrowok="t"/>
                 <w10:wrap anchorx="page"/>
               </v:shape>
@@ -11862,7 +11858,7 @@
           </mc:Choice>
           <mc:Fallback>
             <w:pict>
-              <v:shape w14:anchorId="7E53D5C7" id="Graphic 35" o:spid="_x0000_s1026" style="position:absolute;left:0;text-align:left;margin-left:153.4pt;margin-top:33.45pt;width:424.15pt;height:1pt;z-index:-15717888;visibility:visible;mso-wrap-style:square;mso-wrap-distance-left:0;mso-wrap-distance-top:0;mso-wrap-distance-right:0;mso-wrap-distance-bottom:0;mso-position-horizontal:absolute;mso-position-horizontal-relative:page;mso-position-vertical:absolute;mso-position-vertical-relative:text;v-text-anchor:top" coordsize="5386705,12700" o:gfxdata="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" path="m5386705,l,,,12192r5386705,l5386705,xe" fillcolor="black" stroked="f">
+              <v:shape w14:anchorId="53198B6E" id="Graphic 35" o:spid="_x0000_s1026" style="position:absolute;left:0;text-align:left;margin-left:153.4pt;margin-top:33.45pt;width:424.15pt;height:1pt;z-index:-15717888;visibility:visible;mso-wrap-style:square;mso-wrap-distance-left:0;mso-wrap-distance-top:0;mso-wrap-distance-right:0;mso-wrap-distance-bottom:0;mso-position-horizontal:absolute;mso-position-horizontal-relative:page;mso-position-vertical:absolute;mso-position-vertical-relative:text;v-text-anchor:top" coordsize="5386705,12700" o:gfxdata="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" path="m5386705,l,,,12192r5386705,l5386705,xe" fillcolor="black" stroked="f">
                 <v:path arrowok="t"/>
                 <w10:wrap type="topAndBottom" anchorx="page"/>
               </v:shape>
@@ -13233,14 +13229,7 @@
         <w:rPr>
           <w:color w:val="404040"/>
         </w:rPr>
-        <w:t xml:space="preserve">Students must not write their report elsewhere and paste the final </w:t>
-      </w:r>
-      <w:proofErr w:type="gramStart"/>
-      <w:r>
-        <w:rPr>
-          <w:color w:val="404040"/>
-        </w:rPr>
-        <w:t>version</w:t>
+        <w:t>Students must not write their report elsewhere and paste the final version</w:t>
       </w:r>
       <w:r>
         <w:rPr>
@@ -13255,7 +13244,6 @@
         </w:rPr>
         <w:t>in</w:t>
       </w:r>
-      <w:proofErr w:type="gramEnd"/>
       <w:r>
         <w:rPr>
           <w:color w:val="404040"/>
@@ -13617,7 +13605,7 @@
           </mc:Choice>
           <mc:Fallback>
             <w:pict>
-              <v:shape w14:anchorId="79BBF948" id="Graphic 36" o:spid="_x0000_s1026" style="position:absolute;left:0;text-align:left;margin-left:154.8pt;margin-top:18.8pt;width:421.2pt;height:.7pt;z-index:-15717376;visibility:visible;mso-wrap-style:square;mso-wrap-distance-left:0;mso-wrap-distance-top:0;mso-wrap-distance-right:0;mso-wrap-distance-bottom:0;mso-position-horizontal:absolute;mso-position-horizontal-relative:page;mso-position-vertical:absolute;mso-position-vertical-relative:text;v-text-anchor:top" coordsize="5349240,8890" o:gfxdata="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" path="m5349240,l,,,8890r5349240,l5349240,xe" fillcolor="#404040" stroked="f">
+              <v:shape w14:anchorId="324DC1D2" id="Graphic 36" o:spid="_x0000_s1026" style="position:absolute;left:0;text-align:left;margin-left:154.8pt;margin-top:18.8pt;width:421.2pt;height:.7pt;z-index:-15717376;visibility:visible;mso-wrap-style:square;mso-wrap-distance-left:0;mso-wrap-distance-top:0;mso-wrap-distance-right:0;mso-wrap-distance-bottom:0;mso-position-horizontal:absolute;mso-position-horizontal-relative:page;mso-position-vertical:absolute;mso-position-vertical-relative:text;v-text-anchor:top" coordsize="5349240,8890" o:gfxdata="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" path="m5349240,l,,,8890r5349240,l5349240,xe" fillcolor="#404040" stroked="f">
                 <v:path arrowok="t"/>
                 <w10:wrap type="topAndBottom" anchorx="page"/>
               </v:shape>
@@ -13660,6 +13648,7 @@
           <w:noProof/>
           <w:sz w:val="36"/>
         </w:rPr>
+        <w:lastRenderedPageBreak/>
         <mc:AlternateContent>
           <mc:Choice Requires="wps">
             <w:drawing>
@@ -13734,7 +13723,7 @@
           </mc:Choice>
           <mc:Fallback>
             <w:pict>
-              <v:shape w14:anchorId="75882D24" id="Graphic 37" o:spid="_x0000_s1026" style="position:absolute;left:0;text-align:left;margin-left:36pt;margin-top:27pt;width:104.45pt;height:4.35pt;z-index:-15715840;visibility:visible;mso-wrap-style:square;mso-wrap-distance-left:0;mso-wrap-distance-top:0;mso-wrap-distance-right:0;mso-wrap-distance-bottom:0;mso-position-horizontal:absolute;mso-position-horizontal-relative:page;mso-position-vertical:absolute;mso-position-vertical-relative:text;v-text-anchor:top" coordsize="1326515,55244" o:gfxdata="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" path="m1326134,l,,,54864r1326134,l1326134,xe" fillcolor="black" stroked="f">
+              <v:shape w14:anchorId="53C5C182" id="Graphic 37" o:spid="_x0000_s1026" style="position:absolute;left:0;text-align:left;margin-left:36pt;margin-top:27pt;width:104.45pt;height:4.35pt;z-index:-15715840;visibility:visible;mso-wrap-style:square;mso-wrap-distance-left:0;mso-wrap-distance-top:0;mso-wrap-distance-right:0;mso-wrap-distance-bottom:0;mso-position-horizontal:absolute;mso-position-horizontal-relative:page;mso-position-vertical:absolute;mso-position-vertical-relative:text;v-text-anchor:top" coordsize="1326515,55244" o:gfxdata="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" path="m1326134,l,,,54864r1326134,l1326134,xe" fillcolor="black" stroked="f">
                 <v:path arrowok="t"/>
                 <w10:wrap type="topAndBottom" anchorx="page"/>
               </v:shape>
@@ -13823,7 +13812,7 @@
           </mc:Choice>
           <mc:Fallback>
             <w:pict>
-              <v:shape w14:anchorId="32A5950D" id="Graphic 38" o:spid="_x0000_s1026" style="position:absolute;left:0;text-align:left;margin-left:154.8pt;margin-top:27pt;width:421.3pt;height:4.35pt;z-index:-15715328;visibility:visible;mso-wrap-style:square;mso-wrap-distance-left:0;mso-wrap-distance-top:0;mso-wrap-distance-right:0;mso-wrap-distance-bottom:0;mso-position-horizontal:absolute;mso-position-horizontal-relative:page;mso-position-vertical:absolute;mso-position-vertical-relative:text;v-text-anchor:top" coordsize="5350510,55244" o:gfxdata="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" path="m5350128,l,,,54864r5350128,l5350128,xe" fillcolor="black" stroked="f">
+              <v:shape w14:anchorId="6A17882D" id="Graphic 38" o:spid="_x0000_s1026" style="position:absolute;left:0;text-align:left;margin-left:154.8pt;margin-top:27pt;width:421.3pt;height:4.35pt;z-index:-15715328;visibility:visible;mso-wrap-style:square;mso-wrap-distance-left:0;mso-wrap-distance-top:0;mso-wrap-distance-right:0;mso-wrap-distance-bottom:0;mso-position-horizontal:absolute;mso-position-horizontal-relative:page;mso-position-vertical:absolute;mso-position-vertical-relative:text;v-text-anchor:top" coordsize="5350510,55244" o:gfxdata="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" path="m5350128,l,,,54864r5350128,l5350128,xe" fillcolor="black" stroked="f">
                 <v:path arrowok="t"/>
                 <w10:wrap type="topAndBottom" anchorx="page"/>
               </v:shape>
@@ -13978,7 +13967,7 @@
           </mc:Choice>
           <mc:Fallback>
             <w:pict>
-              <v:shape w14:anchorId="7CBF98D4" id="Graphic 39" o:spid="_x0000_s1026" style="position:absolute;left:0;text-align:left;margin-left:153.4pt;margin-top:17.2pt;width:424.15pt;height:1pt;z-index:-15714816;visibility:visible;mso-wrap-style:square;mso-wrap-distance-left:0;mso-wrap-distance-top:0;mso-wrap-distance-right:0;mso-wrap-distance-bottom:0;mso-position-horizontal:absolute;mso-position-horizontal-relative:page;mso-position-vertical:absolute;mso-position-vertical-relative:text;v-text-anchor:top" coordsize="5386705,12700" o:gfxdata="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" path="m5386705,l,,,12191r5386705,l5386705,xe" fillcolor="black" stroked="f">
+              <v:shape w14:anchorId="18F44A42" id="Graphic 39" o:spid="_x0000_s1026" style="position:absolute;left:0;text-align:left;margin-left:153.4pt;margin-top:17.2pt;width:424.15pt;height:1pt;z-index:-15714816;visibility:visible;mso-wrap-style:square;mso-wrap-distance-left:0;mso-wrap-distance-top:0;mso-wrap-distance-right:0;mso-wrap-distance-bottom:0;mso-position-horizontal:absolute;mso-position-horizontal-relative:page;mso-position-vertical:absolute;mso-position-vertical-relative:text;v-text-anchor:top" coordsize="5386705,12700" o:gfxdata="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" path="m5386705,l,,,12191r5386705,l5386705,xe" fillcolor="black" stroked="f">
                 <v:path arrowok="t"/>
                 <w10:wrap type="topAndBottom" anchorx="page"/>
               </v:shape>
@@ -15003,6 +14992,7 @@
           <w:rFonts w:ascii="Calibri" w:hAnsi="Calibri"/>
           <w:sz w:val="24"/>
         </w:rPr>
+        <w:lastRenderedPageBreak/>
         <w:t>Install</w:t>
       </w:r>
       <w:r>
@@ -16177,7 +16167,7 @@
                     <pic:cNvPicPr/>
                   </pic:nvPicPr>
                   <pic:blipFill>
-                    <a:blip r:embed="rId14" cstate="print"/>
+                    <a:blip r:embed="rId15" cstate="print"/>
                     <a:stretch>
                       <a:fillRect/>
                     </a:stretch>
@@ -16226,6 +16216,7 @@
           <w:noProof/>
           <w:sz w:val="20"/>
         </w:rPr>
+        <w:lastRenderedPageBreak/>
         <w:drawing>
           <wp:inline distT="0" distB="0" distL="0" distR="0" wp14:anchorId="3500E897" wp14:editId="7EE7BF52">
             <wp:extent cx="5347659" cy="2994660"/>
@@ -16242,7 +16233,7 @@
                     <pic:cNvPicPr/>
                   </pic:nvPicPr>
                   <pic:blipFill>
-                    <a:blip r:embed="rId15" cstate="print"/>
+                    <a:blip r:embed="rId16" cstate="print"/>
                     <a:stretch>
                       <a:fillRect/>
                     </a:stretch>
@@ -16302,7 +16293,7 @@
                     <pic:cNvPicPr/>
                   </pic:nvPicPr>
                   <pic:blipFill>
-                    <a:blip r:embed="rId16" cstate="print"/>
+                    <a:blip r:embed="rId17" cstate="print"/>
                     <a:stretch>
                       <a:fillRect/>
                     </a:stretch>
@@ -16351,6 +16342,7 @@
           <w:noProof/>
           <w:sz w:val="20"/>
         </w:rPr>
+        <w:lastRenderedPageBreak/>
         <w:drawing>
           <wp:inline distT="0" distB="0" distL="0" distR="0" wp14:anchorId="1D1DDFD3" wp14:editId="1E206E4E">
             <wp:extent cx="5347659" cy="2994660"/>
@@ -16367,7 +16359,7 @@
                     <pic:cNvPicPr/>
                   </pic:nvPicPr>
                   <pic:blipFill>
-                    <a:blip r:embed="rId17" cstate="print"/>
+                    <a:blip r:embed="rId18" cstate="print"/>
                     <a:stretch>
                       <a:fillRect/>
                     </a:stretch>
@@ -16436,7 +16428,7 @@
                     <pic:cNvPicPr/>
                   </pic:nvPicPr>
                   <pic:blipFill>
-                    <a:blip r:embed="rId18" cstate="print"/>
+                    <a:blip r:embed="rId19" cstate="print"/>
                     <a:stretch>
                       <a:fillRect/>
                     </a:stretch>
@@ -16457,6 +16449,1032 @@
         </w:drawing>
       </w:r>
     </w:p>
+    <w:p/>
+    <w:p>
+      <w:pPr>
+        <w:pStyle w:val="a4"/>
+        <w:widowControl/>
+        <w:numPr>
+          <w:ilvl w:val="0"/>
+          <w:numId w:val="8"/>
+        </w:numPr>
+        <w:autoSpaceDE/>
+        <w:autoSpaceDN/>
+        <w:spacing w:after="160" w:line="278" w:lineRule="auto"/>
+        <w:ind w:left="1440"/>
+        <w:contextualSpacing/>
+        <w:jc w:val="lowKashida"/>
+        <w:rPr>
+          <w:rFonts w:asciiTheme="minorHAnsi" w:hAnsiTheme="minorHAnsi" w:cstheme="minorHAnsi"/>
+          <w:sz w:val="24"/>
+          <w:szCs w:val="24"/>
+        </w:rPr>
+      </w:pPr>
+      <w:r>
+        <w:rPr>
+          <w:rFonts w:asciiTheme="minorHAnsi" w:hAnsiTheme="minorHAnsi" w:cstheme="minorHAnsi"/>
+          <w:sz w:val="24"/>
+          <w:szCs w:val="24"/>
+        </w:rPr>
+        <w:t>Assign IP addresses to all PCs.</w:t>
+      </w:r>
+    </w:p>
+    <w:p>
+      <w:pPr>
+        <w:pStyle w:val="a4"/>
+        <w:widowControl/>
+        <w:numPr>
+          <w:ilvl w:val="0"/>
+          <w:numId w:val="8"/>
+        </w:numPr>
+        <w:autoSpaceDE/>
+        <w:autoSpaceDN/>
+        <w:spacing w:after="160" w:line="278" w:lineRule="auto"/>
+        <w:ind w:left="1440"/>
+        <w:contextualSpacing/>
+        <w:jc w:val="lowKashida"/>
+        <w:rPr>
+          <w:rFonts w:asciiTheme="minorHAnsi" w:hAnsiTheme="minorHAnsi" w:cstheme="minorHAnsi"/>
+          <w:sz w:val="24"/>
+          <w:szCs w:val="24"/>
+        </w:rPr>
+      </w:pPr>
+      <w:r>
+        <w:rPr>
+          <w:rFonts w:asciiTheme="minorHAnsi" w:hAnsiTheme="minorHAnsi" w:cstheme="minorHAnsi"/>
+          <w:sz w:val="24"/>
+          <w:szCs w:val="24"/>
+        </w:rPr>
+        <w:t>Configure subnet masks.</w:t>
+      </w:r>
+    </w:p>
+    <w:p>
+      <w:pPr>
+        <w:pStyle w:val="a4"/>
+        <w:widowControl/>
+        <w:numPr>
+          <w:ilvl w:val="0"/>
+          <w:numId w:val="8"/>
+        </w:numPr>
+        <w:autoSpaceDE/>
+        <w:autoSpaceDN/>
+        <w:spacing w:after="160" w:line="278" w:lineRule="auto"/>
+        <w:ind w:left="1440"/>
+        <w:contextualSpacing/>
+        <w:jc w:val="lowKashida"/>
+        <w:rPr>
+          <w:rFonts w:asciiTheme="minorHAnsi" w:hAnsiTheme="minorHAnsi" w:cstheme="minorHAnsi"/>
+          <w:sz w:val="24"/>
+          <w:szCs w:val="24"/>
+        </w:rPr>
+      </w:pPr>
+      <w:r>
+        <w:rPr>
+          <w:rFonts w:asciiTheme="minorHAnsi" w:hAnsiTheme="minorHAnsi" w:cstheme="minorHAnsi"/>
+          <w:sz w:val="24"/>
+          <w:szCs w:val="24"/>
+        </w:rPr>
+        <w:t>Configure default gateways for every LAN.</w:t>
+      </w:r>
+    </w:p>
+    <w:p>
+      <w:pPr>
+        <w:pStyle w:val="a4"/>
+        <w:widowControl/>
+        <w:numPr>
+          <w:ilvl w:val="0"/>
+          <w:numId w:val="8"/>
+        </w:numPr>
+        <w:autoSpaceDE/>
+        <w:autoSpaceDN/>
+        <w:spacing w:after="160" w:line="278" w:lineRule="auto"/>
+        <w:ind w:left="1440"/>
+        <w:contextualSpacing/>
+        <w:jc w:val="lowKashida"/>
+        <w:rPr>
+          <w:rFonts w:asciiTheme="minorHAnsi" w:hAnsiTheme="minorHAnsi" w:cstheme="minorHAnsi"/>
+          <w:sz w:val="24"/>
+          <w:szCs w:val="24"/>
+        </w:rPr>
+      </w:pPr>
+      <w:r>
+        <w:rPr>
+          <w:rFonts w:asciiTheme="minorHAnsi" w:hAnsiTheme="minorHAnsi" w:cstheme="minorHAnsi"/>
+          <w:sz w:val="24"/>
+          <w:szCs w:val="24"/>
+        </w:rPr>
+        <w:t>Configure Router 1 interfaces:</w:t>
+      </w:r>
+    </w:p>
+    <w:p>
+      <w:pPr>
+        <w:widowControl/>
+        <w:numPr>
+          <w:ilvl w:val="0"/>
+          <w:numId w:val="6"/>
+        </w:numPr>
+        <w:tabs>
+          <w:tab w:val="clear" w:pos="1080"/>
+          <w:tab w:val="num" w:pos="2160"/>
+        </w:tabs>
+        <w:autoSpaceDE/>
+        <w:autoSpaceDN/>
+        <w:spacing w:after="160" w:line="278" w:lineRule="auto"/>
+        <w:ind w:left="2160"/>
+        <w:jc w:val="lowKashida"/>
+        <w:rPr>
+          <w:rFonts w:asciiTheme="minorHAnsi" w:hAnsiTheme="minorHAnsi" w:cstheme="minorHAnsi"/>
+          <w:sz w:val="24"/>
+          <w:szCs w:val="24"/>
+        </w:rPr>
+      </w:pPr>
+      <w:r>
+        <w:rPr>
+          <w:rFonts w:asciiTheme="minorHAnsi" w:hAnsiTheme="minorHAnsi" w:cstheme="minorHAnsi"/>
+          <w:sz w:val="24"/>
+          <w:szCs w:val="24"/>
+        </w:rPr>
+        <w:t>LAN 1 Interface (172.16.10.1/24)</w:t>
+      </w:r>
+    </w:p>
+    <w:p>
+      <w:pPr>
+        <w:widowControl/>
+        <w:numPr>
+          <w:ilvl w:val="0"/>
+          <w:numId w:val="6"/>
+        </w:numPr>
+        <w:tabs>
+          <w:tab w:val="clear" w:pos="1080"/>
+          <w:tab w:val="num" w:pos="2160"/>
+        </w:tabs>
+        <w:autoSpaceDE/>
+        <w:autoSpaceDN/>
+        <w:spacing w:after="160" w:line="278" w:lineRule="auto"/>
+        <w:ind w:left="2160"/>
+        <w:jc w:val="lowKashida"/>
+        <w:rPr>
+          <w:rFonts w:asciiTheme="minorHAnsi" w:hAnsiTheme="minorHAnsi" w:cstheme="minorHAnsi"/>
+          <w:sz w:val="24"/>
+          <w:szCs w:val="24"/>
+        </w:rPr>
+      </w:pPr>
+      <w:r>
+        <w:rPr>
+          <w:rFonts w:asciiTheme="minorHAnsi" w:hAnsiTheme="minorHAnsi" w:cstheme="minorHAnsi"/>
+          <w:sz w:val="24"/>
+          <w:szCs w:val="24"/>
+        </w:rPr>
+        <w:t>LAN 2 Interface (172.16.20.1/24)</w:t>
+      </w:r>
+    </w:p>
+    <w:p>
+      <w:pPr>
+        <w:widowControl/>
+        <w:numPr>
+          <w:ilvl w:val="0"/>
+          <w:numId w:val="6"/>
+        </w:numPr>
+        <w:tabs>
+          <w:tab w:val="clear" w:pos="1080"/>
+          <w:tab w:val="num" w:pos="2160"/>
+        </w:tabs>
+        <w:autoSpaceDE/>
+        <w:autoSpaceDN/>
+        <w:spacing w:after="160" w:line="278" w:lineRule="auto"/>
+        <w:ind w:left="2160"/>
+        <w:jc w:val="lowKashida"/>
+        <w:rPr>
+          <w:rFonts w:asciiTheme="minorHAnsi" w:hAnsiTheme="minorHAnsi" w:cstheme="minorHAnsi"/>
+          <w:sz w:val="24"/>
+          <w:szCs w:val="24"/>
+        </w:rPr>
+      </w:pPr>
+      <w:r>
+        <w:rPr>
+          <w:rFonts w:asciiTheme="minorHAnsi" w:hAnsiTheme="minorHAnsi" w:cstheme="minorHAnsi"/>
+          <w:sz w:val="24"/>
+          <w:szCs w:val="24"/>
+        </w:rPr>
+        <w:t>Serial Interface (10.10.10.1/30)</w:t>
+      </w:r>
+    </w:p>
+    <w:p>
+      <w:pPr>
+        <w:pStyle w:val="a4"/>
+        <w:widowControl/>
+        <w:numPr>
+          <w:ilvl w:val="0"/>
+          <w:numId w:val="7"/>
+        </w:numPr>
+        <w:tabs>
+          <w:tab w:val="clear" w:pos="360"/>
+          <w:tab w:val="num" w:pos="1440"/>
+        </w:tabs>
+        <w:autoSpaceDE/>
+        <w:autoSpaceDN/>
+        <w:spacing w:after="160" w:line="278" w:lineRule="auto"/>
+        <w:ind w:left="1440"/>
+        <w:contextualSpacing/>
+        <w:jc w:val="lowKashida"/>
+        <w:rPr>
+          <w:rFonts w:asciiTheme="minorHAnsi" w:hAnsiTheme="minorHAnsi" w:cstheme="minorHAnsi"/>
+          <w:sz w:val="24"/>
+          <w:szCs w:val="24"/>
+        </w:rPr>
+      </w:pPr>
+      <w:r>
+        <w:rPr>
+          <w:rFonts w:asciiTheme="minorHAnsi" w:hAnsiTheme="minorHAnsi" w:cstheme="minorHAnsi"/>
+          <w:sz w:val="24"/>
+          <w:szCs w:val="24"/>
+        </w:rPr>
+        <w:t>Configure Router 2 interfaces:</w:t>
+      </w:r>
+    </w:p>
+    <w:p>
+      <w:pPr>
+        <w:widowControl/>
+        <w:numPr>
+          <w:ilvl w:val="1"/>
+          <w:numId w:val="7"/>
+        </w:numPr>
+        <w:tabs>
+          <w:tab w:val="clear" w:pos="1080"/>
+          <w:tab w:val="num" w:pos="2160"/>
+        </w:tabs>
+        <w:autoSpaceDE/>
+        <w:autoSpaceDN/>
+        <w:spacing w:after="160" w:line="278" w:lineRule="auto"/>
+        <w:ind w:left="2160"/>
+        <w:jc w:val="lowKashida"/>
+        <w:rPr>
+          <w:rFonts w:asciiTheme="minorHAnsi" w:hAnsiTheme="minorHAnsi" w:cstheme="minorHAnsi"/>
+          <w:sz w:val="24"/>
+          <w:szCs w:val="24"/>
+        </w:rPr>
+      </w:pPr>
+      <w:r>
+        <w:rPr>
+          <w:rFonts w:asciiTheme="minorHAnsi" w:hAnsiTheme="minorHAnsi" w:cstheme="minorHAnsi"/>
+          <w:sz w:val="24"/>
+          <w:szCs w:val="24"/>
+        </w:rPr>
+        <w:lastRenderedPageBreak/>
+        <w:t>LAN 3 Interface (172.16.30.1/24)</w:t>
+      </w:r>
+    </w:p>
+    <w:p>
+      <w:pPr>
+        <w:widowControl/>
+        <w:numPr>
+          <w:ilvl w:val="1"/>
+          <w:numId w:val="7"/>
+        </w:numPr>
+        <w:tabs>
+          <w:tab w:val="clear" w:pos="1080"/>
+          <w:tab w:val="num" w:pos="2160"/>
+        </w:tabs>
+        <w:autoSpaceDE/>
+        <w:autoSpaceDN/>
+        <w:spacing w:after="160" w:line="278" w:lineRule="auto"/>
+        <w:ind w:left="2160"/>
+        <w:jc w:val="lowKashida"/>
+        <w:rPr>
+          <w:rFonts w:asciiTheme="minorHAnsi" w:hAnsiTheme="minorHAnsi" w:cstheme="minorHAnsi"/>
+          <w:sz w:val="24"/>
+          <w:szCs w:val="24"/>
+        </w:rPr>
+      </w:pPr>
+      <w:r>
+        <w:rPr>
+          <w:rFonts w:asciiTheme="minorHAnsi" w:hAnsiTheme="minorHAnsi" w:cstheme="minorHAnsi"/>
+          <w:sz w:val="24"/>
+          <w:szCs w:val="24"/>
+        </w:rPr>
+        <w:t>LAN 4 Interface (172.16.40.1/24)</w:t>
+      </w:r>
+    </w:p>
+    <w:p>
+      <w:pPr>
+        <w:widowControl/>
+        <w:numPr>
+          <w:ilvl w:val="1"/>
+          <w:numId w:val="7"/>
+        </w:numPr>
+        <w:tabs>
+          <w:tab w:val="clear" w:pos="1080"/>
+          <w:tab w:val="num" w:pos="2160"/>
+        </w:tabs>
+        <w:autoSpaceDE/>
+        <w:autoSpaceDN/>
+        <w:spacing w:after="160" w:line="278" w:lineRule="auto"/>
+        <w:ind w:left="2160"/>
+        <w:jc w:val="lowKashida"/>
+        <w:rPr>
+          <w:rFonts w:asciiTheme="minorHAnsi" w:hAnsiTheme="minorHAnsi" w:cstheme="minorHAnsi"/>
+          <w:sz w:val="24"/>
+          <w:szCs w:val="24"/>
+        </w:rPr>
+      </w:pPr>
+      <w:r>
+        <w:rPr>
+          <w:rFonts w:asciiTheme="minorHAnsi" w:hAnsiTheme="minorHAnsi" w:cstheme="minorHAnsi"/>
+          <w:sz w:val="24"/>
+          <w:szCs w:val="24"/>
+        </w:rPr>
+        <w:t>Serial Interface (10.10.10.2/30)</w:t>
+      </w:r>
+    </w:p>
+    <w:p>
+      <w:pPr>
+        <w:pStyle w:val="a4"/>
+        <w:widowControl/>
+        <w:numPr>
+          <w:ilvl w:val="0"/>
+          <w:numId w:val="7"/>
+        </w:numPr>
+        <w:tabs>
+          <w:tab w:val="clear" w:pos="360"/>
+          <w:tab w:val="num" w:pos="1440"/>
+        </w:tabs>
+        <w:autoSpaceDE/>
+        <w:autoSpaceDN/>
+        <w:spacing w:after="160" w:line="278" w:lineRule="auto"/>
+        <w:ind w:left="1440"/>
+        <w:contextualSpacing/>
+        <w:jc w:val="lowKashida"/>
+        <w:rPr>
+          <w:rFonts w:asciiTheme="minorHAnsi" w:hAnsiTheme="minorHAnsi" w:cstheme="minorHAnsi"/>
+          <w:sz w:val="24"/>
+          <w:szCs w:val="24"/>
+        </w:rPr>
+      </w:pPr>
+      <w:r>
+        <w:rPr>
+          <w:rFonts w:asciiTheme="minorHAnsi" w:hAnsiTheme="minorHAnsi" w:cstheme="minorHAnsi"/>
+          <w:sz w:val="24"/>
+          <w:szCs w:val="24"/>
+        </w:rPr>
+        <w:t>Verify that all interfaces are active.</w:t>
+      </w:r>
+    </w:p>
+    <w:p>
+      <w:pPr>
+        <w:pStyle w:val="a4"/>
+        <w:widowControl/>
+        <w:numPr>
+          <w:ilvl w:val="0"/>
+          <w:numId w:val="7"/>
+        </w:numPr>
+        <w:tabs>
+          <w:tab w:val="clear" w:pos="360"/>
+          <w:tab w:val="num" w:pos="1440"/>
+        </w:tabs>
+        <w:autoSpaceDE/>
+        <w:autoSpaceDN/>
+        <w:spacing w:after="160" w:line="278" w:lineRule="auto"/>
+        <w:ind w:left="1440"/>
+        <w:contextualSpacing/>
+        <w:jc w:val="lowKashida"/>
+        <w:rPr>
+          <w:rFonts w:asciiTheme="minorHAnsi" w:hAnsiTheme="minorHAnsi" w:cstheme="minorHAnsi"/>
+          <w:sz w:val="24"/>
+          <w:szCs w:val="24"/>
+        </w:rPr>
+      </w:pPr>
+      <w:r>
+        <w:rPr>
+          <w:rFonts w:asciiTheme="minorHAnsi" w:hAnsiTheme="minorHAnsi" w:cstheme="minorHAnsi"/>
+          <w:sz w:val="24"/>
+          <w:szCs w:val="24"/>
+        </w:rPr>
+        <w:t>Prepare the IP Addressing Table.</w:t>
+      </w:r>
+    </w:p>
+    <w:p>
+      <w:pPr>
+        <w:ind w:left="720"/>
+      </w:pPr>
+    </w:p>
+    <w:p>
+      <w:pPr>
+        <w:ind w:left="1080"/>
+        <w:rPr>
+          <w:rtl/>
+        </w:rPr>
+      </w:pPr>
+    </w:p>
+    <w:p>
+      <w:pPr>
+        <w:ind w:left="1080"/>
+        <w:rPr>
+          <w:rtl/>
+        </w:rPr>
+      </w:pPr>
+      <w:r>
+        <w:rPr>
+          <w:noProof/>
+        </w:rPr>
+        <w:drawing>
+          <wp:inline distT="0" distB="0" distL="0" distR="0" wp14:anchorId="4FC495FD" wp14:editId="43BAF861">
+            <wp:extent cx="5349240" cy="3009265"/>
+            <wp:effectExtent l="0" t="0" r="3810" b="635"/>
+            <wp:docPr id="182250598" name="Picture 1"/>
+            <wp:cNvGraphicFramePr>
+              <a:graphicFrameLocks xmlns:a="http://schemas.openxmlformats.org/drawingml/2006/main" noChangeAspect="1"/>
+            </wp:cNvGraphicFramePr>
+            <a:graphic xmlns:a="http://schemas.openxmlformats.org/drawingml/2006/main">
+              <a:graphicData uri="http://schemas.openxmlformats.org/drawingml/2006/picture">
+                <pic:pic xmlns:pic="http://schemas.openxmlformats.org/drawingml/2006/picture">
+                  <pic:nvPicPr>
+                    <pic:cNvPr id="182250598" name=""/>
+                    <pic:cNvPicPr/>
+                  </pic:nvPicPr>
+                  <pic:blipFill>
+                    <a:blip r:embed="rId20"/>
+                    <a:stretch>
+                      <a:fillRect/>
+                    </a:stretch>
+                  </pic:blipFill>
+                  <pic:spPr>
+                    <a:xfrm>
+                      <a:off x="0" y="0"/>
+                      <a:ext cx="5349240" cy="3009265"/>
+                    </a:xfrm>
+                    <a:prstGeom prst="rect">
+                      <a:avLst/>
+                    </a:prstGeom>
+                  </pic:spPr>
+                </pic:pic>
+              </a:graphicData>
+            </a:graphic>
+          </wp:inline>
+        </w:drawing>
+      </w:r>
+    </w:p>
+    <w:p>
+      <w:pPr>
+        <w:ind w:left="1080"/>
+        <w:rPr>
+          <w:rtl/>
+        </w:rPr>
+      </w:pPr>
+      <w:r>
+        <w:rPr>
+          <w:noProof/>
+        </w:rPr>
+        <w:drawing>
+          <wp:inline distT="0" distB="0" distL="0" distR="0" wp14:anchorId="76D78989" wp14:editId="45C446FA">
+            <wp:extent cx="5349240" cy="3009265"/>
+            <wp:effectExtent l="0" t="0" r="3810" b="635"/>
+            <wp:docPr id="1420438511" name="Picture 1"/>
+            <wp:cNvGraphicFramePr>
+              <a:graphicFrameLocks xmlns:a="http://schemas.openxmlformats.org/drawingml/2006/main" noChangeAspect="1"/>
+            </wp:cNvGraphicFramePr>
+            <a:graphic xmlns:a="http://schemas.openxmlformats.org/drawingml/2006/main">
+              <a:graphicData uri="http://schemas.openxmlformats.org/drawingml/2006/picture">
+                <pic:pic xmlns:pic="http://schemas.openxmlformats.org/drawingml/2006/picture">
+                  <pic:nvPicPr>
+                    <pic:cNvPr id="1420438511" name=""/>
+                    <pic:cNvPicPr/>
+                  </pic:nvPicPr>
+                  <pic:blipFill>
+                    <a:blip r:embed="rId21"/>
+                    <a:stretch>
+                      <a:fillRect/>
+                    </a:stretch>
+                  </pic:blipFill>
+                  <pic:spPr>
+                    <a:xfrm>
+                      <a:off x="0" y="0"/>
+                      <a:ext cx="5349240" cy="3009265"/>
+                    </a:xfrm>
+                    <a:prstGeom prst="rect">
+                      <a:avLst/>
+                    </a:prstGeom>
+                  </pic:spPr>
+                </pic:pic>
+              </a:graphicData>
+            </a:graphic>
+          </wp:inline>
+        </w:drawing>
+      </w:r>
+    </w:p>
+    <w:p>
+      <w:pPr>
+        <w:ind w:left="1080"/>
+        <w:rPr>
+          <w:rtl/>
+        </w:rPr>
+      </w:pPr>
+      <w:r>
+        <w:rPr>
+          <w:noProof/>
+        </w:rPr>
+        <w:lastRenderedPageBreak/>
+        <w:drawing>
+          <wp:inline distT="0" distB="0" distL="0" distR="0" wp14:anchorId="15E3C88E" wp14:editId="5E9199FE">
+            <wp:extent cx="5349240" cy="3009265"/>
+            <wp:effectExtent l="0" t="0" r="3810" b="635"/>
+            <wp:docPr id="1301865718" name="Picture 1"/>
+            <wp:cNvGraphicFramePr>
+              <a:graphicFrameLocks xmlns:a="http://schemas.openxmlformats.org/drawingml/2006/main" noChangeAspect="1"/>
+            </wp:cNvGraphicFramePr>
+            <a:graphic xmlns:a="http://schemas.openxmlformats.org/drawingml/2006/main">
+              <a:graphicData uri="http://schemas.openxmlformats.org/drawingml/2006/picture">
+                <pic:pic xmlns:pic="http://schemas.openxmlformats.org/drawingml/2006/picture">
+                  <pic:nvPicPr>
+                    <pic:cNvPr id="1301865718" name=""/>
+                    <pic:cNvPicPr/>
+                  </pic:nvPicPr>
+                  <pic:blipFill>
+                    <a:blip r:embed="rId22"/>
+                    <a:stretch>
+                      <a:fillRect/>
+                    </a:stretch>
+                  </pic:blipFill>
+                  <pic:spPr>
+                    <a:xfrm>
+                      <a:off x="0" y="0"/>
+                      <a:ext cx="5349240" cy="3009265"/>
+                    </a:xfrm>
+                    <a:prstGeom prst="rect">
+                      <a:avLst/>
+                    </a:prstGeom>
+                  </pic:spPr>
+                </pic:pic>
+              </a:graphicData>
+            </a:graphic>
+          </wp:inline>
+        </w:drawing>
+      </w:r>
+    </w:p>
+    <w:p>
+      <w:pPr>
+        <w:ind w:left="1080"/>
+        <w:rPr>
+          <w:rtl/>
+        </w:rPr>
+      </w:pPr>
+      <w:r>
+        <w:rPr>
+          <w:noProof/>
+        </w:rPr>
+        <w:drawing>
+          <wp:inline distT="0" distB="0" distL="0" distR="0" wp14:anchorId="12CD9E23" wp14:editId="753857AA">
+            <wp:extent cx="5349240" cy="3009265"/>
+            <wp:effectExtent l="0" t="0" r="3810" b="635"/>
+            <wp:docPr id="1331640720" name="Picture 1"/>
+            <wp:cNvGraphicFramePr>
+              <a:graphicFrameLocks xmlns:a="http://schemas.openxmlformats.org/drawingml/2006/main" noChangeAspect="1"/>
+            </wp:cNvGraphicFramePr>
+            <a:graphic xmlns:a="http://schemas.openxmlformats.org/drawingml/2006/main">
+              <a:graphicData uri="http://schemas.openxmlformats.org/drawingml/2006/picture">
+                <pic:pic xmlns:pic="http://schemas.openxmlformats.org/drawingml/2006/picture">
+                  <pic:nvPicPr>
+                    <pic:cNvPr id="1331640720" name=""/>
+                    <pic:cNvPicPr/>
+                  </pic:nvPicPr>
+                  <pic:blipFill>
+                    <a:blip r:embed="rId23"/>
+                    <a:stretch>
+                      <a:fillRect/>
+                    </a:stretch>
+                  </pic:blipFill>
+                  <pic:spPr>
+                    <a:xfrm>
+                      <a:off x="0" y="0"/>
+                      <a:ext cx="5349240" cy="3009265"/>
+                    </a:xfrm>
+                    <a:prstGeom prst="rect">
+                      <a:avLst/>
+                    </a:prstGeom>
+                  </pic:spPr>
+                </pic:pic>
+              </a:graphicData>
+            </a:graphic>
+          </wp:inline>
+        </w:drawing>
+      </w:r>
+    </w:p>
+    <w:p>
+      <w:pPr>
+        <w:ind w:left="1080"/>
+        <w:rPr>
+          <w:rtl/>
+        </w:rPr>
+      </w:pPr>
+      <w:r>
+        <w:rPr>
+          <w:noProof/>
+        </w:rPr>
+        <w:lastRenderedPageBreak/>
+        <w:drawing>
+          <wp:inline distT="0" distB="0" distL="0" distR="0" wp14:anchorId="0D880262" wp14:editId="35D01330">
+            <wp:extent cx="5349240" cy="3009265"/>
+            <wp:effectExtent l="0" t="0" r="3810" b="635"/>
+            <wp:docPr id="766642325" name="Picture 1"/>
+            <wp:cNvGraphicFramePr>
+              <a:graphicFrameLocks xmlns:a="http://schemas.openxmlformats.org/drawingml/2006/main" noChangeAspect="1"/>
+            </wp:cNvGraphicFramePr>
+            <a:graphic xmlns:a="http://schemas.openxmlformats.org/drawingml/2006/main">
+              <a:graphicData uri="http://schemas.openxmlformats.org/drawingml/2006/picture">
+                <pic:pic xmlns:pic="http://schemas.openxmlformats.org/drawingml/2006/picture">
+                  <pic:nvPicPr>
+                    <pic:cNvPr id="766642325" name=""/>
+                    <pic:cNvPicPr/>
+                  </pic:nvPicPr>
+                  <pic:blipFill>
+                    <a:blip r:embed="rId24"/>
+                    <a:stretch>
+                      <a:fillRect/>
+                    </a:stretch>
+                  </pic:blipFill>
+                  <pic:spPr>
+                    <a:xfrm>
+                      <a:off x="0" y="0"/>
+                      <a:ext cx="5349240" cy="3009265"/>
+                    </a:xfrm>
+                    <a:prstGeom prst="rect">
+                      <a:avLst/>
+                    </a:prstGeom>
+                  </pic:spPr>
+                </pic:pic>
+              </a:graphicData>
+            </a:graphic>
+          </wp:inline>
+        </w:drawing>
+      </w:r>
+    </w:p>
+    <w:p>
+      <w:pPr>
+        <w:ind w:left="1080"/>
+        <w:rPr>
+          <w:rtl/>
+        </w:rPr>
+      </w:pPr>
+      <w:r>
+        <w:rPr>
+          <w:noProof/>
+        </w:rPr>
+        <w:drawing>
+          <wp:inline distT="0" distB="0" distL="0" distR="0" wp14:anchorId="0A7CEB03" wp14:editId="75508C02">
+            <wp:extent cx="5349240" cy="3009265"/>
+            <wp:effectExtent l="0" t="0" r="3810" b="635"/>
+            <wp:docPr id="1784444101" name="Picture 1"/>
+            <wp:cNvGraphicFramePr>
+              <a:graphicFrameLocks xmlns:a="http://schemas.openxmlformats.org/drawingml/2006/main" noChangeAspect="1"/>
+            </wp:cNvGraphicFramePr>
+            <a:graphic xmlns:a="http://schemas.openxmlformats.org/drawingml/2006/main">
+              <a:graphicData uri="http://schemas.openxmlformats.org/drawingml/2006/picture">
+                <pic:pic xmlns:pic="http://schemas.openxmlformats.org/drawingml/2006/picture">
+                  <pic:nvPicPr>
+                    <pic:cNvPr id="1784444101" name=""/>
+                    <pic:cNvPicPr/>
+                  </pic:nvPicPr>
+                  <pic:blipFill>
+                    <a:blip r:embed="rId25"/>
+                    <a:stretch>
+                      <a:fillRect/>
+                    </a:stretch>
+                  </pic:blipFill>
+                  <pic:spPr>
+                    <a:xfrm>
+                      <a:off x="0" y="0"/>
+                      <a:ext cx="5349240" cy="3009265"/>
+                    </a:xfrm>
+                    <a:prstGeom prst="rect">
+                      <a:avLst/>
+                    </a:prstGeom>
+                  </pic:spPr>
+                </pic:pic>
+              </a:graphicData>
+            </a:graphic>
+          </wp:inline>
+        </w:drawing>
+      </w:r>
+    </w:p>
+    <w:p>
+      <w:pPr>
+        <w:ind w:left="1080"/>
+        <w:rPr>
+          <w:rtl/>
+        </w:rPr>
+      </w:pPr>
+      <w:r>
+        <w:rPr>
+          <w:noProof/>
+        </w:rPr>
+        <w:lastRenderedPageBreak/>
+        <w:drawing>
+          <wp:inline distT="0" distB="0" distL="0" distR="0" wp14:anchorId="2E18123A" wp14:editId="6C800B51">
+            <wp:extent cx="5349240" cy="3009265"/>
+            <wp:effectExtent l="0" t="0" r="3810" b="635"/>
+            <wp:docPr id="1427843224" name="Picture 1"/>
+            <wp:cNvGraphicFramePr>
+              <a:graphicFrameLocks xmlns:a="http://schemas.openxmlformats.org/drawingml/2006/main" noChangeAspect="1"/>
+            </wp:cNvGraphicFramePr>
+            <a:graphic xmlns:a="http://schemas.openxmlformats.org/drawingml/2006/main">
+              <a:graphicData uri="http://schemas.openxmlformats.org/drawingml/2006/picture">
+                <pic:pic xmlns:pic="http://schemas.openxmlformats.org/drawingml/2006/picture">
+                  <pic:nvPicPr>
+                    <pic:cNvPr id="1427843224" name=""/>
+                    <pic:cNvPicPr/>
+                  </pic:nvPicPr>
+                  <pic:blipFill>
+                    <a:blip r:embed="rId26"/>
+                    <a:stretch>
+                      <a:fillRect/>
+                    </a:stretch>
+                  </pic:blipFill>
+                  <pic:spPr>
+                    <a:xfrm>
+                      <a:off x="0" y="0"/>
+                      <a:ext cx="5349240" cy="3009265"/>
+                    </a:xfrm>
+                    <a:prstGeom prst="rect">
+                      <a:avLst/>
+                    </a:prstGeom>
+                  </pic:spPr>
+                </pic:pic>
+              </a:graphicData>
+            </a:graphic>
+          </wp:inline>
+        </w:drawing>
+      </w:r>
+    </w:p>
+    <w:p>
+      <w:pPr>
+        <w:ind w:left="1080"/>
+        <w:rPr>
+          <w:rtl/>
+        </w:rPr>
+      </w:pPr>
+      <w:r>
+        <w:rPr>
+          <w:noProof/>
+        </w:rPr>
+        <w:drawing>
+          <wp:inline distT="0" distB="0" distL="0" distR="0" wp14:anchorId="073F10E0" wp14:editId="19770AF6">
+            <wp:extent cx="5349240" cy="3009265"/>
+            <wp:effectExtent l="0" t="0" r="3810" b="635"/>
+            <wp:docPr id="1581568980" name="Picture 1"/>
+            <wp:cNvGraphicFramePr>
+              <a:graphicFrameLocks xmlns:a="http://schemas.openxmlformats.org/drawingml/2006/main" noChangeAspect="1"/>
+            </wp:cNvGraphicFramePr>
+            <a:graphic xmlns:a="http://schemas.openxmlformats.org/drawingml/2006/main">
+              <a:graphicData uri="http://schemas.openxmlformats.org/drawingml/2006/picture">
+                <pic:pic xmlns:pic="http://schemas.openxmlformats.org/drawingml/2006/picture">
+                  <pic:nvPicPr>
+                    <pic:cNvPr id="1581568980" name=""/>
+                    <pic:cNvPicPr/>
+                  </pic:nvPicPr>
+                  <pic:blipFill>
+                    <a:blip r:embed="rId27"/>
+                    <a:stretch>
+                      <a:fillRect/>
+                    </a:stretch>
+                  </pic:blipFill>
+                  <pic:spPr>
+                    <a:xfrm>
+                      <a:off x="0" y="0"/>
+                      <a:ext cx="5349240" cy="3009265"/>
+                    </a:xfrm>
+                    <a:prstGeom prst="rect">
+                      <a:avLst/>
+                    </a:prstGeom>
+                  </pic:spPr>
+                </pic:pic>
+              </a:graphicData>
+            </a:graphic>
+          </wp:inline>
+        </w:drawing>
+      </w:r>
+    </w:p>
+    <w:p>
+      <w:pPr>
+        <w:ind w:left="1080"/>
+        <w:rPr>
+          <w:rtl/>
+        </w:rPr>
+      </w:pPr>
+      <w:r>
+        <w:rPr>
+          <w:noProof/>
+        </w:rPr>
+        <w:lastRenderedPageBreak/>
+        <w:drawing>
+          <wp:inline distT="0" distB="0" distL="0" distR="0" wp14:anchorId="06EC51F1" wp14:editId="33104479">
+            <wp:extent cx="5349240" cy="3009265"/>
+            <wp:effectExtent l="0" t="0" r="3810" b="635"/>
+            <wp:docPr id="1518184922" name="Picture 1"/>
+            <wp:cNvGraphicFramePr>
+              <a:graphicFrameLocks xmlns:a="http://schemas.openxmlformats.org/drawingml/2006/main" noChangeAspect="1"/>
+            </wp:cNvGraphicFramePr>
+            <a:graphic xmlns:a="http://schemas.openxmlformats.org/drawingml/2006/main">
+              <a:graphicData uri="http://schemas.openxmlformats.org/drawingml/2006/picture">
+                <pic:pic xmlns:pic="http://schemas.openxmlformats.org/drawingml/2006/picture">
+                  <pic:nvPicPr>
+                    <pic:cNvPr id="1518184922" name=""/>
+                    <pic:cNvPicPr/>
+                  </pic:nvPicPr>
+                  <pic:blipFill>
+                    <a:blip r:embed="rId28"/>
+                    <a:stretch>
+                      <a:fillRect/>
+                    </a:stretch>
+                  </pic:blipFill>
+                  <pic:spPr>
+                    <a:xfrm>
+                      <a:off x="0" y="0"/>
+                      <a:ext cx="5349240" cy="3009265"/>
+                    </a:xfrm>
+                    <a:prstGeom prst="rect">
+                      <a:avLst/>
+                    </a:prstGeom>
+                  </pic:spPr>
+                </pic:pic>
+              </a:graphicData>
+            </a:graphic>
+          </wp:inline>
+        </w:drawing>
+      </w:r>
+    </w:p>
+    <w:p>
+      <w:pPr>
+        <w:ind w:left="1080"/>
+        <w:rPr>
+          <w:rtl/>
+        </w:rPr>
+      </w:pPr>
+      <w:r>
+        <w:rPr>
+          <w:noProof/>
+        </w:rPr>
+        <w:drawing>
+          <wp:inline distT="0" distB="0" distL="0" distR="0" wp14:anchorId="121F9919" wp14:editId="6140FDF7">
+            <wp:extent cx="5349240" cy="3009265"/>
+            <wp:effectExtent l="0" t="0" r="3810" b="635"/>
+            <wp:docPr id="1603561642" name="Picture 1"/>
+            <wp:cNvGraphicFramePr>
+              <a:graphicFrameLocks xmlns:a="http://schemas.openxmlformats.org/drawingml/2006/main" noChangeAspect="1"/>
+            </wp:cNvGraphicFramePr>
+            <a:graphic xmlns:a="http://schemas.openxmlformats.org/drawingml/2006/main">
+              <a:graphicData uri="http://schemas.openxmlformats.org/drawingml/2006/picture">
+                <pic:pic xmlns:pic="http://schemas.openxmlformats.org/drawingml/2006/picture">
+                  <pic:nvPicPr>
+                    <pic:cNvPr id="1603561642" name=""/>
+                    <pic:cNvPicPr/>
+                  </pic:nvPicPr>
+                  <pic:blipFill>
+                    <a:blip r:embed="rId29"/>
+                    <a:stretch>
+                      <a:fillRect/>
+                    </a:stretch>
+                  </pic:blipFill>
+                  <pic:spPr>
+                    <a:xfrm>
+                      <a:off x="0" y="0"/>
+                      <a:ext cx="5349240" cy="3009265"/>
+                    </a:xfrm>
+                    <a:prstGeom prst="rect">
+                      <a:avLst/>
+                    </a:prstGeom>
+                  </pic:spPr>
+                </pic:pic>
+              </a:graphicData>
+            </a:graphic>
+          </wp:inline>
+        </w:drawing>
+      </w:r>
+    </w:p>
+    <w:p>
+      <w:pPr>
+        <w:ind w:left="1080"/>
+        <w:rPr>
+          <w:rtl/>
+        </w:rPr>
+      </w:pPr>
+      <w:r>
+        <w:rPr>
+          <w:noProof/>
+        </w:rPr>
+        <w:lastRenderedPageBreak/>
+        <w:drawing>
+          <wp:inline distT="0" distB="0" distL="0" distR="0" wp14:anchorId="155BDB2D" wp14:editId="7FF41D25">
+            <wp:extent cx="5349240" cy="3009265"/>
+            <wp:effectExtent l="0" t="0" r="3810" b="635"/>
+            <wp:docPr id="444771761" name="Picture 1"/>
+            <wp:cNvGraphicFramePr>
+              <a:graphicFrameLocks xmlns:a="http://schemas.openxmlformats.org/drawingml/2006/main" noChangeAspect="1"/>
+            </wp:cNvGraphicFramePr>
+            <a:graphic xmlns:a="http://schemas.openxmlformats.org/drawingml/2006/main">
+              <a:graphicData uri="http://schemas.openxmlformats.org/drawingml/2006/picture">
+                <pic:pic xmlns:pic="http://schemas.openxmlformats.org/drawingml/2006/picture">
+                  <pic:nvPicPr>
+                    <pic:cNvPr id="444771761" name=""/>
+                    <pic:cNvPicPr/>
+                  </pic:nvPicPr>
+                  <pic:blipFill>
+                    <a:blip r:embed="rId30"/>
+                    <a:stretch>
+                      <a:fillRect/>
+                    </a:stretch>
+                  </pic:blipFill>
+                  <pic:spPr>
+                    <a:xfrm>
+                      <a:off x="0" y="0"/>
+                      <a:ext cx="5349240" cy="3009265"/>
+                    </a:xfrm>
+                    <a:prstGeom prst="rect">
+                      <a:avLst/>
+                    </a:prstGeom>
+                  </pic:spPr>
+                </pic:pic>
+              </a:graphicData>
+            </a:graphic>
+          </wp:inline>
+        </w:drawing>
+      </w:r>
+    </w:p>
+    <w:p>
+      <w:pPr>
+        <w:ind w:left="1080"/>
+        <w:rPr>
+          <w:rtl/>
+        </w:rPr>
+      </w:pPr>
+      <w:r>
+        <w:rPr>
+          <w:noProof/>
+        </w:rPr>
+        <w:drawing>
+          <wp:inline distT="0" distB="0" distL="0" distR="0" wp14:anchorId="530EFF70" wp14:editId="016A5437">
+            <wp:extent cx="5349240" cy="3009265"/>
+            <wp:effectExtent l="0" t="0" r="3810" b="635"/>
+            <wp:docPr id="1868588539" name="Picture 1"/>
+            <wp:cNvGraphicFramePr>
+              <a:graphicFrameLocks xmlns:a="http://schemas.openxmlformats.org/drawingml/2006/main" noChangeAspect="1"/>
+            </wp:cNvGraphicFramePr>
+            <a:graphic xmlns:a="http://schemas.openxmlformats.org/drawingml/2006/main">
+              <a:graphicData uri="http://schemas.openxmlformats.org/drawingml/2006/picture">
+                <pic:pic xmlns:pic="http://schemas.openxmlformats.org/drawingml/2006/picture">
+                  <pic:nvPicPr>
+                    <pic:cNvPr id="1868588539" name=""/>
+                    <pic:cNvPicPr/>
+                  </pic:nvPicPr>
+                  <pic:blipFill>
+                    <a:blip r:embed="rId31"/>
+                    <a:stretch>
+                      <a:fillRect/>
+                    </a:stretch>
+                  </pic:blipFill>
+                  <pic:spPr>
+                    <a:xfrm>
+                      <a:off x="0" y="0"/>
+                      <a:ext cx="5349240" cy="3009265"/>
+                    </a:xfrm>
+                    <a:prstGeom prst="rect">
+                      <a:avLst/>
+                    </a:prstGeom>
+                  </pic:spPr>
+                </pic:pic>
+              </a:graphicData>
+            </a:graphic>
+          </wp:inline>
+        </w:drawing>
+      </w:r>
+    </w:p>
+    <w:p>
+      <w:pPr>
+        <w:ind w:left="1080"/>
+        <w:rPr>
+          <w:rtl/>
+        </w:rPr>
+      </w:pPr>
+    </w:p>
+    <w:p/>
+    <w:p>
+      <w:pPr>
+        <w:jc w:val="both"/>
+      </w:pPr>
+    </w:p>
+    <w:p/>
+    <w:p/>
+    <w:p/>
+    <w:p/>
+    <w:p/>
+    <w:p/>
+    <w:p/>
+    <w:p/>
+    <w:p/>
+    <w:p/>
+    <w:p/>
+    <w:p/>
+    <w:p/>
+    <w:p/>
+    <w:p/>
     <w:sectPr>
       <w:pgSz w:w="12240" w:h="15840"/>
       <w:pgMar w:top="1460" w:right="360" w:bottom="280" w:left="360" w:header="720" w:footer="720" w:gutter="0"/>
@@ -16469,6 +17487,268 @@
 <file path=word/numbering.xml><?xml version="1.0" encoding="utf-8"?>
 <w:numbering xmlns:wpc="http://schemas.microsoft.com/office/word/2010/wordprocessingCanvas" xmlns:cx="http://schemas.microsoft.com/office/drawing/2014/chartex" xmlns:cx1="http://schemas.microsoft.com/office/drawing/2015/9/8/chartex" xmlns:cx2="http://schemas.microsoft.com/office/drawing/2015/10/21/chartex" xmlns:cx3="http://schemas.microsoft.com/office/drawing/2016/5/9/chartex" xmlns:cx4="http://schemas.microsoft.com/office/drawing/2016/5/10/chartex" xmlns:cx5="http://schemas.microsoft.com/office/drawing/2016/5/11/chartex" xmlns:cx6="http://schemas.microsoft.com/office/drawing/2016/5/12/chartex" xmlns:cx7="http://schemas.microsoft.com/office/drawing/2016/5/13/chartex" xmlns:cx8="http://schemas.microsoft.com/office/drawing/2016/5/14/chartex" xmlns:mc="http://schemas.openxmlformats.org/markup-compatibility/2006" xmlns:aink="http://schemas.microsoft.com/office/drawing/2016/ink" xmlns:am3d="http://schemas.microsoft.com/office/drawing/2017/model3d" xmlns:o="urn:schemas-microsoft-com:office:office" xmlns:oel="http://schemas.microsoft.com/office/2019/extlst" xmlns:r="http://schemas.openxmlformats.org/officeDocument/2006/relationships" xmlns:m="http://schemas.openxmlformats.org/officeDocument/2006/math" xmlns:v="urn:schemas-microsoft-com:vml" xmlns:wp14="http://schemas.microsoft.com/office/word/2010/wordprocessingDrawing" xmlns:wp="http://schemas.openxmlformats.org/drawingml/2006/wordprocessingDrawing" xmlns:w10="urn:schemas-microsoft-com:office:word" xmlns:w="http://schemas.openxmlformats.org/wordprocessingml/2006/main" xmlns:w14="http://schemas.microsoft.com/office/word/2010/wordml" xmlns:w15="http://schemas.microsoft.com/office/word/2012/wordml" xmlns:w16cex="http://schemas.microsoft.com/office/word/2018/wordml/cex" xmlns:w16cid="http://schemas.microsoft.com/office/word/2016/wordml/cid" xmlns:w16="http://schemas.microsoft.com/office/word/2018/wordml" xmlns:w16du="http://schemas.microsoft.com/office/word/2023/wordml/word16du" xmlns:w16sdtdh="http://schemas.microsoft.com/office/word/2020/wordml/sdtdatahash" xmlns:w16sdtfl="http://schemas.microsoft.com/office/word/2024/wordml/sdtformatlock" xmlns:w16se="http://schemas.microsoft.com/office/word/2015/wordml/symex" xmlns:wpg="http://schemas.microsoft.com/office/word/2010/wordprocessingGroup" xmlns:wpi="http://schemas.microsoft.com/office/word/2010/wordprocessingInk" xmlns:wne="http://schemas.microsoft.com/office/word/2006/wordml" xmlns:wps="http://schemas.microsoft.com/office/word/2010/wordprocessingShape" mc:Ignorable="w14 w15 w16se w16cid w16 w16cex w16sdtdh w16sdtfl w16du wp14">
   <w:abstractNum w:abstractNumId="0" w15:restartNumberingAfterBreak="0">
+    <w:nsid w:val="0C2067D2"/>
+    <w:multiLevelType w:val="multilevel"/>
+    <w:tmpl w:val="44C825FE"/>
+    <w:lvl w:ilvl="0">
+      <w:start w:val="1"/>
+      <w:numFmt w:val="bullet"/>
+      <w:lvlText w:val=""/>
+      <w:lvlJc w:val="left"/>
+      <w:pPr>
+        <w:tabs>
+          <w:tab w:val="num" w:pos="360"/>
+        </w:tabs>
+        <w:ind w:left="360" w:hanging="360"/>
+      </w:pPr>
+      <w:rPr>
+        <w:rFonts w:ascii="Symbol" w:hAnsi="Symbol" w:hint="default"/>
+        <w:sz w:val="20"/>
+      </w:rPr>
+    </w:lvl>
+    <w:lvl w:ilvl="1">
+      <w:start w:val="1"/>
+      <w:numFmt w:val="bullet"/>
+      <w:lvlText w:val="o"/>
+      <w:lvlJc w:val="left"/>
+      <w:pPr>
+        <w:tabs>
+          <w:tab w:val="num" w:pos="1080"/>
+        </w:tabs>
+        <w:ind w:left="1080" w:hanging="360"/>
+      </w:pPr>
+      <w:rPr>
+        <w:rFonts w:ascii="Courier New" w:hAnsi="Courier New" w:hint="default"/>
+        <w:sz w:val="20"/>
+      </w:rPr>
+    </w:lvl>
+    <w:lvl w:ilvl="2" w:tentative="1">
+      <w:start w:val="1"/>
+      <w:numFmt w:val="bullet"/>
+      <w:lvlText w:val=""/>
+      <w:lvlJc w:val="left"/>
+      <w:pPr>
+        <w:tabs>
+          <w:tab w:val="num" w:pos="1800"/>
+        </w:tabs>
+        <w:ind w:left="1800" w:hanging="360"/>
+      </w:pPr>
+      <w:rPr>
+        <w:rFonts w:ascii="Wingdings" w:hAnsi="Wingdings" w:hint="default"/>
+        <w:sz w:val="20"/>
+      </w:rPr>
+    </w:lvl>
+    <w:lvl w:ilvl="3" w:tentative="1">
+      <w:start w:val="1"/>
+      <w:numFmt w:val="bullet"/>
+      <w:lvlText w:val=""/>
+      <w:lvlJc w:val="left"/>
+      <w:pPr>
+        <w:tabs>
+          <w:tab w:val="num" w:pos="2520"/>
+        </w:tabs>
+        <w:ind w:left="2520" w:hanging="360"/>
+      </w:pPr>
+      <w:rPr>
+        <w:rFonts w:ascii="Wingdings" w:hAnsi="Wingdings" w:hint="default"/>
+        <w:sz w:val="20"/>
+      </w:rPr>
+    </w:lvl>
+    <w:lvl w:ilvl="4" w:tentative="1">
+      <w:start w:val="1"/>
+      <w:numFmt w:val="bullet"/>
+      <w:lvlText w:val=""/>
+      <w:lvlJc w:val="left"/>
+      <w:pPr>
+        <w:tabs>
+          <w:tab w:val="num" w:pos="3240"/>
+        </w:tabs>
+        <w:ind w:left="3240" w:hanging="360"/>
+      </w:pPr>
+      <w:rPr>
+        <w:rFonts w:ascii="Wingdings" w:hAnsi="Wingdings" w:hint="default"/>
+        <w:sz w:val="20"/>
+      </w:rPr>
+    </w:lvl>
+    <w:lvl w:ilvl="5" w:tentative="1">
+      <w:start w:val="1"/>
+      <w:numFmt w:val="bullet"/>
+      <w:lvlText w:val=""/>
+      <w:lvlJc w:val="left"/>
+      <w:pPr>
+        <w:tabs>
+          <w:tab w:val="num" w:pos="3960"/>
+        </w:tabs>
+        <w:ind w:left="3960" w:hanging="360"/>
+      </w:pPr>
+      <w:rPr>
+        <w:rFonts w:ascii="Wingdings" w:hAnsi="Wingdings" w:hint="default"/>
+        <w:sz w:val="20"/>
+      </w:rPr>
+    </w:lvl>
+    <w:lvl w:ilvl="6" w:tentative="1">
+      <w:start w:val="1"/>
+      <w:numFmt w:val="bullet"/>
+      <w:lvlText w:val=""/>
+      <w:lvlJc w:val="left"/>
+      <w:pPr>
+        <w:tabs>
+          <w:tab w:val="num" w:pos="4680"/>
+        </w:tabs>
+        <w:ind w:left="4680" w:hanging="360"/>
+      </w:pPr>
+      <w:rPr>
+        <w:rFonts w:ascii="Wingdings" w:hAnsi="Wingdings" w:hint="default"/>
+        <w:sz w:val="20"/>
+      </w:rPr>
+    </w:lvl>
+    <w:lvl w:ilvl="7" w:tentative="1">
+      <w:start w:val="1"/>
+      <w:numFmt w:val="bullet"/>
+      <w:lvlText w:val=""/>
+      <w:lvlJc w:val="left"/>
+      <w:pPr>
+        <w:tabs>
+          <w:tab w:val="num" w:pos="5400"/>
+        </w:tabs>
+        <w:ind w:left="5400" w:hanging="360"/>
+      </w:pPr>
+      <w:rPr>
+        <w:rFonts w:ascii="Wingdings" w:hAnsi="Wingdings" w:hint="default"/>
+        <w:sz w:val="20"/>
+      </w:rPr>
+    </w:lvl>
+    <w:lvl w:ilvl="8" w:tentative="1">
+      <w:start w:val="1"/>
+      <w:numFmt w:val="bullet"/>
+      <w:lvlText w:val=""/>
+      <w:lvlJc w:val="left"/>
+      <w:pPr>
+        <w:tabs>
+          <w:tab w:val="num" w:pos="6120"/>
+        </w:tabs>
+        <w:ind w:left="6120" w:hanging="360"/>
+      </w:pPr>
+      <w:rPr>
+        <w:rFonts w:ascii="Wingdings" w:hAnsi="Wingdings" w:hint="default"/>
+        <w:sz w:val="20"/>
+      </w:rPr>
+    </w:lvl>
+  </w:abstractNum>
+  <w:abstractNum w:abstractNumId="1" w15:restartNumberingAfterBreak="0">
+    <w:nsid w:val="22E97B96"/>
+    <w:multiLevelType w:val="hybridMultilevel"/>
+    <w:tmpl w:val="FA485F04"/>
+    <w:lvl w:ilvl="0" w:tplc="04090001">
+      <w:start w:val="1"/>
+      <w:numFmt w:val="bullet"/>
+      <w:lvlText w:val=""/>
+      <w:lvlJc w:val="left"/>
+      <w:pPr>
+        <w:ind w:left="360" w:hanging="360"/>
+      </w:pPr>
+      <w:rPr>
+        <w:rFonts w:ascii="Symbol" w:hAnsi="Symbol" w:hint="default"/>
+      </w:rPr>
+    </w:lvl>
+    <w:lvl w:ilvl="1" w:tplc="04090003" w:tentative="1">
+      <w:start w:val="1"/>
+      <w:numFmt w:val="bullet"/>
+      <w:lvlText w:val="o"/>
+      <w:lvlJc w:val="left"/>
+      <w:pPr>
+        <w:ind w:left="1080" w:hanging="360"/>
+      </w:pPr>
+      <w:rPr>
+        <w:rFonts w:ascii="Courier New" w:hAnsi="Courier New" w:cs="Courier New" w:hint="default"/>
+      </w:rPr>
+    </w:lvl>
+    <w:lvl w:ilvl="2" w:tplc="04090005" w:tentative="1">
+      <w:start w:val="1"/>
+      <w:numFmt w:val="bullet"/>
+      <w:lvlText w:val=""/>
+      <w:lvlJc w:val="left"/>
+      <w:pPr>
+        <w:ind w:left="1800" w:hanging="360"/>
+      </w:pPr>
+      <w:rPr>
+        <w:rFonts w:ascii="Wingdings" w:hAnsi="Wingdings" w:hint="default"/>
+      </w:rPr>
+    </w:lvl>
+    <w:lvl w:ilvl="3" w:tplc="04090001" w:tentative="1">
+      <w:start w:val="1"/>
+      <w:numFmt w:val="bullet"/>
+      <w:lvlText w:val=""/>
+      <w:lvlJc w:val="left"/>
+      <w:pPr>
+        <w:ind w:left="2520" w:hanging="360"/>
+      </w:pPr>
+      <w:rPr>
+        <w:rFonts w:ascii="Symbol" w:hAnsi="Symbol" w:hint="default"/>
+      </w:rPr>
+    </w:lvl>
+    <w:lvl w:ilvl="4" w:tplc="04090003" w:tentative="1">
+      <w:start w:val="1"/>
+      <w:numFmt w:val="bullet"/>
+      <w:lvlText w:val="o"/>
+      <w:lvlJc w:val="left"/>
+      <w:pPr>
+        <w:ind w:left="3240" w:hanging="360"/>
+      </w:pPr>
+      <w:rPr>
+        <w:rFonts w:ascii="Courier New" w:hAnsi="Courier New" w:cs="Courier New" w:hint="default"/>
+      </w:rPr>
+    </w:lvl>
+    <w:lvl w:ilvl="5" w:tplc="04090005" w:tentative="1">
+      <w:start w:val="1"/>
+      <w:numFmt w:val="bullet"/>
+      <w:lvlText w:val=""/>
+      <w:lvlJc w:val="left"/>
+      <w:pPr>
+        <w:ind w:left="3960" w:hanging="360"/>
+      </w:pPr>
+      <w:rPr>
+        <w:rFonts w:ascii="Wingdings" w:hAnsi="Wingdings" w:hint="default"/>
+      </w:rPr>
+    </w:lvl>
+    <w:lvl w:ilvl="6" w:tplc="04090001" w:tentative="1">
+      <w:start w:val="1"/>
+      <w:numFmt w:val="bullet"/>
+      <w:lvlText w:val=""/>
+      <w:lvlJc w:val="left"/>
+      <w:pPr>
+        <w:ind w:left="4680" w:hanging="360"/>
+      </w:pPr>
+      <w:rPr>
+        <w:rFonts w:ascii="Symbol" w:hAnsi="Symbol" w:hint="default"/>
+      </w:rPr>
+    </w:lvl>
+    <w:lvl w:ilvl="7" w:tplc="04090003" w:tentative="1">
+      <w:start w:val="1"/>
+      <w:numFmt w:val="bullet"/>
+      <w:lvlText w:val="o"/>
+      <w:lvlJc w:val="left"/>
+      <w:pPr>
+        <w:ind w:left="5400" w:hanging="360"/>
+      </w:pPr>
+      <w:rPr>
+        <w:rFonts w:ascii="Courier New" w:hAnsi="Courier New" w:cs="Courier New" w:hint="default"/>
+      </w:rPr>
+    </w:lvl>
+    <w:lvl w:ilvl="8" w:tplc="04090005" w:tentative="1">
+      <w:start w:val="1"/>
+      <w:numFmt w:val="bullet"/>
+      <w:lvlText w:val=""/>
+      <w:lvlJc w:val="left"/>
+      <w:pPr>
+        <w:ind w:left="6120" w:hanging="360"/>
+      </w:pPr>
+      <w:rPr>
+        <w:rFonts w:ascii="Wingdings" w:hAnsi="Wingdings" w:hint="default"/>
+      </w:rPr>
+    </w:lvl>
+  </w:abstractNum>
+  <w:abstractNum w:abstractNumId="2" w15:restartNumberingAfterBreak="0">
     <w:nsid w:val="273B2E95"/>
     <w:multiLevelType w:val="hybridMultilevel"/>
     <w:tmpl w:val="8BBE9492"/>
@@ -16597,7 +17877,7 @@
       </w:rPr>
     </w:lvl>
   </w:abstractNum>
-  <w:abstractNum w:abstractNumId="1" w15:restartNumberingAfterBreak="0">
+  <w:abstractNum w:abstractNumId="3" w15:restartNumberingAfterBreak="0">
     <w:nsid w:val="42CA10E1"/>
     <w:multiLevelType w:val="hybridMultilevel"/>
     <w:tmpl w:val="7E0858D4"/>
@@ -16729,7 +18009,7 @@
       </w:rPr>
     </w:lvl>
   </w:abstractNum>
-  <w:abstractNum w:abstractNumId="2" w15:restartNumberingAfterBreak="0">
+  <w:abstractNum w:abstractNumId="4" w15:restartNumberingAfterBreak="0">
     <w:nsid w:val="46F67BC0"/>
     <w:multiLevelType w:val="hybridMultilevel"/>
     <w:tmpl w:val="91584E0A"/>
@@ -16740,7 +18020,6 @@
       <w:lvlJc w:val="left"/>
       <w:pPr>
         <w:ind w:left="1135" w:hanging="361"/>
-        <w:jc w:val="left"/>
       </w:pPr>
       <w:rPr>
         <w:rFonts w:hint="default"/>
@@ -16776,7 +18055,6 @@
       <w:lvlJc w:val="left"/>
       <w:pPr>
         <w:ind w:left="3457" w:hanging="361"/>
-        <w:jc w:val="left"/>
       </w:pPr>
       <w:rPr>
         <w:rFonts w:ascii="Times New Roman" w:eastAsia="Times New Roman" w:hAnsi="Times New Roman" w:cs="Times New Roman" w:hint="default"/>
@@ -16888,7 +18166,7 @@
       </w:rPr>
     </w:lvl>
   </w:abstractNum>
-  <w:abstractNum w:abstractNumId="3" w15:restartNumberingAfterBreak="0">
+  <w:abstractNum w:abstractNumId="5" w15:restartNumberingAfterBreak="0">
     <w:nsid w:val="4D894978"/>
     <w:multiLevelType w:val="hybridMultilevel"/>
     <w:tmpl w:val="9042A402"/>
@@ -16899,7 +18177,6 @@
       <w:lvlJc w:val="left"/>
       <w:pPr>
         <w:ind w:left="3240" w:hanging="360"/>
-        <w:jc w:val="left"/>
       </w:pPr>
       <w:rPr>
         <w:rFonts w:ascii="Times New Roman" w:eastAsia="Times New Roman" w:hAnsi="Times New Roman" w:cs="Times New Roman" w:hint="default"/>
@@ -17021,7 +18298,7 @@
       </w:rPr>
     </w:lvl>
   </w:abstractNum>
-  <w:abstractNum w:abstractNumId="4" w15:restartNumberingAfterBreak="0">
+  <w:abstractNum w:abstractNumId="6" w15:restartNumberingAfterBreak="0">
     <w:nsid w:val="7158067A"/>
     <w:multiLevelType w:val="hybridMultilevel"/>
     <w:tmpl w:val="591E6A1E"/>
@@ -17152,19 +18429,177 @@
       </w:rPr>
     </w:lvl>
   </w:abstractNum>
+  <w:abstractNum w:abstractNumId="7" w15:restartNumberingAfterBreak="0">
+    <w:nsid w:val="79B61D4D"/>
+    <w:multiLevelType w:val="multilevel"/>
+    <w:tmpl w:val="79DED4D2"/>
+    <w:lvl w:ilvl="0">
+      <w:start w:val="1"/>
+      <w:numFmt w:val="bullet"/>
+      <w:lvlText w:val=""/>
+      <w:lvlJc w:val="left"/>
+      <w:pPr>
+        <w:tabs>
+          <w:tab w:val="num" w:pos="1080"/>
+        </w:tabs>
+        <w:ind w:left="1080" w:hanging="360"/>
+      </w:pPr>
+      <w:rPr>
+        <w:rFonts w:ascii="Symbol" w:hAnsi="Symbol" w:hint="default"/>
+        <w:sz w:val="20"/>
+      </w:rPr>
+    </w:lvl>
+    <w:lvl w:ilvl="1" w:tentative="1">
+      <w:start w:val="1"/>
+      <w:numFmt w:val="bullet"/>
+      <w:lvlText w:val="o"/>
+      <w:lvlJc w:val="left"/>
+      <w:pPr>
+        <w:tabs>
+          <w:tab w:val="num" w:pos="1800"/>
+        </w:tabs>
+        <w:ind w:left="1800" w:hanging="360"/>
+      </w:pPr>
+      <w:rPr>
+        <w:rFonts w:ascii="Courier New" w:hAnsi="Courier New" w:hint="default"/>
+        <w:sz w:val="20"/>
+      </w:rPr>
+    </w:lvl>
+    <w:lvl w:ilvl="2" w:tentative="1">
+      <w:start w:val="1"/>
+      <w:numFmt w:val="bullet"/>
+      <w:lvlText w:val=""/>
+      <w:lvlJc w:val="left"/>
+      <w:pPr>
+        <w:tabs>
+          <w:tab w:val="num" w:pos="2520"/>
+        </w:tabs>
+        <w:ind w:left="2520" w:hanging="360"/>
+      </w:pPr>
+      <w:rPr>
+        <w:rFonts w:ascii="Wingdings" w:hAnsi="Wingdings" w:hint="default"/>
+        <w:sz w:val="20"/>
+      </w:rPr>
+    </w:lvl>
+    <w:lvl w:ilvl="3" w:tentative="1">
+      <w:start w:val="1"/>
+      <w:numFmt w:val="bullet"/>
+      <w:lvlText w:val=""/>
+      <w:lvlJc w:val="left"/>
+      <w:pPr>
+        <w:tabs>
+          <w:tab w:val="num" w:pos="3240"/>
+        </w:tabs>
+        <w:ind w:left="3240" w:hanging="360"/>
+      </w:pPr>
+      <w:rPr>
+        <w:rFonts w:ascii="Wingdings" w:hAnsi="Wingdings" w:hint="default"/>
+        <w:sz w:val="20"/>
+      </w:rPr>
+    </w:lvl>
+    <w:lvl w:ilvl="4" w:tentative="1">
+      <w:start w:val="1"/>
+      <w:numFmt w:val="bullet"/>
+      <w:lvlText w:val=""/>
+      <w:lvlJc w:val="left"/>
+      <w:pPr>
+        <w:tabs>
+          <w:tab w:val="num" w:pos="3960"/>
+        </w:tabs>
+        <w:ind w:left="3960" w:hanging="360"/>
+      </w:pPr>
+      <w:rPr>
+        <w:rFonts w:ascii="Wingdings" w:hAnsi="Wingdings" w:hint="default"/>
+        <w:sz w:val="20"/>
+      </w:rPr>
+    </w:lvl>
+    <w:lvl w:ilvl="5" w:tentative="1">
+      <w:start w:val="1"/>
+      <w:numFmt w:val="bullet"/>
+      <w:lvlText w:val=""/>
+      <w:lvlJc w:val="left"/>
+      <w:pPr>
+        <w:tabs>
+          <w:tab w:val="num" w:pos="4680"/>
+        </w:tabs>
+        <w:ind w:left="4680" w:hanging="360"/>
+      </w:pPr>
+      <w:rPr>
+        <w:rFonts w:ascii="Wingdings" w:hAnsi="Wingdings" w:hint="default"/>
+        <w:sz w:val="20"/>
+      </w:rPr>
+    </w:lvl>
+    <w:lvl w:ilvl="6" w:tentative="1">
+      <w:start w:val="1"/>
+      <w:numFmt w:val="bullet"/>
+      <w:lvlText w:val=""/>
+      <w:lvlJc w:val="left"/>
+      <w:pPr>
+        <w:tabs>
+          <w:tab w:val="num" w:pos="5400"/>
+        </w:tabs>
+        <w:ind w:left="5400" w:hanging="360"/>
+      </w:pPr>
+      <w:rPr>
+        <w:rFonts w:ascii="Wingdings" w:hAnsi="Wingdings" w:hint="default"/>
+        <w:sz w:val="20"/>
+      </w:rPr>
+    </w:lvl>
+    <w:lvl w:ilvl="7" w:tentative="1">
+      <w:start w:val="1"/>
+      <w:numFmt w:val="bullet"/>
+      <w:lvlText w:val=""/>
+      <w:lvlJc w:val="left"/>
+      <w:pPr>
+        <w:tabs>
+          <w:tab w:val="num" w:pos="6120"/>
+        </w:tabs>
+        <w:ind w:left="6120" w:hanging="360"/>
+      </w:pPr>
+      <w:rPr>
+        <w:rFonts w:ascii="Wingdings" w:hAnsi="Wingdings" w:hint="default"/>
+        <w:sz w:val="20"/>
+      </w:rPr>
+    </w:lvl>
+    <w:lvl w:ilvl="8" w:tentative="1">
+      <w:start w:val="1"/>
+      <w:numFmt w:val="bullet"/>
+      <w:lvlText w:val=""/>
+      <w:lvlJc w:val="left"/>
+      <w:pPr>
+        <w:tabs>
+          <w:tab w:val="num" w:pos="6840"/>
+        </w:tabs>
+        <w:ind w:left="6840" w:hanging="360"/>
+      </w:pPr>
+      <w:rPr>
+        <w:rFonts w:ascii="Wingdings" w:hAnsi="Wingdings" w:hint="default"/>
+        <w:sz w:val="20"/>
+      </w:rPr>
+    </w:lvl>
+  </w:abstractNum>
   <w:num w:numId="1" w16cid:durableId="7677102">
+    <w:abstractNumId w:val="2"/>
+  </w:num>
+  <w:num w:numId="2" w16cid:durableId="307133787">
+    <w:abstractNumId w:val="6"/>
+  </w:num>
+  <w:num w:numId="3" w16cid:durableId="1820069567">
+    <w:abstractNumId w:val="5"/>
+  </w:num>
+  <w:num w:numId="4" w16cid:durableId="943611924">
+    <w:abstractNumId w:val="4"/>
+  </w:num>
+  <w:num w:numId="5" w16cid:durableId="1481649735">
+    <w:abstractNumId w:val="3"/>
+  </w:num>
+  <w:num w:numId="6" w16cid:durableId="291791221">
+    <w:abstractNumId w:val="7"/>
+  </w:num>
+  <w:num w:numId="7" w16cid:durableId="1788963237">
     <w:abstractNumId w:val="0"/>
   </w:num>
-  <w:num w:numId="2" w16cid:durableId="307133787">
-    <w:abstractNumId w:val="4"/>
-  </w:num>
-  <w:num w:numId="3" w16cid:durableId="1820069567">
-    <w:abstractNumId w:val="3"/>
-  </w:num>
-  <w:num w:numId="4" w16cid:durableId="943611924">
-    <w:abstractNumId w:val="2"/>
-  </w:num>
-  <w:num w:numId="5" w16cid:durableId="1481649735">
+  <w:num w:numId="8" w16cid:durableId="1376731050">
     <w:abstractNumId w:val="1"/>
   </w:num>
 </w:numbering>
@@ -17685,7 +19120,7 @@
   <w:style w:type="paragraph" w:styleId="a4">
     <w:name w:val="List Paragraph"/>
     <w:basedOn w:val="a"/>
-    <w:uiPriority w:val="1"/>
+    <w:uiPriority w:val="34"/>
     <w:qFormat/>
     <w:pPr>
       <w:ind w:left="3240" w:hanging="360"/>
@@ -17987,4 +19422,16 @@
   <a:objectDefaults/>
   <a:extraClrSchemeLst/>
 </a:theme>
+</file>
+
+<file path=customXml/item1.xml><?xml version="1.0" encoding="utf-8"?>
+<b:Sources xmlns:b="http://schemas.openxmlformats.org/officeDocument/2006/bibliography" xmlns="http://schemas.openxmlformats.org/officeDocument/2006/bibliography" SelectedStyle="\APASixthEditionOfficeOnline.xsl" StyleName="APA" Version="6"/>
+</file>
+
+<file path=customXml/itemProps1.xml><?xml version="1.0" encoding="utf-8"?>
+<ds:datastoreItem xmlns:ds="http://schemas.openxmlformats.org/officeDocument/2006/customXml" ds:itemID="{9B91A933-257F-4825-B59C-9BECF7B8436E}">
+  <ds:schemaRefs>
+    <ds:schemaRef ds:uri="http://schemas.openxmlformats.org/officeDocument/2006/bibliography"/>
+  </ds:schemaRefs>
+</ds:datastoreItem>
 </file>
--- a/Project IT351.docx
+++ b/Project IT351.docx
@@ -1,6 +1,6 @@
 
 <file path=word/document.xml><?xml version="1.0" encoding="utf-8"?>
-<w:document xmlns:wpc="http://schemas.microsoft.com/office/word/2010/wordprocessingCanvas" xmlns:cx="http://schemas.microsoft.com/office/drawing/2014/chartex" xmlns:cx1="http://schemas.microsoft.com/office/drawing/2015/9/8/chartex" xmlns:cx2="http://schemas.microsoft.com/office/drawing/2015/10/21/chartex" xmlns:cx3="http://schemas.microsoft.com/office/drawing/2016/5/9/chartex" xmlns:cx4="http://schemas.microsoft.com/office/drawing/2016/5/10/chartex" xmlns:cx5="http://schemas.microsoft.com/office/drawing/2016/5/11/chartex" xmlns:cx6="http://schemas.microsoft.com/office/drawing/2016/5/12/chartex" xmlns:cx7="http://schemas.microsoft.com/office/drawing/2016/5/13/chartex" xmlns:cx8="http://schemas.microsoft.com/office/drawing/2016/5/14/chartex" xmlns:mc="http://schemas.openxmlformats.org/markup-compatibility/2006" xmlns:aink="http://schemas.microsoft.com/office/drawing/2016/ink" xmlns:am3d="http://schemas.microsoft.com/office/drawing/2017/model3d" xmlns:o="urn:schemas-microsoft-com:office:office" xmlns:oel="http://schemas.microsoft.com/office/2019/extlst" xmlns:r="http://schemas.openxmlformats.org/officeDocument/2006/relationships" xmlns:m="http://schemas.openxmlformats.org/officeDocument/2006/math" xmlns:v="urn:schemas-microsoft-com:vml" xmlns:wp14="http://schemas.microsoft.com/office/word/2010/wordprocessingDrawing" xmlns:wp="http://schemas.openxmlformats.org/drawingml/2006/wordprocessingDrawing" xmlns:w10="urn:schemas-microsoft-com:office:word" xmlns:w="http://schemas.openxmlformats.org/wordprocessingml/2006/main" xmlns:w14="http://schemas.microsoft.com/office/word/2010/wordml" xmlns:w15="http://schemas.microsoft.com/office/word/2012/wordml" xmlns:w16cex="http://schemas.microsoft.com/office/word/2018/wordml/cex" xmlns:w16cid="http://schemas.microsoft.com/office/word/2016/wordml/cid" xmlns:w16="http://schemas.microsoft.com/office/word/2018/wordml" xmlns:w16du="http://schemas.microsoft.com/office/word/2023/wordml/word16du" xmlns:w16sdtdh="http://schemas.microsoft.com/office/word/2020/wordml/sdtdatahash" xmlns:w16sdtfl="http://schemas.microsoft.com/office/word/2024/wordml/sdtformatlock" xmlns:w16se="http://schemas.microsoft.com/office/word/2015/wordml/symex" xmlns:wpg="http://schemas.microsoft.com/office/word/2010/wordprocessingGroup" xmlns:wpi="http://schemas.microsoft.com/office/word/2010/wordprocessingInk" xmlns:wne="http://schemas.microsoft.com/office/word/2006/wordml" xmlns:wps="http://schemas.microsoft.com/office/word/2010/wordprocessingShape" mc:Ignorable="w14 w15 w16se w16cid w16 w16cex w16sdtdh w16sdtfl w16du wp14">
+<w:document xmlns:wpc="http://schemas.microsoft.com/office/word/2010/wordprocessingCanvas" xmlns:cx="http://schemas.microsoft.com/office/drawing/2014/chartex" xmlns:cx1="http://schemas.microsoft.com/office/drawing/2015/9/8/chartex" xmlns:cx2="http://schemas.microsoft.com/office/drawing/2015/10/21/chartex" xmlns:cx3="http://schemas.microsoft.com/office/drawing/2016/5/9/chartex" xmlns:cx4="http://schemas.microsoft.com/office/drawing/2016/5/10/chartex" xmlns:cx5="http://schemas.microsoft.com/office/drawing/2016/5/11/chartex" xmlns:cx6="http://schemas.microsoft.com/office/drawing/2016/5/12/chartex" xmlns:cx7="http://schemas.microsoft.com/office/drawing/2016/5/13/chartex" xmlns:cx8="http://schemas.microsoft.com/office/drawing/2016/5/14/chartex" xmlns:mc="http://schemas.openxmlformats.org/markup-compatibility/2006" xmlns:aink="http://schemas.microsoft.com/office/drawing/2016/ink" xmlns:am3d="http://schemas.microsoft.com/office/drawing/2017/model3d" xmlns:o="urn:schemas-microsoft-com:office:office" xmlns:oel="http://schemas.microsoft.com/office/2019/extlst" xmlns:r="http://schemas.openxmlformats.org/officeDocument/2006/relationships" xmlns:m="http://schemas.openxmlformats.org/officeDocument/2006/math" xmlns:v="urn:schemas-microsoft-com:vml" xmlns:wp14="http://schemas.microsoft.com/office/word/2010/wordprocessingDrawing" xmlns:wp="http://schemas.openxmlformats.org/drawingml/2006/wordprocessingDrawing" xmlns:w10="urn:schemas-microsoft-com:office:word" xmlns:w="http://schemas.openxmlformats.org/wordprocessingml/2006/main" xmlns:w14="http://schemas.microsoft.com/office/word/2010/wordml" xmlns:w15="http://schemas.microsoft.com/office/word/2012/wordml" xmlns:w16cei="http://schemas.microsoft.com/office/word/2026/wordml/cei" xmlns:w16cex="http://schemas.microsoft.com/office/word/2018/wordml/cex" xmlns:w16cid="http://schemas.microsoft.com/office/word/2016/wordml/cid" xmlns:w16="http://schemas.microsoft.com/office/word/2018/wordml" xmlns:w16du="http://schemas.microsoft.com/office/word/2023/wordml/word16du" xmlns:w16sdtdh="http://schemas.microsoft.com/office/word/2020/wordml/sdtdatahash" xmlns:w16sdtfl="http://schemas.microsoft.com/office/word/2024/wordml/sdtformatlock" xmlns:w16se="http://schemas.microsoft.com/office/word/2015/wordml/symex" xmlns:wpg="http://schemas.microsoft.com/office/word/2010/wordprocessingGroup" xmlns:wpi="http://schemas.microsoft.com/office/word/2010/wordprocessingInk" xmlns:wne="http://schemas.microsoft.com/office/word/2006/wordml" xmlns:wps="http://schemas.microsoft.com/office/word/2010/wordprocessingShape" mc:Ignorable="w14 w15 w16se w16cid w16 w16cex w16sdtdh w16sdtfl w16du wp14">
   <w:body>
     <w:p>
       <w:pPr>
@@ -160,7 +160,7 @@
     </w:p>
     <w:p>
       <w:pPr>
-        <w:pStyle w:val="a3"/>
+        <w:pStyle w:val="BodyText"/>
         <w:spacing w:before="165"/>
         <w:rPr>
           <w:rFonts w:ascii="Arial"/>
@@ -251,7 +251,7 @@
           </mc:Choice>
           <mc:Fallback>
             <w:pict>
-              <v:shape w14:anchorId="1C93508D" id="Graphic 2" o:spid="_x0000_s1026" style="position:absolute;left:0;text-align:left;margin-left:46.45pt;margin-top:20.95pt;width:533.4pt;height:3pt;z-index:-15728640;visibility:visible;mso-wrap-style:square;mso-wrap-distance-left:0;mso-wrap-distance-top:0;mso-wrap-distance-right:0;mso-wrap-distance-bottom:0;mso-position-horizontal:absolute;mso-position-horizontal-relative:page;mso-position-vertical:absolute;mso-position-vertical-relative:text;v-text-anchor:top" coordsize="6774180,38100" o:gfxdata="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" path="m6774179,l,,,38100r6774179,l6774179,xe" fillcolor="#ee4622" stroked="f">
+              <v:shape w14:anchorId="5D12A60D" id="Graphic 2" o:spid="_x0000_s1026" style="position:absolute;margin-left:46.45pt;margin-top:20.95pt;width:533.4pt;height:3pt;z-index:-15728640;visibility:visible;mso-wrap-style:square;mso-wrap-distance-left:0;mso-wrap-distance-top:0;mso-wrap-distance-right:0;mso-wrap-distance-bottom:0;mso-position-horizontal:absolute;mso-position-horizontal-relative:page;mso-position-vertical:absolute;mso-position-vertical-relative:text;v-text-anchor:top" coordsize="6774180,38100" o:gfxdata="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" path="m6774179,l,,,38100r6774179,l6774179,xe" fillcolor="#ee4622" stroked="f">
                 <v:path arrowok="t"/>
                 <w10:wrap type="topAndBottom" anchorx="page"/>
               </v:shape>
@@ -445,7 +445,7 @@
           </mc:Choice>
           <mc:Fallback>
             <w:pict>
-              <v:shape w14:anchorId="0DB2C7DB" id="Graphic 5" o:spid="_x0000_s1026" style="position:absolute;left:0;text-align:left;margin-left:46.45pt;margin-top:97.9pt;width:533.4pt;height:3pt;z-index:-15727104;visibility:visible;mso-wrap-style:square;mso-wrap-distance-left:0;mso-wrap-distance-top:0;mso-wrap-distance-right:0;mso-wrap-distance-bottom:0;mso-position-horizontal:absolute;mso-position-horizontal-relative:page;mso-position-vertical:absolute;mso-position-vertical-relative:text;v-text-anchor:top" coordsize="6774180,38100" o:gfxdata="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" path="m6774179,l,,,38100r6774179,l6774179,xe" fillcolor="#ee4622" stroked="f">
+              <v:shape w14:anchorId="3573C54C" id="Graphic 5" o:spid="_x0000_s1026" style="position:absolute;margin-left:46.45pt;margin-top:97.9pt;width:533.4pt;height:3pt;z-index:-15727104;visibility:visible;mso-wrap-style:square;mso-wrap-distance-left:0;mso-wrap-distance-top:0;mso-wrap-distance-right:0;mso-wrap-distance-bottom:0;mso-position-horizontal:absolute;mso-position-horizontal-relative:page;mso-position-vertical:absolute;mso-position-vertical-relative:text;v-text-anchor:top" coordsize="6774180,38100" o:gfxdata="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" path="m6774179,l,,,38100r6774179,l6774179,xe" fillcolor="#ee4622" stroked="f">
                 <v:path arrowok="t"/>
                 <w10:wrap type="topAndBottom" anchorx="page"/>
               </v:shape>
@@ -842,7 +842,7 @@
     </w:p>
     <w:p>
       <w:pPr>
-        <w:pStyle w:val="a3"/>
+        <w:pStyle w:val="BodyText"/>
         <w:spacing w:before="3"/>
         <w:rPr>
           <w:rFonts w:ascii="Arial"/>
@@ -854,7 +854,7 @@
     </w:p>
     <w:p>
       <w:pPr>
-        <w:pStyle w:val="a3"/>
+        <w:pStyle w:val="BodyText"/>
         <w:spacing w:before="8"/>
         <w:rPr>
           <w:rFonts w:ascii="Arial"/>
@@ -866,7 +866,7 @@
     </w:p>
     <w:p>
       <w:pPr>
-        <w:pStyle w:val="a3"/>
+        <w:pStyle w:val="BodyText"/>
         <w:spacing w:before="135"/>
         <w:rPr>
           <w:rFonts w:ascii="Arial"/>
@@ -878,7 +878,7 @@
     </w:p>
     <w:p>
       <w:pPr>
-        <w:pStyle w:val="a3"/>
+        <w:pStyle w:val="BodyText"/>
         <w:spacing w:before="6"/>
         <w:rPr>
           <w:rFonts w:ascii="Arial"/>
@@ -970,7 +970,7 @@
     </w:p>
     <w:p>
       <w:pPr>
-        <w:pStyle w:val="a3"/>
+        <w:pStyle w:val="BodyText"/>
         <w:spacing w:before="152"/>
         <w:rPr>
           <w:rFonts w:ascii="Arial"/>
@@ -982,7 +982,7 @@
     </w:p>
     <w:p>
       <w:pPr>
-        <w:pStyle w:val="1"/>
+        <w:pStyle w:val="Heading1"/>
         <w:tabs>
           <w:tab w:val="left" w:pos="7542"/>
         </w:tabs>
@@ -1026,7 +1026,7 @@
     </w:p>
     <w:tbl>
       <w:tblPr>
-        <w:tblStyle w:val="TableNormal"/>
+        <w:tblStyle w:val="TableNormal1"/>
         <w:tblW w:w="0" w:type="auto"/>
         <w:tblInd w:w="377" w:type="dxa"/>
         <w:tblBorders>
@@ -1088,7 +1088,6 @@
               </w:rPr>
               <w:t xml:space="preserve"> </w:t>
             </w:r>
-            <w:proofErr w:type="spellStart"/>
             <w:r>
               <w:rPr>
                 <w:b/>
@@ -1098,7 +1097,6 @@
               </w:rPr>
               <w:t>Maha</w:t>
             </w:r>
-            <w:proofErr w:type="spellEnd"/>
             <w:r>
               <w:rPr>
                 <w:b/>
@@ -1109,7 +1107,6 @@
               </w:rPr>
               <w:t xml:space="preserve"> </w:t>
             </w:r>
-            <w:proofErr w:type="spellStart"/>
             <w:r>
               <w:rPr>
                 <w:b/>
@@ -1117,17 +1114,7 @@
                 <w:sz w:val="28"/>
                 <w:lang w:val="nl-NL"/>
               </w:rPr>
-              <w:t>Alsubaie</w:t>
-            </w:r>
-            <w:proofErr w:type="spellEnd"/>
-            <w:r>
-              <w:rPr>
-                <w:b/>
-                <w:color w:val="EE4622"/>
-                <w:sz w:val="28"/>
-                <w:lang w:val="nl-NL"/>
-              </w:rPr>
-              <w:t xml:space="preserve"> </w:t>
+              <w:t xml:space="preserve">Alsubaie </w:t>
             </w:r>
             <w:r>
               <w:rPr>
@@ -1148,7 +1135,6 @@
               </w:rPr>
               <w:t xml:space="preserve"> </w:t>
             </w:r>
-            <w:proofErr w:type="spellStart"/>
             <w:r>
               <w:rPr>
                 <w:b/>
@@ -1165,29 +1151,51 @@
                 <w:sz w:val="28"/>
                 <w:lang w:val="nl-NL"/>
               </w:rPr>
-              <w:t>uri</w:t>
+              <w:t>uri Alotaibi</w:t>
             </w:r>
-            <w:proofErr w:type="spellEnd"/>
+          </w:p>
+          <w:p>
+            <w:pPr>
+              <w:pStyle w:val="TableParagraph"/>
+              <w:spacing w:line="322" w:lineRule="exact"/>
+              <w:rPr>
+                <w:b/>
+                <w:color w:val="EE4622"/>
+                <w:spacing w:val="-2"/>
+                <w:sz w:val="28"/>
+              </w:rPr>
+            </w:pPr>
+            <w:proofErr w:type="spellStart"/>
+            <w:proofErr w:type="gramStart"/>
             <w:r>
               <w:rPr>
                 <w:b/>
                 <w:color w:val="EE4622"/>
+                <w:spacing w:val="-2"/>
                 <w:sz w:val="28"/>
-                <w:lang w:val="nl-NL"/>
               </w:rPr>
-              <w:t xml:space="preserve"> </w:t>
+              <w:t>Name:</w:t>
             </w:r>
-            <w:proofErr w:type="spellStart"/>
             <w:r>
               <w:rPr>
                 <w:b/>
                 <w:color w:val="EE4622"/>
+                <w:spacing w:val="-2"/>
                 <w:sz w:val="28"/>
-                <w:lang w:val="nl-NL"/>
               </w:rPr>
-              <w:t>Alotaibi</w:t>
+              <w:t>Mona</w:t>
             </w:r>
             <w:proofErr w:type="spellEnd"/>
+            <w:proofErr w:type="gramEnd"/>
+            <w:r>
+              <w:rPr>
+                <w:b/>
+                <w:color w:val="EE4622"/>
+                <w:spacing w:val="-2"/>
+                <w:sz w:val="28"/>
+              </w:rPr>
+              <w:t xml:space="preserve"> Saleh</w:t>
+            </w:r>
           </w:p>
           <w:p>
             <w:pPr>
@@ -1205,7 +1213,7 @@
                 <w:spacing w:val="-2"/>
                 <w:sz w:val="28"/>
               </w:rPr>
-              <w:t>Name:</w:t>
+              <w:t xml:space="preserve">Name: </w:t>
             </w:r>
           </w:p>
         </w:tc>
@@ -1228,6 +1236,7 @@
                 <w:sz w:val="28"/>
               </w:rPr>
             </w:pPr>
+            <w:proofErr w:type="gramStart"/>
             <w:r>
               <w:rPr>
                 <w:b/>
@@ -1235,8 +1244,19 @@
                 <w:spacing w:val="-2"/>
                 <w:sz w:val="28"/>
               </w:rPr>
-              <w:t xml:space="preserve">ID:S240025765 </w:t>
+              <w:t>ID:S</w:t>
             </w:r>
+            <w:proofErr w:type="gramEnd"/>
+            <w:r>
+              <w:rPr>
+                <w:b/>
+                <w:color w:val="EE4622"/>
+                <w:spacing w:val="-2"/>
+                <w:sz w:val="28"/>
+              </w:rPr>
+              <w:t xml:space="preserve">240025765 </w:t>
+            </w:r>
+            <w:proofErr w:type="gramStart"/>
             <w:r>
               <w:rPr>
                 <w:b/>
@@ -1253,7 +1273,59 @@
                 <w:spacing w:val="-4"/>
                 <w:sz w:val="28"/>
               </w:rPr>
-              <w:t>S220024939</w:t>
+              <w:t>S</w:t>
+            </w:r>
+            <w:proofErr w:type="gramEnd"/>
+            <w:r>
+              <w:rPr>
+                <w:b/>
+                <w:color w:val="EE4622"/>
+                <w:spacing w:val="-4"/>
+                <w:sz w:val="28"/>
+              </w:rPr>
+              <w:t>220024939</w:t>
+            </w:r>
+          </w:p>
+          <w:p>
+            <w:pPr>
+              <w:pStyle w:val="TableParagraph"/>
+              <w:spacing w:line="322" w:lineRule="exact"/>
+              <w:ind w:left="2148"/>
+              <w:rPr>
+                <w:b/>
+                <w:color w:val="EE4622"/>
+                <w:spacing w:val="-5"/>
+                <w:sz w:val="28"/>
+              </w:rPr>
+            </w:pPr>
+            <w:proofErr w:type="gramStart"/>
+            <w:r>
+              <w:rPr>
+                <w:b/>
+                <w:color w:val="EE4622"/>
+                <w:spacing w:val="-5"/>
+                <w:sz w:val="28"/>
+              </w:rPr>
+              <w:t>ID:</w:t>
+            </w:r>
+            <w:r>
+              <w:rPr>
+                <w:b/>
+                <w:color w:val="EE4622"/>
+                <w:spacing w:val="-5"/>
+                <w:sz w:val="28"/>
+              </w:rPr>
+              <w:t>S</w:t>
+            </w:r>
+            <w:proofErr w:type="gramEnd"/>
+            <w:r>
+              <w:rPr>
+                <w:b/>
+                <w:color w:val="EE4622"/>
+                <w:spacing w:val="-5"/>
+                <w:sz w:val="28"/>
+              </w:rPr>
+              <w:t>240014830</w:t>
             </w:r>
           </w:p>
           <w:p>
@@ -1281,7 +1353,7 @@
     </w:tbl>
     <w:p>
       <w:pPr>
-        <w:pStyle w:val="a3"/>
+        <w:pStyle w:val="BodyText"/>
         <w:rPr>
           <w:rFonts w:ascii="Arial"/>
           <w:b/>
@@ -1404,7 +1476,7 @@
     </w:p>
     <w:p>
       <w:pPr>
-        <w:pStyle w:val="a4"/>
+        <w:pStyle w:val="ListParagraph"/>
         <w:numPr>
           <w:ilvl w:val="0"/>
           <w:numId w:val="5"/>
@@ -1460,7 +1532,7 @@
     </w:p>
     <w:p>
       <w:pPr>
-        <w:pStyle w:val="a4"/>
+        <w:pStyle w:val="ListParagraph"/>
         <w:numPr>
           <w:ilvl w:val="0"/>
           <w:numId w:val="5"/>
@@ -1726,7 +1798,7 @@
     </w:p>
     <w:p>
       <w:pPr>
-        <w:pStyle w:val="a4"/>
+        <w:pStyle w:val="ListParagraph"/>
         <w:numPr>
           <w:ilvl w:val="0"/>
           <w:numId w:val="5"/>
@@ -1776,7 +1848,7 @@
     </w:p>
     <w:p>
       <w:pPr>
-        <w:pStyle w:val="a4"/>
+        <w:pStyle w:val="ListParagraph"/>
         <w:numPr>
           <w:ilvl w:val="0"/>
           <w:numId w:val="5"/>
@@ -1877,7 +1949,7 @@
     </w:p>
     <w:p>
       <w:pPr>
-        <w:pStyle w:val="a4"/>
+        <w:pStyle w:val="ListParagraph"/>
         <w:numPr>
           <w:ilvl w:val="0"/>
           <w:numId w:val="5"/>
@@ -2073,6 +2145,7 @@
         </w:rPr>
         <w:t xml:space="preserve"> </w:t>
       </w:r>
+      <w:proofErr w:type="gramStart"/>
       <w:r>
         <w:rPr>
           <w:rFonts w:ascii="Arial MT" w:hAnsi="Arial MT"/>
@@ -2080,6 +2153,7 @@
         </w:rPr>
         <w:t>filling</w:t>
       </w:r>
+      <w:proofErr w:type="gramEnd"/>
       <w:r>
         <w:rPr>
           <w:rFonts w:ascii="Arial MT" w:hAnsi="Arial MT"/>
@@ -2166,7 +2240,7 @@
     </w:p>
     <w:p>
       <w:pPr>
-        <w:pStyle w:val="a4"/>
+        <w:pStyle w:val="ListParagraph"/>
         <w:numPr>
           <w:ilvl w:val="0"/>
           <w:numId w:val="5"/>
@@ -2346,18 +2420,28 @@
         </w:rPr>
         <w:t xml:space="preserve"> </w:t>
       </w:r>
+      <w:proofErr w:type="gramStart"/>
       <w:r>
         <w:rPr>
           <w:rFonts w:ascii="Arial MT" w:hAnsi="Arial MT"/>
           <w:spacing w:val="-2"/>
           <w:sz w:val="20"/>
         </w:rPr>
-        <w:t>mark.</w:t>
+        <w:t>mark</w:t>
+      </w:r>
+      <w:proofErr w:type="gramEnd"/>
+      <w:r>
+        <w:rPr>
+          <w:rFonts w:ascii="Arial MT" w:hAnsi="Arial MT"/>
+          <w:spacing w:val="-2"/>
+          <w:sz w:val="20"/>
+        </w:rPr>
+        <w:t>.</w:t>
       </w:r>
     </w:p>
     <w:p>
       <w:pPr>
-        <w:pStyle w:val="a4"/>
+        <w:pStyle w:val="ListParagraph"/>
         <w:numPr>
           <w:ilvl w:val="0"/>
           <w:numId w:val="5"/>
@@ -2398,7 +2482,7 @@
     </w:p>
     <w:p>
       <w:pPr>
-        <w:pStyle w:val="a4"/>
+        <w:pStyle w:val="ListParagraph"/>
         <w:numPr>
           <w:ilvl w:val="0"/>
           <w:numId w:val="5"/>
@@ -2514,7 +2598,7 @@
     </w:p>
     <w:p>
       <w:pPr>
-        <w:pStyle w:val="a4"/>
+        <w:pStyle w:val="ListParagraph"/>
         <w:numPr>
           <w:ilvl w:val="0"/>
           <w:numId w:val="5"/>
@@ -2780,7 +2864,7 @@
     </w:p>
     <w:p>
       <w:pPr>
-        <w:pStyle w:val="a4"/>
+        <w:pStyle w:val="ListParagraph"/>
         <w:numPr>
           <w:ilvl w:val="0"/>
           <w:numId w:val="5"/>
@@ -3096,7 +3180,7 @@
           </mc:Choice>
           <mc:Fallback>
             <w:pict>
-              <v:shape w14:anchorId="5D8AADAD" id="Graphic 10" o:spid="_x0000_s1026" style="position:absolute;left:0;text-align:left;margin-left:36pt;margin-top:27pt;width:104.45pt;height:4.35pt;z-index:-15725568;visibility:visible;mso-wrap-style:square;mso-wrap-distance-left:0;mso-wrap-distance-top:0;mso-wrap-distance-right:0;mso-wrap-distance-bottom:0;mso-position-horizontal:absolute;mso-position-horizontal-relative:page;mso-position-vertical:absolute;mso-position-vertical-relative:text;v-text-anchor:top" coordsize="1326515,55244" o:gfxdata="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" path="m1326134,l,,,54864r1326134,l1326134,xe" fillcolor="black" stroked="f">
+              <v:shape w14:anchorId="5DFB9A89" id="Graphic 10" o:spid="_x0000_s1026" style="position:absolute;margin-left:36pt;margin-top:27pt;width:104.45pt;height:4.35pt;z-index:-15725568;visibility:visible;mso-wrap-style:square;mso-wrap-distance-left:0;mso-wrap-distance-top:0;mso-wrap-distance-right:0;mso-wrap-distance-bottom:0;mso-position-horizontal:absolute;mso-position-horizontal-relative:page;mso-position-vertical:absolute;mso-position-vertical-relative:text;v-text-anchor:top" coordsize="1326515,55244" o:gfxdata="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" path="m1326134,l,,,54864r1326134,l1326134,xe" fillcolor="black" stroked="f">
                 <v:path arrowok="t"/>
                 <w10:wrap type="topAndBottom" anchorx="page"/>
               </v:shape>
@@ -3185,7 +3269,7 @@
           </mc:Choice>
           <mc:Fallback>
             <w:pict>
-              <v:shape w14:anchorId="109E15A6" id="Graphic 11" o:spid="_x0000_s1026" style="position:absolute;left:0;text-align:left;margin-left:154.8pt;margin-top:27pt;width:421.3pt;height:4.35pt;z-index:-15725056;visibility:visible;mso-wrap-style:square;mso-wrap-distance-left:0;mso-wrap-distance-top:0;mso-wrap-distance-right:0;mso-wrap-distance-bottom:0;mso-position-horizontal:absolute;mso-position-horizontal-relative:page;mso-position-vertical:absolute;mso-position-vertical-relative:text;v-text-anchor:top" coordsize="5350510,55244" o:gfxdata="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" path="m5350128,l,,,54864r5350128,l5350128,xe" fillcolor="black" stroked="f">
+              <v:shape w14:anchorId="44351D1A" id="Graphic 11" o:spid="_x0000_s1026" style="position:absolute;margin-left:154.8pt;margin-top:27pt;width:421.3pt;height:4.35pt;z-index:-15725056;visibility:visible;mso-wrap-style:square;mso-wrap-distance-left:0;mso-wrap-distance-top:0;mso-wrap-distance-right:0;mso-wrap-distance-bottom:0;mso-position-horizontal:absolute;mso-position-horizontal-relative:page;mso-position-vertical:absolute;mso-position-vertical-relative:text;v-text-anchor:top" coordsize="5350510,55244" o:gfxdata="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" path="m5350128,l,,,54864r5350128,l5350128,xe" fillcolor="black" stroked="f">
                 <v:path arrowok="t"/>
                 <w10:wrap type="topAndBottom" anchorx="page"/>
               </v:shape>
@@ -3259,7 +3343,7 @@
     </w:p>
     <w:p>
       <w:pPr>
-        <w:pStyle w:val="a3"/>
+        <w:pStyle w:val="BodyText"/>
         <w:spacing w:before="387"/>
         <w:rPr>
           <w:rFonts w:ascii="Arial"/>
@@ -3304,7 +3388,7 @@
     </w:p>
     <w:p>
       <w:pPr>
-        <w:pStyle w:val="a3"/>
+        <w:pStyle w:val="BodyText"/>
         <w:spacing w:before="1"/>
         <w:rPr>
           <w:b/>
@@ -3391,7 +3475,7 @@
           </mc:Choice>
           <mc:Fallback>
             <w:pict>
-              <v:shape w14:anchorId="2707E844" id="Graphic 12" o:spid="_x0000_s1026" style="position:absolute;left:0;text-align:left;margin-left:153.4pt;margin-top:4.15pt;width:424.15pt;height:1pt;z-index:-15724544;visibility:visible;mso-wrap-style:square;mso-wrap-distance-left:0;mso-wrap-distance-top:0;mso-wrap-distance-right:0;mso-wrap-distance-bottom:0;mso-position-horizontal:absolute;mso-position-horizontal-relative:page;mso-position-vertical:absolute;mso-position-vertical-relative:text;v-text-anchor:top" coordsize="5386705,12700" o:gfxdata="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" path="m5386705,l,,,12191r5386705,l5386705,xe" fillcolor="black" stroked="f">
+              <v:shape w14:anchorId="38E122CE" id="Graphic 12" o:spid="_x0000_s1026" style="position:absolute;margin-left:153.4pt;margin-top:4.15pt;width:424.15pt;height:1pt;z-index:-15724544;visibility:visible;mso-wrap-style:square;mso-wrap-distance-left:0;mso-wrap-distance-top:0;mso-wrap-distance-right:0;mso-wrap-distance-bottom:0;mso-position-horizontal:absolute;mso-position-horizontal-relative:page;mso-position-vertical:absolute;mso-position-vertical-relative:text;v-text-anchor:top" coordsize="5386705,12700" o:gfxdata="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" path="m5386705,l,,,12191r5386705,l5386705,xe" fillcolor="black" stroked="f">
                 <v:path arrowok="t"/>
                 <w10:wrap type="topAndBottom" anchorx="page"/>
               </v:shape>
@@ -3402,7 +3486,7 @@
     </w:p>
     <w:p>
       <w:pPr>
-        <w:pStyle w:val="3"/>
+        <w:pStyle w:val="Heading3"/>
         <w:spacing w:before="119"/>
         <w:ind w:left="2736" w:firstLine="0"/>
       </w:pPr>
@@ -3558,7 +3642,7 @@
     </w:p>
     <w:p>
       <w:pPr>
-        <w:pStyle w:val="3"/>
+        <w:pStyle w:val="Heading3"/>
         <w:spacing w:before="183"/>
         <w:ind w:left="2736" w:firstLine="0"/>
       </w:pPr>
@@ -3580,7 +3664,7 @@
     </w:p>
     <w:p>
       <w:pPr>
-        <w:pStyle w:val="a3"/>
+        <w:pStyle w:val="BodyText"/>
         <w:spacing w:before="10"/>
         <w:rPr>
           <w:b/>
@@ -3589,7 +3673,7 @@
     </w:p>
     <w:p>
       <w:pPr>
-        <w:pStyle w:val="a4"/>
+        <w:pStyle w:val="ListParagraph"/>
         <w:numPr>
           <w:ilvl w:val="1"/>
           <w:numId w:val="5"/>
@@ -3664,7 +3748,7 @@
     </w:p>
     <w:p>
       <w:pPr>
-        <w:pStyle w:val="a4"/>
+        <w:pStyle w:val="ListParagraph"/>
         <w:numPr>
           <w:ilvl w:val="1"/>
           <w:numId w:val="5"/>
@@ -3907,7 +3991,7 @@
     </w:p>
     <w:p>
       <w:pPr>
-        <w:pStyle w:val="3"/>
+        <w:pStyle w:val="Heading3"/>
         <w:spacing w:before="125"/>
         <w:ind w:left="2736" w:firstLine="0"/>
       </w:pPr>
@@ -3929,7 +4013,7 @@
     </w:p>
     <w:p>
       <w:pPr>
-        <w:pStyle w:val="a3"/>
+        <w:pStyle w:val="BodyText"/>
         <w:spacing w:before="10"/>
         <w:rPr>
           <w:b/>
@@ -3938,7 +4022,7 @@
     </w:p>
     <w:p>
       <w:pPr>
-        <w:pStyle w:val="a4"/>
+        <w:pStyle w:val="ListParagraph"/>
         <w:numPr>
           <w:ilvl w:val="1"/>
           <w:numId w:val="5"/>
@@ -4032,7 +4116,7 @@
     </w:p>
     <w:p>
       <w:pPr>
-        <w:pStyle w:val="a4"/>
+        <w:pStyle w:val="ListParagraph"/>
         <w:numPr>
           <w:ilvl w:val="2"/>
           <w:numId w:val="5"/>
@@ -4111,7 +4195,7 @@
     </w:p>
     <w:p>
       <w:pPr>
-        <w:pStyle w:val="a4"/>
+        <w:pStyle w:val="ListParagraph"/>
         <w:numPr>
           <w:ilvl w:val="2"/>
           <w:numId w:val="5"/>
@@ -4177,7 +4261,7 @@
     </w:p>
     <w:p>
       <w:pPr>
-        <w:pStyle w:val="a4"/>
+        <w:pStyle w:val="ListParagraph"/>
         <w:numPr>
           <w:ilvl w:val="1"/>
           <w:numId w:val="5"/>
@@ -4201,7 +4285,7 @@
     </w:p>
     <w:p>
       <w:pPr>
-        <w:pStyle w:val="a4"/>
+        <w:pStyle w:val="ListParagraph"/>
         <w:numPr>
           <w:ilvl w:val="1"/>
           <w:numId w:val="5"/>
@@ -4305,7 +4389,7 @@
     </w:p>
     <w:p>
       <w:pPr>
-        <w:pStyle w:val="a4"/>
+        <w:pStyle w:val="ListParagraph"/>
         <w:rPr>
           <w:rFonts w:ascii="Symbol" w:hAnsi="Symbol"/>
         </w:rPr>
@@ -4406,7 +4490,7 @@
           </mc:Choice>
           <mc:Fallback>
             <w:pict>
-              <v:shape w14:anchorId="23759BAA" id="Graphic 13" o:spid="_x0000_s1026" style="position:absolute;left:0;text-align:left;margin-left:36pt;margin-top:40pt;width:104.45pt;height:4.35pt;z-index:15734784;visibility:visible;mso-wrap-style:square;mso-wrap-distance-left:0;mso-wrap-distance-top:0;mso-wrap-distance-right:0;mso-wrap-distance-bottom:0;mso-position-horizontal:absolute;mso-position-horizontal-relative:page;mso-position-vertical:absolute;mso-position-vertical-relative:text;v-text-anchor:top" coordsize="1326515,55244" o:gfxdata="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" path="m1326134,l,,,54864r1326134,l1326134,xe" fillcolor="black" stroked="f">
+              <v:shape w14:anchorId="162CCF1B" id="Graphic 13" o:spid="_x0000_s1026" style="position:absolute;margin-left:36pt;margin-top:40pt;width:104.45pt;height:4.35pt;z-index:15734784;visibility:visible;mso-wrap-style:square;mso-wrap-distance-left:0;mso-wrap-distance-top:0;mso-wrap-distance-right:0;mso-wrap-distance-bottom:0;mso-position-horizontal:absolute;mso-position-horizontal-relative:page;mso-position-vertical:absolute;mso-position-vertical-relative:text;v-text-anchor:top" coordsize="1326515,55244" o:gfxdata="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" path="m1326134,l,,,54864r1326134,l1326134,xe" fillcolor="black" stroked="f">
                 <v:path arrowok="t"/>
                 <w10:wrap anchorx="page"/>
               </v:shape>
@@ -4440,7 +4524,7 @@
     </w:p>
     <w:p>
       <w:pPr>
-        <w:pStyle w:val="1"/>
+        <w:pStyle w:val="Heading1"/>
         <w:spacing w:before="73"/>
         <w:ind w:right="389"/>
       </w:pPr>
@@ -4602,7 +4686,7 @@
           </mc:Choice>
           <mc:Fallback>
             <w:pict>
-              <v:shape w14:anchorId="785EE3F3" id="Graphic 14" o:spid="_x0000_s1026" style="position:absolute;left:0;text-align:left;margin-left:154.8pt;margin-top:15.7pt;width:421.3pt;height:4.35pt;z-index:-15873024;visibility:visible;mso-wrap-style:square;mso-wrap-distance-left:0;mso-wrap-distance-top:0;mso-wrap-distance-right:0;mso-wrap-distance-bottom:0;mso-position-horizontal:absolute;mso-position-horizontal-relative:page;mso-position-vertical:absolute;mso-position-vertical-relative:text;v-text-anchor:top" coordsize="5350510,55244" o:gfxdata="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" path="m5350128,l,,,54864r5350128,l5350128,xe" fillcolor="black" stroked="f">
+              <v:shape w14:anchorId="1DDFDD18" id="Graphic 14" o:spid="_x0000_s1026" style="position:absolute;margin-left:154.8pt;margin-top:15.7pt;width:421.3pt;height:4.35pt;z-index:-15873024;visibility:visible;mso-wrap-style:square;mso-wrap-distance-left:0;mso-wrap-distance-top:0;mso-wrap-distance-right:0;mso-wrap-distance-bottom:0;mso-position-horizontal:absolute;mso-position-horizontal-relative:page;mso-position-vertical:absolute;mso-position-vertical-relative:text;v-text-anchor:top" coordsize="5350510,55244" o:gfxdata="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" path="m5350128,l,,,54864r5350128,l5350128,xe" fillcolor="black" stroked="f">
                 <v:path arrowok="t"/>
                 <w10:wrap anchorx="page"/>
               </v:shape>
@@ -4661,7 +4745,7 @@
     </w:p>
     <w:p>
       <w:pPr>
-        <w:pStyle w:val="a3"/>
+        <w:pStyle w:val="BodyText"/>
         <w:spacing w:before="106"/>
         <w:rPr>
           <w:rFonts w:ascii="Arial"/>
@@ -4672,7 +4756,7 @@
     </w:p>
     <w:p>
       <w:pPr>
-        <w:pStyle w:val="a3"/>
+        <w:pStyle w:val="BodyText"/>
         <w:rPr>
           <w:rFonts w:ascii="Arial"/>
           <w:b/>
@@ -5030,11 +5114,10 @@
           </mc:Choice>
           <mc:Fallback>
             <w:pict>
-              <v:group w14:anchorId="0D701634" id="Group 15" o:spid="_x0000_s1026" style="width:423.1pt;height:1pt;mso-position-horizontal-relative:char;mso-position-vertical-relative:line" coordsize="53733,127" o:gfxdata="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">
+              <v:group w14:anchorId="4F06C45F" id="Group 15" o:spid="_x0000_s1026" style="width:423.1pt;height:1pt;mso-position-horizontal-relative:char;mso-position-vertical-relative:line" coordsize="53733,127" o:gfxdata="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">
                 <v:shape id="Graphic 16" o:spid="_x0000_s1027" style="position:absolute;width:53733;height:127;visibility:visible;mso-wrap-style:square;v-text-anchor:top" coordsize="5373370,12700" o:gfxdata="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" path="m5372988,l,,,12192r5372988,l5372988,xe" fillcolor="black" stroked="f">
                   <v:path arrowok="t"/>
                 </v:shape>
-                <w10:wrap anchorx="page"/>
                 <w10:anchorlock/>
               </v:group>
             </w:pict>
@@ -5044,7 +5127,7 @@
     </w:p>
     <w:p>
       <w:pPr>
-        <w:pStyle w:val="a3"/>
+        <w:pStyle w:val="BodyText"/>
         <w:spacing w:before="133" w:line="276" w:lineRule="auto"/>
         <w:ind w:left="436" w:right="389"/>
       </w:pPr>
@@ -5211,7 +5294,7 @@
     </w:p>
     <w:p>
       <w:pPr>
-        <w:pStyle w:val="a3"/>
+        <w:pStyle w:val="BodyText"/>
         <w:spacing w:before="9"/>
         <w:rPr>
           <w:sz w:val="16"/>
@@ -5296,7 +5379,7 @@
           </mc:Choice>
           <mc:Fallback>
             <w:pict>
-              <v:shape w14:anchorId="6398701E" id="Graphic 17" o:spid="_x0000_s1026" style="position:absolute;left:0;text-align:left;margin-left:155.9pt;margin-top:10.85pt;width:420.1pt;height:.7pt;z-index:-15723520;visibility:visible;mso-wrap-style:square;mso-wrap-distance-left:0;mso-wrap-distance-top:0;mso-wrap-distance-right:0;mso-wrap-distance-bottom:0;mso-position-horizontal:absolute;mso-position-horizontal-relative:page;mso-position-vertical:absolute;mso-position-vertical-relative:text;v-text-anchor:top" coordsize="5335270,8890" o:gfxdata="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" path="m5335270,l,,,8890r5335270,l5335270,xe" fillcolor="#404040" stroked="f">
+              <v:shape w14:anchorId="58F1DD66" id="Graphic 17" o:spid="_x0000_s1026" style="position:absolute;margin-left:155.9pt;margin-top:10.85pt;width:420.1pt;height:.7pt;z-index:-15723520;visibility:visible;mso-wrap-style:square;mso-wrap-distance-left:0;mso-wrap-distance-top:0;mso-wrap-distance-right:0;mso-wrap-distance-bottom:0;mso-position-horizontal:absolute;mso-position-horizontal-relative:page;mso-position-vertical:absolute;mso-position-vertical-relative:text;v-text-anchor:top" coordsize="5335270,8890" o:gfxdata="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" path="m5335270,l,,,8890r5335270,l5335270,xe" fillcolor="#404040" stroked="f">
                 <v:path arrowok="t"/>
                 <w10:wrap type="topAndBottom" anchorx="page"/>
               </v:shape>
@@ -5307,7 +5390,7 @@
     </w:p>
     <w:p>
       <w:pPr>
-        <w:pStyle w:val="3"/>
+        <w:pStyle w:val="Heading3"/>
         <w:spacing w:before="50"/>
         <w:ind w:left="436" w:firstLine="0"/>
       </w:pPr>
@@ -5338,7 +5421,7 @@
     </w:p>
     <w:p>
       <w:pPr>
-        <w:pStyle w:val="a4"/>
+        <w:pStyle w:val="ListParagraph"/>
         <w:numPr>
           <w:ilvl w:val="0"/>
           <w:numId w:val="4"/>
@@ -5409,7 +5492,7 @@
     </w:p>
     <w:p>
       <w:pPr>
-        <w:pStyle w:val="a4"/>
+        <w:pStyle w:val="ListParagraph"/>
         <w:numPr>
           <w:ilvl w:val="1"/>
           <w:numId w:val="4"/>
@@ -5524,7 +5607,7 @@
     </w:p>
     <w:p>
       <w:pPr>
-        <w:pStyle w:val="a4"/>
+        <w:pStyle w:val="ListParagraph"/>
         <w:numPr>
           <w:ilvl w:val="1"/>
           <w:numId w:val="4"/>
@@ -5684,7 +5767,7 @@
     </w:p>
     <w:p>
       <w:pPr>
-        <w:pStyle w:val="a4"/>
+        <w:pStyle w:val="ListParagraph"/>
         <w:numPr>
           <w:ilvl w:val="1"/>
           <w:numId w:val="4"/>
@@ -5845,12 +5928,26 @@
         <w:rPr>
           <w:sz w:val="24"/>
         </w:rPr>
-        <w:t>use 172.16.10.0/24 for LAN 1 and 172.16.20.0/24 for LAN 2).</w:t>
+        <w:t>use 172.16.</w:t>
+      </w:r>
+      <w:proofErr w:type="gramStart"/>
+      <w:r>
+        <w:rPr>
+          <w:sz w:val="24"/>
+        </w:rPr>
+        <w:t>10.0</w:t>
+      </w:r>
+      <w:proofErr w:type="gramEnd"/>
+      <w:r>
+        <w:rPr>
+          <w:sz w:val="24"/>
+        </w:rPr>
+        <w:t>/24 for LAN 1 and 172.16.20.0/24 for LAN 2).</w:t>
       </w:r>
     </w:p>
     <w:p>
       <w:pPr>
-        <w:pStyle w:val="a4"/>
+        <w:pStyle w:val="ListParagraph"/>
         <w:numPr>
           <w:ilvl w:val="1"/>
           <w:numId w:val="4"/>
@@ -5965,7 +6062,7 @@
     </w:p>
     <w:p>
       <w:pPr>
-        <w:pStyle w:val="3"/>
+        <w:pStyle w:val="Heading3"/>
         <w:numPr>
           <w:ilvl w:val="0"/>
           <w:numId w:val="4"/>
@@ -6016,7 +6113,7 @@
     </w:p>
     <w:p>
       <w:pPr>
-        <w:pStyle w:val="a4"/>
+        <w:pStyle w:val="ListParagraph"/>
         <w:numPr>
           <w:ilvl w:val="1"/>
           <w:numId w:val="4"/>
@@ -6144,7 +6241,7 @@
     </w:p>
     <w:p>
       <w:pPr>
-        <w:pStyle w:val="a4"/>
+        <w:pStyle w:val="ListParagraph"/>
         <w:numPr>
           <w:ilvl w:val="1"/>
           <w:numId w:val="4"/>
@@ -6304,7 +6401,7 @@
     </w:p>
     <w:p>
       <w:pPr>
-        <w:pStyle w:val="a4"/>
+        <w:pStyle w:val="ListParagraph"/>
         <w:numPr>
           <w:ilvl w:val="1"/>
           <w:numId w:val="4"/>
@@ -6470,7 +6567,7 @@
     </w:p>
     <w:p>
       <w:pPr>
-        <w:pStyle w:val="a4"/>
+        <w:pStyle w:val="ListParagraph"/>
         <w:numPr>
           <w:ilvl w:val="1"/>
           <w:numId w:val="4"/>
@@ -6585,7 +6682,7 @@
     </w:p>
     <w:p>
       <w:pPr>
-        <w:pStyle w:val="3"/>
+        <w:pStyle w:val="Heading3"/>
         <w:numPr>
           <w:ilvl w:val="0"/>
           <w:numId w:val="4"/>
@@ -6624,7 +6721,7 @@
     </w:p>
     <w:p>
       <w:pPr>
-        <w:pStyle w:val="a4"/>
+        <w:pStyle w:val="ListParagraph"/>
         <w:numPr>
           <w:ilvl w:val="1"/>
           <w:numId w:val="4"/>
@@ -6823,7 +6920,7 @@
     </w:p>
     <w:p>
       <w:pPr>
-        <w:pStyle w:val="a4"/>
+        <w:pStyle w:val="ListParagraph"/>
         <w:numPr>
           <w:ilvl w:val="1"/>
           <w:numId w:val="4"/>
@@ -6963,7 +7060,7 @@
     </w:p>
     <w:p>
       <w:pPr>
-        <w:pStyle w:val="a4"/>
+        <w:pStyle w:val="ListParagraph"/>
         <w:spacing w:line="232" w:lineRule="auto"/>
         <w:rPr>
           <w:sz w:val="24"/>
@@ -6981,7 +7078,7 @@
     </w:p>
     <w:p>
       <w:pPr>
-        <w:pStyle w:val="a3"/>
+        <w:pStyle w:val="BodyText"/>
         <w:spacing w:before="11"/>
         <w:rPr>
           <w:sz w:val="18"/>
@@ -7079,11 +7176,10 @@
           </mc:Choice>
           <mc:Fallback>
             <w:pict>
-              <v:group w14:anchorId="3F0D34F1" id="Group 18" o:spid="_x0000_s1026" style="width:420.1pt;height:.7pt;mso-position-horizontal-relative:char;mso-position-vertical-relative:line" coordsize="53352,88" o:gfxdata="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">
+              <v:group w14:anchorId="017FF35C" id="Group 18" o:spid="_x0000_s1026" style="width:420.1pt;height:.7pt;mso-position-horizontal-relative:char;mso-position-vertical-relative:line" coordsize="53352,88" o:gfxdata="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">
                 <v:shape id="Graphic 19" o:spid="_x0000_s1027" style="position:absolute;width:53352;height:88;visibility:visible;mso-wrap-style:square;v-text-anchor:top" coordsize="5335270,8890" o:gfxdata="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" path="m5335270,l,,,8890r5335270,l5335270,xe" fillcolor="#404040" stroked="f">
                   <v:path arrowok="t"/>
                 </v:shape>
-                <w10:wrap anchorx="page"/>
                 <w10:anchorlock/>
               </v:group>
             </w:pict>
@@ -7093,7 +7189,7 @@
     </w:p>
     <w:p>
       <w:pPr>
-        <w:pStyle w:val="3"/>
+        <w:pStyle w:val="Heading3"/>
         <w:spacing w:before="45"/>
         <w:ind w:left="2758" w:firstLine="0"/>
       </w:pPr>
@@ -7115,7 +7211,7 @@
     </w:p>
     <w:p>
       <w:pPr>
-        <w:pStyle w:val="a4"/>
+        <w:pStyle w:val="ListParagraph"/>
         <w:numPr>
           <w:ilvl w:val="2"/>
           <w:numId w:val="4"/>
@@ -7177,7 +7273,7 @@
     </w:p>
     <w:p>
       <w:pPr>
-        <w:pStyle w:val="a4"/>
+        <w:pStyle w:val="ListParagraph"/>
         <w:numPr>
           <w:ilvl w:val="3"/>
           <w:numId w:val="4"/>
@@ -7317,7 +7413,7 @@
     </w:p>
     <w:p>
       <w:pPr>
-        <w:pStyle w:val="a4"/>
+        <w:pStyle w:val="ListParagraph"/>
         <w:numPr>
           <w:ilvl w:val="4"/>
           <w:numId w:val="4"/>
@@ -7418,7 +7514,7 @@
     </w:p>
     <w:p>
       <w:pPr>
-        <w:pStyle w:val="a4"/>
+        <w:pStyle w:val="ListParagraph"/>
         <w:numPr>
           <w:ilvl w:val="4"/>
           <w:numId w:val="4"/>
@@ -7519,7 +7615,7 @@
     </w:p>
     <w:p>
       <w:pPr>
-        <w:pStyle w:val="a4"/>
+        <w:pStyle w:val="ListParagraph"/>
         <w:rPr>
           <w:sz w:val="24"/>
         </w:rPr>
@@ -7621,7 +7717,7 @@
           </mc:Choice>
           <mc:Fallback>
             <w:pict>
-              <v:shape w14:anchorId="6AAE3B9F" id="Graphic 20" o:spid="_x0000_s1026" style="position:absolute;left:0;text-align:left;margin-left:36pt;margin-top:40pt;width:104.45pt;height:4.35pt;z-index:15736320;visibility:visible;mso-wrap-style:square;mso-wrap-distance-left:0;mso-wrap-distance-top:0;mso-wrap-distance-right:0;mso-wrap-distance-bottom:0;mso-position-horizontal:absolute;mso-position-horizontal-relative:page;mso-position-vertical:absolute;mso-position-vertical-relative:text;v-text-anchor:top" coordsize="1326515,55244" o:gfxdata="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" path="m1326134,l,,,54864r1326134,l1326134,xe" fillcolor="black" stroked="f">
+              <v:shape w14:anchorId="4A3D4D8B" id="Graphic 20" o:spid="_x0000_s1026" style="position:absolute;margin-left:36pt;margin-top:40pt;width:104.45pt;height:4.35pt;z-index:15736320;visibility:visible;mso-wrap-style:square;mso-wrap-distance-left:0;mso-wrap-distance-top:0;mso-wrap-distance-right:0;mso-wrap-distance-bottom:0;mso-position-horizontal:absolute;mso-position-horizontal-relative:page;mso-position-vertical:absolute;mso-position-vertical-relative:text;v-text-anchor:top" coordsize="1326515,55244" o:gfxdata="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" path="m1326134,l,,,54864r1326134,l1326134,xe" fillcolor="black" stroked="f">
                 <v:path arrowok="t"/>
                 <w10:wrap anchorx="page"/>
               </v:shape>
@@ -7655,7 +7751,7 @@
     </w:p>
     <w:p>
       <w:pPr>
-        <w:pStyle w:val="1"/>
+        <w:pStyle w:val="Heading1"/>
         <w:spacing w:before="73"/>
         <w:ind w:right="389"/>
       </w:pPr>
@@ -7817,7 +7913,7 @@
           </mc:Choice>
           <mc:Fallback>
             <w:pict>
-              <v:shape w14:anchorId="37B0B248" id="Graphic 21" o:spid="_x0000_s1026" style="position:absolute;left:0;text-align:left;margin-left:154.8pt;margin-top:15.7pt;width:421.3pt;height:4.35pt;z-index:-15871488;visibility:visible;mso-wrap-style:square;mso-wrap-distance-left:0;mso-wrap-distance-top:0;mso-wrap-distance-right:0;mso-wrap-distance-bottom:0;mso-position-horizontal:absolute;mso-position-horizontal-relative:page;mso-position-vertical:absolute;mso-position-vertical-relative:text;v-text-anchor:top" coordsize="5350510,55244" o:gfxdata="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" path="m5350128,l,,,54864r5350128,l5350128,xe" fillcolor="black" stroked="f">
+              <v:shape w14:anchorId="1F96A30A" id="Graphic 21" o:spid="_x0000_s1026" style="position:absolute;margin-left:154.8pt;margin-top:15.7pt;width:421.3pt;height:4.35pt;z-index:-15871488;visibility:visible;mso-wrap-style:square;mso-wrap-distance-left:0;mso-wrap-distance-top:0;mso-wrap-distance-right:0;mso-wrap-distance-bottom:0;mso-position-horizontal:absolute;mso-position-horizontal-relative:page;mso-position-vertical:absolute;mso-position-vertical-relative:text;v-text-anchor:top" coordsize="5350510,55244" o:gfxdata="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" path="m5350128,l,,,54864r5350128,l5350128,xe" fillcolor="black" stroked="f">
                 <v:path arrowok="t"/>
                 <w10:wrap anchorx="page"/>
               </v:shape>
@@ -7876,7 +7972,7 @@
     </w:p>
     <w:p>
       <w:pPr>
-        <w:pStyle w:val="a3"/>
+        <w:pStyle w:val="BodyText"/>
         <w:spacing w:before="206"/>
         <w:rPr>
           <w:rFonts w:ascii="Arial"/>
@@ -7886,7 +7982,7 @@
     </w:p>
     <w:p>
       <w:pPr>
-        <w:pStyle w:val="a4"/>
+        <w:pStyle w:val="ListParagraph"/>
         <w:numPr>
           <w:ilvl w:val="4"/>
           <w:numId w:val="4"/>
@@ -7986,7 +8082,7 @@
     </w:p>
     <w:p>
       <w:pPr>
-        <w:pStyle w:val="a4"/>
+        <w:pStyle w:val="ListParagraph"/>
         <w:numPr>
           <w:ilvl w:val="4"/>
           <w:numId w:val="4"/>
@@ -8087,7 +8183,7 @@
     </w:p>
     <w:p>
       <w:pPr>
-        <w:pStyle w:val="3"/>
+        <w:pStyle w:val="Heading3"/>
         <w:numPr>
           <w:ilvl w:val="2"/>
           <w:numId w:val="4"/>
@@ -8125,7 +8221,7 @@
     </w:p>
     <w:p>
       <w:pPr>
-        <w:pStyle w:val="a4"/>
+        <w:pStyle w:val="ListParagraph"/>
         <w:numPr>
           <w:ilvl w:val="3"/>
           <w:numId w:val="4"/>
@@ -8278,7 +8374,7 @@
     </w:p>
     <w:p>
       <w:pPr>
-        <w:pStyle w:val="a4"/>
+        <w:pStyle w:val="ListParagraph"/>
         <w:numPr>
           <w:ilvl w:val="4"/>
           <w:numId w:val="4"/>
@@ -8315,7 +8411,7 @@
     </w:p>
     <w:p>
       <w:pPr>
-        <w:pStyle w:val="a4"/>
+        <w:pStyle w:val="ListParagraph"/>
         <w:numPr>
           <w:ilvl w:val="5"/>
           <w:numId w:val="4"/>
@@ -8370,7 +8466,7 @@
     </w:p>
     <w:p>
       <w:pPr>
-        <w:pStyle w:val="a4"/>
+        <w:pStyle w:val="ListParagraph"/>
         <w:numPr>
           <w:ilvl w:val="5"/>
           <w:numId w:val="4"/>
@@ -8426,7 +8522,7 @@
     </w:p>
     <w:p>
       <w:pPr>
-        <w:pStyle w:val="a4"/>
+        <w:pStyle w:val="ListParagraph"/>
         <w:numPr>
           <w:ilvl w:val="5"/>
           <w:numId w:val="4"/>
@@ -8488,7 +8584,7 @@
     </w:p>
     <w:p>
       <w:pPr>
-        <w:pStyle w:val="a4"/>
+        <w:pStyle w:val="ListParagraph"/>
         <w:numPr>
           <w:ilvl w:val="4"/>
           <w:numId w:val="4"/>
@@ -8524,7 +8620,7 @@
     </w:p>
     <w:p>
       <w:pPr>
-        <w:pStyle w:val="a4"/>
+        <w:pStyle w:val="ListParagraph"/>
         <w:numPr>
           <w:ilvl w:val="5"/>
           <w:numId w:val="4"/>
@@ -8579,7 +8675,7 @@
     </w:p>
     <w:p>
       <w:pPr>
-        <w:pStyle w:val="a4"/>
+        <w:pStyle w:val="ListParagraph"/>
         <w:numPr>
           <w:ilvl w:val="5"/>
           <w:numId w:val="4"/>
@@ -8634,7 +8730,7 @@
     </w:p>
     <w:p>
       <w:pPr>
-        <w:pStyle w:val="a4"/>
+        <w:pStyle w:val="ListParagraph"/>
         <w:numPr>
           <w:ilvl w:val="5"/>
           <w:numId w:val="4"/>
@@ -8696,7 +8792,7 @@
     </w:p>
     <w:p>
       <w:pPr>
-        <w:pStyle w:val="3"/>
+        <w:pStyle w:val="Heading3"/>
         <w:numPr>
           <w:ilvl w:val="2"/>
           <w:numId w:val="4"/>
@@ -8728,7 +8824,7 @@
     </w:p>
     <w:p>
       <w:pPr>
-        <w:pStyle w:val="a4"/>
+        <w:pStyle w:val="ListParagraph"/>
         <w:numPr>
           <w:ilvl w:val="3"/>
           <w:numId w:val="4"/>
@@ -8894,7 +8990,7 @@
     </w:p>
     <w:p>
       <w:pPr>
-        <w:pStyle w:val="a3"/>
+        <w:pStyle w:val="BodyText"/>
         <w:spacing w:before="3"/>
         <w:rPr>
           <w:sz w:val="17"/>
@@ -8979,7 +9075,7 @@
           </mc:Choice>
           <mc:Fallback>
             <w:pict>
-              <v:shape w14:anchorId="16A90651" id="Graphic 22" o:spid="_x0000_s1026" style="position:absolute;left:0;text-align:left;margin-left:154.8pt;margin-top:11.1pt;width:421.2pt;height:.7pt;z-index:-15721472;visibility:visible;mso-wrap-style:square;mso-wrap-distance-left:0;mso-wrap-distance-top:0;mso-wrap-distance-right:0;mso-wrap-distance-bottom:0;mso-position-horizontal:absolute;mso-position-horizontal-relative:page;mso-position-vertical:absolute;mso-position-vertical-relative:text;v-text-anchor:top" coordsize="5349240,8890" o:gfxdata="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" path="m5349240,l,,,8889r5349240,l5349240,xe" fillcolor="#404040" stroked="f">
+              <v:shape w14:anchorId="483CB82D" id="Graphic 22" o:spid="_x0000_s1026" style="position:absolute;margin-left:154.8pt;margin-top:11.1pt;width:421.2pt;height:.7pt;z-index:-15721472;visibility:visible;mso-wrap-style:square;mso-wrap-distance-left:0;mso-wrap-distance-top:0;mso-wrap-distance-right:0;mso-wrap-distance-bottom:0;mso-position-horizontal:absolute;mso-position-horizontal-relative:page;mso-position-vertical:absolute;mso-position-vertical-relative:text;v-text-anchor:top" coordsize="5349240,8890" o:gfxdata="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" path="m5349240,l,,,8889r5349240,l5349240,xe" fillcolor="#404040" stroked="f">
                 <v:path arrowok="t"/>
                 <w10:wrap type="topAndBottom" anchorx="page"/>
               </v:shape>
@@ -8990,7 +9086,7 @@
     </w:p>
     <w:p>
       <w:pPr>
-        <w:pStyle w:val="a3"/>
+        <w:pStyle w:val="BodyText"/>
         <w:rPr>
           <w:sz w:val="17"/>
         </w:rPr>
@@ -9097,7 +9193,7 @@
           </mc:Choice>
           <mc:Fallback>
             <w:pict>
-              <v:shape w14:anchorId="39072615" id="Graphic 23" o:spid="_x0000_s1026" style="position:absolute;left:0;text-align:left;margin-left:36pt;margin-top:27pt;width:104.45pt;height:4.35pt;z-index:-15719936;visibility:visible;mso-wrap-style:square;mso-wrap-distance-left:0;mso-wrap-distance-top:0;mso-wrap-distance-right:0;mso-wrap-distance-bottom:0;mso-position-horizontal:absolute;mso-position-horizontal-relative:page;mso-position-vertical:absolute;mso-position-vertical-relative:text;v-text-anchor:top" coordsize="1326515,55244" o:gfxdata="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" path="m1326134,l,,,54864r1326134,l1326134,xe" fillcolor="black" stroked="f">
+              <v:shape w14:anchorId="48518CE4" id="Graphic 23" o:spid="_x0000_s1026" style="position:absolute;margin-left:36pt;margin-top:27pt;width:104.45pt;height:4.35pt;z-index:-15719936;visibility:visible;mso-wrap-style:square;mso-wrap-distance-left:0;mso-wrap-distance-top:0;mso-wrap-distance-right:0;mso-wrap-distance-bottom:0;mso-position-horizontal:absolute;mso-position-horizontal-relative:page;mso-position-vertical:absolute;mso-position-vertical-relative:text;v-text-anchor:top" coordsize="1326515,55244" o:gfxdata="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" path="m1326134,l,,,54864r1326134,l1326134,xe" fillcolor="black" stroked="f">
                 <v:path arrowok="t"/>
                 <w10:wrap type="topAndBottom" anchorx="page"/>
               </v:shape>
@@ -9186,7 +9282,7 @@
           </mc:Choice>
           <mc:Fallback>
             <w:pict>
-              <v:shape w14:anchorId="039F56B1" id="Graphic 24" o:spid="_x0000_s1026" style="position:absolute;left:0;text-align:left;margin-left:154.8pt;margin-top:27pt;width:421.3pt;height:4.35pt;z-index:-15719424;visibility:visible;mso-wrap-style:square;mso-wrap-distance-left:0;mso-wrap-distance-top:0;mso-wrap-distance-right:0;mso-wrap-distance-bottom:0;mso-position-horizontal:absolute;mso-position-horizontal-relative:page;mso-position-vertical:absolute;mso-position-vertical-relative:text;v-text-anchor:top" coordsize="5350510,55244" o:gfxdata="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" path="m5350128,l,,,54864r5350128,l5350128,xe" fillcolor="black" stroked="f">
+              <v:shape w14:anchorId="0CAA1EB4" id="Graphic 24" o:spid="_x0000_s1026" style="position:absolute;margin-left:154.8pt;margin-top:27pt;width:421.3pt;height:4.35pt;z-index:-15719424;visibility:visible;mso-wrap-style:square;mso-wrap-distance-left:0;mso-wrap-distance-top:0;mso-wrap-distance-right:0;mso-wrap-distance-bottom:0;mso-position-horizontal:absolute;mso-position-horizontal-relative:page;mso-position-vertical:absolute;mso-position-vertical-relative:text;v-text-anchor:top" coordsize="5350510,55244" o:gfxdata="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" path="m5350128,l,,,54864r5350128,l5350128,xe" fillcolor="black" stroked="f">
                 <v:path arrowok="t"/>
                 <w10:wrap type="topAndBottom" anchorx="page"/>
               </v:shape>
@@ -9714,7 +9810,7 @@
     </w:p>
     <w:p>
       <w:pPr>
-        <w:pStyle w:val="a3"/>
+        <w:pStyle w:val="BodyText"/>
         <w:spacing w:before="11"/>
         <w:rPr>
           <w:rFonts w:ascii="Arial"/>
@@ -9725,7 +9821,7 @@
     </w:p>
     <w:p>
       <w:pPr>
-        <w:pStyle w:val="a3"/>
+        <w:pStyle w:val="BodyText"/>
         <w:spacing w:before="112" w:line="336" w:lineRule="auto"/>
         <w:ind w:left="2736"/>
       </w:pPr>
@@ -9820,6 +9916,7 @@
         </w:rPr>
         <w:t xml:space="preserve"> </w:t>
       </w:r>
+      <w:proofErr w:type="gramStart"/>
       <w:r>
         <w:rPr>
           <w:color w:val="404040"/>
@@ -9839,6 +9936,7 @@
         </w:rPr>
         <w:t>progress</w:t>
       </w:r>
+      <w:proofErr w:type="gramEnd"/>
       <w:r>
         <w:rPr>
           <w:color w:val="404040"/>
@@ -9914,7 +10012,7 @@
     </w:p>
     <w:p>
       <w:pPr>
-        <w:pStyle w:val="a4"/>
+        <w:pStyle w:val="ListParagraph"/>
         <w:numPr>
           <w:ilvl w:val="0"/>
           <w:numId w:val="3"/>
@@ -10081,7 +10179,7 @@
     </w:p>
     <w:p>
       <w:pPr>
-        <w:pStyle w:val="a4"/>
+        <w:pStyle w:val="ListParagraph"/>
         <w:numPr>
           <w:ilvl w:val="1"/>
           <w:numId w:val="3"/>
@@ -10287,7 +10385,7 @@
     </w:p>
     <w:p>
       <w:pPr>
-        <w:pStyle w:val="a4"/>
+        <w:pStyle w:val="ListParagraph"/>
         <w:numPr>
           <w:ilvl w:val="1"/>
           <w:numId w:val="3"/>
@@ -10476,7 +10574,7 @@
     </w:p>
     <w:p>
       <w:pPr>
-        <w:pStyle w:val="a4"/>
+        <w:pStyle w:val="ListParagraph"/>
         <w:numPr>
           <w:ilvl w:val="0"/>
           <w:numId w:val="3"/>
@@ -10698,7 +10796,7 @@
     </w:p>
     <w:p>
       <w:pPr>
-        <w:pStyle w:val="a4"/>
+        <w:pStyle w:val="ListParagraph"/>
         <w:numPr>
           <w:ilvl w:val="0"/>
           <w:numId w:val="3"/>
@@ -10892,12 +10990,28 @@
           <w:color w:val="404040"/>
           <w:sz w:val="24"/>
         </w:rPr>
-        <w:t>far (technical or organizational) and its current status (resolved / in progress).</w:t>
+        <w:t xml:space="preserve">far (technical or organizational) and its </w:t>
+      </w:r>
+      <w:proofErr w:type="gramStart"/>
+      <w:r>
+        <w:rPr>
+          <w:color w:val="404040"/>
+          <w:sz w:val="24"/>
+        </w:rPr>
+        <w:t>current status</w:t>
+      </w:r>
+      <w:proofErr w:type="gramEnd"/>
+      <w:r>
+        <w:rPr>
+          <w:color w:val="404040"/>
+          <w:sz w:val="24"/>
+        </w:rPr>
+        <w:t xml:space="preserve"> (resolved / in progress).</w:t>
       </w:r>
     </w:p>
     <w:p>
       <w:pPr>
-        <w:pStyle w:val="a4"/>
+        <w:pStyle w:val="ListParagraph"/>
         <w:numPr>
           <w:ilvl w:val="0"/>
           <w:numId w:val="3"/>
@@ -11119,7 +11233,7 @@
     </w:p>
     <w:p>
       <w:pPr>
-        <w:pStyle w:val="a4"/>
+        <w:pStyle w:val="ListParagraph"/>
         <w:numPr>
           <w:ilvl w:val="0"/>
           <w:numId w:val="3"/>
@@ -11284,7 +11398,7 @@
     </w:p>
     <w:p>
       <w:pPr>
-        <w:pStyle w:val="a3"/>
+        <w:pStyle w:val="BodyText"/>
         <w:spacing w:before="60"/>
         <w:rPr>
           <w:rFonts w:ascii="Arial MT"/>
@@ -11371,7 +11485,7 @@
           </mc:Choice>
           <mc:Fallback>
             <w:pict>
-              <v:shape w14:anchorId="6A7B64F7" id="Graphic 32" o:spid="_x0000_s1026" style="position:absolute;left:0;text-align:left;margin-left:154.8pt;margin-top:15.7pt;width:421.2pt;height:.7pt;z-index:-15718400;visibility:visible;mso-wrap-style:square;mso-wrap-distance-left:0;mso-wrap-distance-top:0;mso-wrap-distance-right:0;mso-wrap-distance-bottom:0;mso-position-horizontal:absolute;mso-position-horizontal-relative:page;mso-position-vertical:absolute;mso-position-vertical-relative:text;v-text-anchor:top" coordsize="5349240,8890" o:gfxdata="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" path="m5349240,l,,,8889r5349240,l5349240,xe" fillcolor="#404040" stroked="f">
+              <v:shape w14:anchorId="2CC17B15" id="Graphic 32" o:spid="_x0000_s1026" style="position:absolute;margin-left:154.8pt;margin-top:15.7pt;width:421.2pt;height:.7pt;z-index:-15718400;visibility:visible;mso-wrap-style:square;mso-wrap-distance-left:0;mso-wrap-distance-top:0;mso-wrap-distance-right:0;mso-wrap-distance-bottom:0;mso-position-horizontal:absolute;mso-position-horizontal-relative:page;mso-position-vertical:absolute;mso-position-vertical-relative:text;v-text-anchor:top" coordsize="5349240,8890" o:gfxdata="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" path="m5349240,l,,,8889r5349240,l5349240,xe" fillcolor="#404040" stroked="f">
                 <v:path arrowok="t"/>
                 <w10:wrap type="topAndBottom" anchorx="page"/>
               </v:shape>
@@ -11382,7 +11496,7 @@
     </w:p>
     <w:p>
       <w:pPr>
-        <w:pStyle w:val="a3"/>
+        <w:pStyle w:val="BodyText"/>
         <w:rPr>
           <w:rFonts w:ascii="Arial MT"/>
           <w:sz w:val="20"/>
@@ -11484,7 +11598,7 @@
           </mc:Choice>
           <mc:Fallback>
             <w:pict>
-              <v:shape w14:anchorId="2EF89FC3" id="Graphic 33" o:spid="_x0000_s1026" style="position:absolute;left:0;text-align:left;margin-left:36pt;margin-top:40pt;width:104.45pt;height:4.35pt;z-index:15740416;visibility:visible;mso-wrap-style:square;mso-wrap-distance-left:0;mso-wrap-distance-top:0;mso-wrap-distance-right:0;mso-wrap-distance-bottom:0;mso-position-horizontal:absolute;mso-position-horizontal-relative:page;mso-position-vertical:absolute;mso-position-vertical-relative:text;v-text-anchor:top" coordsize="1326515,55244" o:gfxdata="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" path="m1326134,l,,,54864r1326134,l1326134,xe" fillcolor="black" stroked="f">
+              <v:shape w14:anchorId="4E17B310" id="Graphic 33" o:spid="_x0000_s1026" style="position:absolute;margin-left:36pt;margin-top:40pt;width:104.45pt;height:4.35pt;z-index:15740416;visibility:visible;mso-wrap-style:square;mso-wrap-distance-left:0;mso-wrap-distance-top:0;mso-wrap-distance-right:0;mso-wrap-distance-bottom:0;mso-position-horizontal:absolute;mso-position-horizontal-relative:page;mso-position-vertical:absolute;mso-position-vertical-relative:text;v-text-anchor:top" coordsize="1326515,55244" o:gfxdata="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" path="m1326134,l,,,54864r1326134,l1326134,xe" fillcolor="black" stroked="f">
                 <v:path arrowok="t"/>
                 <w10:wrap anchorx="page"/>
               </v:shape>
@@ -11518,7 +11632,7 @@
     </w:p>
     <w:p>
       <w:pPr>
-        <w:pStyle w:val="1"/>
+        <w:pStyle w:val="Heading1"/>
         <w:spacing w:before="73"/>
       </w:pPr>
       <w:r>
@@ -11679,7 +11793,7 @@
           </mc:Choice>
           <mc:Fallback>
             <w:pict>
-              <v:shape w14:anchorId="3450139E" id="Graphic 34" o:spid="_x0000_s1026" style="position:absolute;left:0;text-align:left;margin-left:154.8pt;margin-top:15.7pt;width:421.3pt;height:4.35pt;z-index:-15867392;visibility:visible;mso-wrap-style:square;mso-wrap-distance-left:0;mso-wrap-distance-top:0;mso-wrap-distance-right:0;mso-wrap-distance-bottom:0;mso-position-horizontal:absolute;mso-position-horizontal-relative:page;mso-position-vertical:absolute;mso-position-vertical-relative:text;v-text-anchor:top" coordsize="5350510,55244" o:gfxdata="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" path="m5350128,l,,,54864r5350128,l5350128,xe" fillcolor="black" stroked="f">
+              <v:shape w14:anchorId="3D9E0BCB" id="Graphic 34" o:spid="_x0000_s1026" style="position:absolute;margin-left:154.8pt;margin-top:15.7pt;width:421.3pt;height:4.35pt;z-index:-15867392;visibility:visible;mso-wrap-style:square;mso-wrap-distance-left:0;mso-wrap-distance-top:0;mso-wrap-distance-right:0;mso-wrap-distance-bottom:0;mso-position-horizontal:absolute;mso-position-horizontal-relative:page;mso-position-vertical:absolute;mso-position-vertical-relative:text;v-text-anchor:top" coordsize="5350510,55244" o:gfxdata="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" path="m5350128,l,,,54864r5350128,l5350128,xe" fillcolor="black" stroked="f">
                 <v:path arrowok="t"/>
                 <w10:wrap anchorx="page"/>
               </v:shape>
@@ -11766,7 +11880,7 @@
     </w:p>
     <w:p>
       <w:pPr>
-        <w:pStyle w:val="a3"/>
+        <w:pStyle w:val="BodyText"/>
         <w:spacing w:before="162"/>
         <w:rPr>
           <w:rFonts w:ascii="Arial"/>
@@ -11777,7 +11891,7 @@
     </w:p>
     <w:p>
       <w:pPr>
-        <w:pStyle w:val="2"/>
+        <w:pStyle w:val="Heading2"/>
         <w:spacing w:before="1"/>
       </w:pPr>
       <w:r>
@@ -11858,7 +11972,7 @@
           </mc:Choice>
           <mc:Fallback>
             <w:pict>
-              <v:shape w14:anchorId="53198B6E" id="Graphic 35" o:spid="_x0000_s1026" style="position:absolute;left:0;text-align:left;margin-left:153.4pt;margin-top:33.45pt;width:424.15pt;height:1pt;z-index:-15717888;visibility:visible;mso-wrap-style:square;mso-wrap-distance-left:0;mso-wrap-distance-top:0;mso-wrap-distance-right:0;mso-wrap-distance-bottom:0;mso-position-horizontal:absolute;mso-position-horizontal-relative:page;mso-position-vertical:absolute;mso-position-vertical-relative:text;v-text-anchor:top" coordsize="5386705,12700" o:gfxdata="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" path="m5386705,l,,,12192r5386705,l5386705,xe" fillcolor="black" stroked="f">
+              <v:shape w14:anchorId="61FCDFFB" id="Graphic 35" o:spid="_x0000_s1026" style="position:absolute;margin-left:153.4pt;margin-top:33.45pt;width:424.15pt;height:1pt;z-index:-15717888;visibility:visible;mso-wrap-style:square;mso-wrap-distance-left:0;mso-wrap-distance-top:0;mso-wrap-distance-right:0;mso-wrap-distance-bottom:0;mso-position-horizontal:absolute;mso-position-horizontal-relative:page;mso-position-vertical:absolute;mso-position-vertical-relative:text;v-text-anchor:top" coordsize="5386705,12700" o:gfxdata="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" path="m5386705,l,,,12192r5386705,l5386705,xe" fillcolor="black" stroked="f">
                 <v:path arrowok="t"/>
                 <w10:wrap type="topAndBottom" anchorx="page"/>
               </v:shape>
@@ -11952,7 +12066,7 @@
     </w:p>
     <w:p>
       <w:pPr>
-        <w:pStyle w:val="a3"/>
+        <w:pStyle w:val="BodyText"/>
         <w:spacing w:before="155" w:line="336" w:lineRule="auto"/>
         <w:ind w:left="2736" w:right="964"/>
         <w:jc w:val="both"/>
@@ -12096,7 +12210,7 @@
     </w:p>
     <w:p>
       <w:pPr>
-        <w:pStyle w:val="a4"/>
+        <w:pStyle w:val="ListParagraph"/>
         <w:numPr>
           <w:ilvl w:val="0"/>
           <w:numId w:val="2"/>
@@ -12485,7 +12599,7 @@
     </w:p>
     <w:p>
       <w:pPr>
-        <w:pStyle w:val="a4"/>
+        <w:pStyle w:val="ListParagraph"/>
         <w:numPr>
           <w:ilvl w:val="0"/>
           <w:numId w:val="2"/>
@@ -12682,7 +12796,7 @@
     </w:p>
     <w:p>
       <w:pPr>
-        <w:pStyle w:val="a3"/>
+        <w:pStyle w:val="BodyText"/>
         <w:spacing w:before="79" w:line="336" w:lineRule="auto"/>
         <w:ind w:left="2736" w:right="223"/>
       </w:pPr>
@@ -12877,7 +12991,7 @@
     </w:p>
     <w:p>
       <w:pPr>
-        <w:pStyle w:val="a4"/>
+        <w:pStyle w:val="ListParagraph"/>
         <w:numPr>
           <w:ilvl w:val="1"/>
           <w:numId w:val="2"/>
@@ -12992,7 +13106,7 @@
     </w:p>
     <w:p>
       <w:pPr>
-        <w:pStyle w:val="a4"/>
+        <w:pStyle w:val="ListParagraph"/>
         <w:numPr>
           <w:ilvl w:val="1"/>
           <w:numId w:val="2"/>
@@ -13084,7 +13198,7 @@
     </w:p>
     <w:p>
       <w:pPr>
-        <w:pStyle w:val="a4"/>
+        <w:pStyle w:val="ListParagraph"/>
         <w:numPr>
           <w:ilvl w:val="1"/>
           <w:numId w:val="2"/>
@@ -13214,7 +13328,7 @@
     </w:p>
     <w:p>
       <w:pPr>
-        <w:pStyle w:val="a3"/>
+        <w:pStyle w:val="BodyText"/>
         <w:spacing w:before="240" w:line="336" w:lineRule="auto"/>
         <w:ind w:left="2736" w:right="223"/>
       </w:pPr>
@@ -13229,7 +13343,14 @@
         <w:rPr>
           <w:color w:val="404040"/>
         </w:rPr>
-        <w:t>Students must not write their report elsewhere and paste the final version</w:t>
+        <w:t xml:space="preserve">Students must not write their report elsewhere and paste the final </w:t>
+      </w:r>
+      <w:proofErr w:type="gramStart"/>
+      <w:r>
+        <w:rPr>
+          <w:color w:val="404040"/>
+        </w:rPr>
+        <w:t>version</w:t>
       </w:r>
       <w:r>
         <w:rPr>
@@ -13244,6 +13365,7 @@
         </w:rPr>
         <w:t>in</w:t>
       </w:r>
+      <w:proofErr w:type="gramEnd"/>
       <w:r>
         <w:rPr>
           <w:color w:val="404040"/>
@@ -13520,7 +13642,7 @@
     </w:p>
     <w:p>
       <w:pPr>
-        <w:pStyle w:val="a3"/>
+        <w:pStyle w:val="BodyText"/>
         <w:spacing w:before="122"/>
         <w:rPr>
           <w:sz w:val="20"/>
@@ -13605,7 +13727,7 @@
           </mc:Choice>
           <mc:Fallback>
             <w:pict>
-              <v:shape w14:anchorId="324DC1D2" id="Graphic 36" o:spid="_x0000_s1026" style="position:absolute;left:0;text-align:left;margin-left:154.8pt;margin-top:18.8pt;width:421.2pt;height:.7pt;z-index:-15717376;visibility:visible;mso-wrap-style:square;mso-wrap-distance-left:0;mso-wrap-distance-top:0;mso-wrap-distance-right:0;mso-wrap-distance-bottom:0;mso-position-horizontal:absolute;mso-position-horizontal-relative:page;mso-position-vertical:absolute;mso-position-vertical-relative:text;v-text-anchor:top" coordsize="5349240,8890" o:gfxdata="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" path="m5349240,l,,,8890r5349240,l5349240,xe" fillcolor="#404040" stroked="f">
+              <v:shape w14:anchorId="2CF92DD1" id="Graphic 36" o:spid="_x0000_s1026" style="position:absolute;margin-left:154.8pt;margin-top:18.8pt;width:421.2pt;height:.7pt;z-index:-15717376;visibility:visible;mso-wrap-style:square;mso-wrap-distance-left:0;mso-wrap-distance-top:0;mso-wrap-distance-right:0;mso-wrap-distance-bottom:0;mso-position-horizontal:absolute;mso-position-horizontal-relative:page;mso-position-vertical:absolute;mso-position-vertical-relative:text;v-text-anchor:top" coordsize="5349240,8890" o:gfxdata="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" path="m5349240,l,,,8890r5349240,l5349240,xe" fillcolor="#404040" stroked="f">
                 <v:path arrowok="t"/>
                 <w10:wrap type="topAndBottom" anchorx="page"/>
               </v:shape>
@@ -13616,7 +13738,7 @@
     </w:p>
     <w:p>
       <w:pPr>
-        <w:pStyle w:val="a3"/>
+        <w:pStyle w:val="BodyText"/>
         <w:rPr>
           <w:sz w:val="20"/>
         </w:rPr>
@@ -13723,7 +13845,7 @@
           </mc:Choice>
           <mc:Fallback>
             <w:pict>
-              <v:shape w14:anchorId="53C5C182" id="Graphic 37" o:spid="_x0000_s1026" style="position:absolute;left:0;text-align:left;margin-left:36pt;margin-top:27pt;width:104.45pt;height:4.35pt;z-index:-15715840;visibility:visible;mso-wrap-style:square;mso-wrap-distance-left:0;mso-wrap-distance-top:0;mso-wrap-distance-right:0;mso-wrap-distance-bottom:0;mso-position-horizontal:absolute;mso-position-horizontal-relative:page;mso-position-vertical:absolute;mso-position-vertical-relative:text;v-text-anchor:top" coordsize="1326515,55244" o:gfxdata="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" path="m1326134,l,,,54864r1326134,l1326134,xe" fillcolor="black" stroked="f">
+              <v:shape w14:anchorId="71DD9682" id="Graphic 37" o:spid="_x0000_s1026" style="position:absolute;margin-left:36pt;margin-top:27pt;width:104.45pt;height:4.35pt;z-index:-15715840;visibility:visible;mso-wrap-style:square;mso-wrap-distance-left:0;mso-wrap-distance-top:0;mso-wrap-distance-right:0;mso-wrap-distance-bottom:0;mso-position-horizontal:absolute;mso-position-horizontal-relative:page;mso-position-vertical:absolute;mso-position-vertical-relative:text;v-text-anchor:top" coordsize="1326515,55244" o:gfxdata="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" path="m1326134,l,,,54864r1326134,l1326134,xe" fillcolor="black" stroked="f">
                 <v:path arrowok="t"/>
                 <w10:wrap type="topAndBottom" anchorx="page"/>
               </v:shape>
@@ -13812,7 +13934,7 @@
           </mc:Choice>
           <mc:Fallback>
             <w:pict>
-              <v:shape w14:anchorId="6A17882D" id="Graphic 38" o:spid="_x0000_s1026" style="position:absolute;left:0;text-align:left;margin-left:154.8pt;margin-top:27pt;width:421.3pt;height:4.35pt;z-index:-15715328;visibility:visible;mso-wrap-style:square;mso-wrap-distance-left:0;mso-wrap-distance-top:0;mso-wrap-distance-right:0;mso-wrap-distance-bottom:0;mso-position-horizontal:absolute;mso-position-horizontal-relative:page;mso-position-vertical:absolute;mso-position-vertical-relative:text;v-text-anchor:top" coordsize="5350510,55244" o:gfxdata="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" path="m5350128,l,,,54864r5350128,l5350128,xe" fillcolor="black" stroked="f">
+              <v:shape w14:anchorId="0EAB91A2" id="Graphic 38" o:spid="_x0000_s1026" style="position:absolute;margin-left:154.8pt;margin-top:27pt;width:421.3pt;height:4.35pt;z-index:-15715328;visibility:visible;mso-wrap-style:square;mso-wrap-distance-left:0;mso-wrap-distance-top:0;mso-wrap-distance-right:0;mso-wrap-distance-bottom:0;mso-position-horizontal:absolute;mso-position-horizontal-relative:page;mso-position-vertical:absolute;mso-position-vertical-relative:text;v-text-anchor:top" coordsize="5350510,55244" o:gfxdata="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" path="m5350128,l,,,54864r5350128,l5350128,xe" fillcolor="black" stroked="f">
                 <v:path arrowok="t"/>
                 <w10:wrap type="topAndBottom" anchorx="page"/>
               </v:shape>
@@ -13876,7 +13998,7 @@
     </w:p>
     <w:p>
       <w:pPr>
-        <w:pStyle w:val="a3"/>
+        <w:pStyle w:val="BodyText"/>
         <w:spacing w:before="176"/>
         <w:rPr>
           <w:rFonts w:ascii="Arial"/>
@@ -13887,7 +14009,7 @@
     </w:p>
     <w:p>
       <w:pPr>
-        <w:pStyle w:val="2"/>
+        <w:pStyle w:val="Heading2"/>
       </w:pPr>
       <w:r>
         <w:rPr>
@@ -13967,7 +14089,7 @@
           </mc:Choice>
           <mc:Fallback>
             <w:pict>
-              <v:shape w14:anchorId="18F44A42" id="Graphic 39" o:spid="_x0000_s1026" style="position:absolute;left:0;text-align:left;margin-left:153.4pt;margin-top:17.2pt;width:424.15pt;height:1pt;z-index:-15714816;visibility:visible;mso-wrap-style:square;mso-wrap-distance-left:0;mso-wrap-distance-top:0;mso-wrap-distance-right:0;mso-wrap-distance-bottom:0;mso-position-horizontal:absolute;mso-position-horizontal-relative:page;mso-position-vertical:absolute;mso-position-vertical-relative:text;v-text-anchor:top" coordsize="5386705,12700" o:gfxdata="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" path="m5386705,l,,,12191r5386705,l5386705,xe" fillcolor="black" stroked="f">
+              <v:shape w14:anchorId="131652F9" id="Graphic 39" o:spid="_x0000_s1026" style="position:absolute;margin-left:153.4pt;margin-top:17.2pt;width:424.15pt;height:1pt;z-index:-15714816;visibility:visible;mso-wrap-style:square;mso-wrap-distance-left:0;mso-wrap-distance-top:0;mso-wrap-distance-right:0;mso-wrap-distance-bottom:0;mso-position-horizontal:absolute;mso-position-horizontal-relative:page;mso-position-vertical:absolute;mso-position-vertical-relative:text;v-text-anchor:top" coordsize="5386705,12700" o:gfxdata="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" path="m5386705,l,,,12191r5386705,l5386705,xe" fillcolor="black" stroked="f">
                 <v:path arrowok="t"/>
                 <w10:wrap type="topAndBottom" anchorx="page"/>
               </v:shape>
@@ -13995,7 +14117,7 @@
     </w:p>
     <w:p>
       <w:pPr>
-        <w:pStyle w:val="a4"/>
+        <w:pStyle w:val="ListParagraph"/>
         <w:numPr>
           <w:ilvl w:val="0"/>
           <w:numId w:val="2"/>
@@ -14188,7 +14310,7 @@
     </w:p>
     <w:p>
       <w:pPr>
-        <w:pStyle w:val="a4"/>
+        <w:pStyle w:val="ListParagraph"/>
         <w:numPr>
           <w:ilvl w:val="0"/>
           <w:numId w:val="2"/>
@@ -14355,7 +14477,7 @@
     </w:p>
     <w:p>
       <w:pPr>
-        <w:pStyle w:val="a4"/>
+        <w:pStyle w:val="ListParagraph"/>
         <w:numPr>
           <w:ilvl w:val="0"/>
           <w:numId w:val="2"/>
@@ -14589,7 +14711,7 @@
     </w:p>
     <w:p>
       <w:pPr>
-        <w:pStyle w:val="a4"/>
+        <w:pStyle w:val="ListParagraph"/>
         <w:numPr>
           <w:ilvl w:val="0"/>
           <w:numId w:val="2"/>
@@ -14688,7 +14810,7 @@
     </w:p>
     <w:p>
       <w:pPr>
-        <w:pStyle w:val="a4"/>
+        <w:pStyle w:val="ListParagraph"/>
         <w:numPr>
           <w:ilvl w:val="0"/>
           <w:numId w:val="2"/>
@@ -14960,7 +15082,7 @@
     </w:p>
     <w:p>
       <w:pPr>
-        <w:pStyle w:val="a4"/>
+        <w:pStyle w:val="ListParagraph"/>
         <w:rPr>
           <w:sz w:val="24"/>
         </w:rPr>
@@ -14973,7 +15095,7 @@
     </w:p>
     <w:p>
       <w:pPr>
-        <w:pStyle w:val="a4"/>
+        <w:pStyle w:val="ListParagraph"/>
         <w:numPr>
           <w:ilvl w:val="0"/>
           <w:numId w:val="1"/>
@@ -15044,7 +15166,7 @@
     </w:p>
     <w:p>
       <w:pPr>
-        <w:pStyle w:val="a4"/>
+        <w:pStyle w:val="ListParagraph"/>
         <w:numPr>
           <w:ilvl w:val="0"/>
           <w:numId w:val="1"/>
@@ -15234,7 +15356,7 @@
     </w:p>
     <w:p>
       <w:pPr>
-        <w:pStyle w:val="a4"/>
+        <w:pStyle w:val="ListParagraph"/>
         <w:numPr>
           <w:ilvl w:val="0"/>
           <w:numId w:val="1"/>
@@ -15349,7 +15471,7 @@
     </w:p>
     <w:p>
       <w:pPr>
-        <w:pStyle w:val="a4"/>
+        <w:pStyle w:val="ListParagraph"/>
         <w:numPr>
           <w:ilvl w:val="1"/>
           <w:numId w:val="1"/>
@@ -15391,7 +15513,7 @@
     </w:p>
     <w:p>
       <w:pPr>
-        <w:pStyle w:val="a4"/>
+        <w:pStyle w:val="ListParagraph"/>
         <w:numPr>
           <w:ilvl w:val="1"/>
           <w:numId w:val="1"/>
@@ -15439,7 +15561,7 @@
     </w:p>
     <w:p>
       <w:pPr>
-        <w:pStyle w:val="a4"/>
+        <w:pStyle w:val="ListParagraph"/>
         <w:numPr>
           <w:ilvl w:val="1"/>
           <w:numId w:val="1"/>
@@ -15480,7 +15602,7 @@
     </w:p>
     <w:p>
       <w:pPr>
-        <w:pStyle w:val="a4"/>
+        <w:pStyle w:val="ListParagraph"/>
         <w:numPr>
           <w:ilvl w:val="0"/>
           <w:numId w:val="1"/>
@@ -15565,7 +15687,7 @@
     </w:p>
     <w:p>
       <w:pPr>
-        <w:pStyle w:val="a4"/>
+        <w:pStyle w:val="ListParagraph"/>
         <w:numPr>
           <w:ilvl w:val="0"/>
           <w:numId w:val="1"/>
@@ -15635,7 +15757,7 @@
     </w:p>
     <w:p>
       <w:pPr>
-        <w:pStyle w:val="a4"/>
+        <w:pStyle w:val="ListParagraph"/>
         <w:numPr>
           <w:ilvl w:val="1"/>
           <w:numId w:val="1"/>
@@ -15676,7 +15798,7 @@
     </w:p>
     <w:p>
       <w:pPr>
-        <w:pStyle w:val="a4"/>
+        <w:pStyle w:val="ListParagraph"/>
         <w:numPr>
           <w:ilvl w:val="1"/>
           <w:numId w:val="1"/>
@@ -15717,7 +15839,7 @@
     </w:p>
     <w:p>
       <w:pPr>
-        <w:pStyle w:val="a4"/>
+        <w:pStyle w:val="ListParagraph"/>
         <w:numPr>
           <w:ilvl w:val="1"/>
           <w:numId w:val="1"/>
@@ -15833,7 +15955,7 @@
     </w:p>
     <w:p>
       <w:pPr>
-        <w:pStyle w:val="a4"/>
+        <w:pStyle w:val="ListParagraph"/>
         <w:numPr>
           <w:ilvl w:val="0"/>
           <w:numId w:val="1"/>
@@ -15955,7 +16077,7 @@
     </w:p>
     <w:p>
       <w:pPr>
-        <w:pStyle w:val="a4"/>
+        <w:pStyle w:val="ListParagraph"/>
         <w:numPr>
           <w:ilvl w:val="0"/>
           <w:numId w:val="1"/>
@@ -16130,7 +16252,7 @@
     </w:p>
     <w:p>
       <w:pPr>
-        <w:pStyle w:val="a3"/>
+        <w:pStyle w:val="BodyText"/>
         <w:spacing w:before="10"/>
         <w:rPr>
           <w:rFonts w:ascii="Calibri"/>
@@ -16190,7 +16312,7 @@
     </w:p>
     <w:p>
       <w:pPr>
-        <w:pStyle w:val="a3"/>
+        <w:pStyle w:val="BodyText"/>
         <w:rPr>
           <w:rFonts w:ascii="Calibri"/>
           <w:sz w:val="14"/>
@@ -16256,7 +16378,7 @@
     </w:p>
     <w:p>
       <w:pPr>
-        <w:pStyle w:val="a3"/>
+        <w:pStyle w:val="BodyText"/>
         <w:spacing w:before="11"/>
         <w:rPr>
           <w:rFonts w:ascii="Calibri"/>
@@ -16316,7 +16438,7 @@
     </w:p>
     <w:p>
       <w:pPr>
-        <w:pStyle w:val="a3"/>
+        <w:pStyle w:val="BodyText"/>
         <w:rPr>
           <w:rFonts w:ascii="Calibri"/>
           <w:sz w:val="16"/>
@@ -16382,7 +16504,7 @@
     </w:p>
     <w:p>
       <w:pPr>
-        <w:pStyle w:val="a3"/>
+        <w:pStyle w:val="BodyText"/>
         <w:rPr>
           <w:rFonts w:ascii="Calibri"/>
           <w:sz w:val="20"/>
@@ -16391,7 +16513,7 @@
     </w:p>
     <w:p>
       <w:pPr>
-        <w:pStyle w:val="a3"/>
+        <w:pStyle w:val="BodyText"/>
         <w:spacing w:before="217"/>
         <w:rPr>
           <w:rFonts w:ascii="Calibri"/>
@@ -16452,7 +16574,7 @@
     <w:p/>
     <w:p>
       <w:pPr>
-        <w:pStyle w:val="a4"/>
+        <w:pStyle w:val="ListParagraph"/>
         <w:widowControl/>
         <w:numPr>
           <w:ilvl w:val="0"/>
@@ -16481,7 +16603,7 @@
     </w:p>
     <w:p>
       <w:pPr>
-        <w:pStyle w:val="a4"/>
+        <w:pStyle w:val="ListParagraph"/>
         <w:widowControl/>
         <w:numPr>
           <w:ilvl w:val="0"/>
@@ -16510,7 +16632,7 @@
     </w:p>
     <w:p>
       <w:pPr>
-        <w:pStyle w:val="a4"/>
+        <w:pStyle w:val="ListParagraph"/>
         <w:widowControl/>
         <w:numPr>
           <w:ilvl w:val="0"/>
@@ -16539,7 +16661,7 @@
     </w:p>
     <w:p>
       <w:pPr>
-        <w:pStyle w:val="a4"/>
+        <w:pStyle w:val="ListParagraph"/>
         <w:widowControl/>
         <w:numPr>
           <w:ilvl w:val="0"/>
@@ -16661,7 +16783,7 @@
     </w:p>
     <w:p>
       <w:pPr>
-        <w:pStyle w:val="a4"/>
+        <w:pStyle w:val="ListParagraph"/>
         <w:widowControl/>
         <w:numPr>
           <w:ilvl w:val="0"/>
@@ -16788,7 +16910,7 @@
     </w:p>
     <w:p>
       <w:pPr>
-        <w:pStyle w:val="a4"/>
+        <w:pStyle w:val="ListParagraph"/>
         <w:widowControl/>
         <w:numPr>
           <w:ilvl w:val="0"/>
@@ -16821,7 +16943,7 @@
     </w:p>
     <w:p>
       <w:pPr>
-        <w:pStyle w:val="a4"/>
+        <w:pStyle w:val="ListParagraph"/>
         <w:widowControl/>
         <w:numPr>
           <w:ilvl w:val="0"/>
@@ -17475,6 +17597,298 @@
     <w:p/>
     <w:p/>
     <w:p/>
+    <w:p/>
+    <w:p>
+      <w:pPr>
+        <w:pStyle w:val="ListParagraph"/>
+        <w:widowControl/>
+        <w:numPr>
+          <w:ilvl w:val="0"/>
+          <w:numId w:val="9"/>
+        </w:numPr>
+        <w:autoSpaceDE/>
+        <w:autoSpaceDN/>
+        <w:spacing w:after="160" w:line="278" w:lineRule="auto"/>
+        <w:contextualSpacing/>
+      </w:pPr>
+      <w:r>
+        <w:t>=Configure</w:t>
+      </w:r>
+      <w:r>
+        <w:t xml:space="preserve"> routing using either: </w:t>
+      </w:r>
+    </w:p>
+    <w:p>
+      <w:pPr>
+        <w:widowControl/>
+        <w:numPr>
+          <w:ilvl w:val="1"/>
+          <w:numId w:val="9"/>
+        </w:numPr>
+        <w:autoSpaceDE/>
+        <w:autoSpaceDN/>
+        <w:spacing w:after="160" w:line="278" w:lineRule="auto"/>
+      </w:pPr>
+      <w:r>
+        <w:t>Static Routing</w:t>
+      </w:r>
+    </w:p>
+    <w:p>
+      <w:r>
+        <w:t xml:space="preserve">Verify connectivity between all LANs using the </w:t>
+      </w:r>
+      <w:r>
+        <w:rPr>
+          <w:b/>
+          <w:bCs/>
+        </w:rPr>
+        <w:t>ping</w:t>
+      </w:r>
+      <w:r>
+        <w:t xml:space="preserve"> command. </w:t>
+      </w:r>
+    </w:p>
+    <w:p>
+      <w:pPr>
+        <w:pStyle w:val="ListParagraph"/>
+        <w:widowControl/>
+        <w:numPr>
+          <w:ilvl w:val="0"/>
+          <w:numId w:val="9"/>
+        </w:numPr>
+        <w:autoSpaceDE/>
+        <w:autoSpaceDN/>
+        <w:spacing w:after="160" w:line="278" w:lineRule="auto"/>
+        <w:contextualSpacing/>
+      </w:pPr>
+      <w:r>
+        <w:t xml:space="preserve">Test communication between WAN 1 and WAN 2. </w:t>
+      </w:r>
+    </w:p>
+    <w:p>
+      <w:pPr>
+        <w:pStyle w:val="ListParagraph"/>
+        <w:widowControl/>
+        <w:numPr>
+          <w:ilvl w:val="0"/>
+          <w:numId w:val="9"/>
+        </w:numPr>
+        <w:autoSpaceDE/>
+        <w:autoSpaceDN/>
+        <w:spacing w:after="160" w:line="278" w:lineRule="auto"/>
+        <w:contextualSpacing/>
+      </w:pPr>
+      <w:r>
+        <w:t xml:space="preserve">Capture screenshots showing successful communication. </w:t>
+      </w:r>
+    </w:p>
+    <w:p>
+      <w:pPr>
+        <w:pStyle w:val="ListParagraph"/>
+        <w:widowControl/>
+        <w:numPr>
+          <w:ilvl w:val="0"/>
+          <w:numId w:val="9"/>
+        </w:numPr>
+        <w:autoSpaceDE/>
+        <w:autoSpaceDN/>
+        <w:spacing w:after="160" w:line="278" w:lineRule="auto"/>
+        <w:contextualSpacing/>
+      </w:pPr>
+      <w:r>
+        <w:t xml:space="preserve">Prepare the Phase 1 progress report. </w:t>
+      </w:r>
+    </w:p>
+    <w:p>
+      <w:pPr>
+        <w:pStyle w:val="ListParagraph"/>
+        <w:widowControl/>
+        <w:numPr>
+          <w:ilvl w:val="0"/>
+          <w:numId w:val="9"/>
+        </w:numPr>
+        <w:autoSpaceDE/>
+        <w:autoSpaceDN/>
+        <w:spacing w:after="160" w:line="278" w:lineRule="auto"/>
+        <w:contextualSpacing/>
+      </w:pPr>
+      <w:r>
+        <w:t xml:space="preserve">Organize the project artifacts, including: </w:t>
+      </w:r>
+    </w:p>
+    <w:p>
+      <w:pPr>
+        <w:widowControl/>
+        <w:numPr>
+          <w:ilvl w:val="1"/>
+          <w:numId w:val="9"/>
+        </w:numPr>
+        <w:autoSpaceDE/>
+        <w:autoSpaceDN/>
+        <w:spacing w:after="160" w:line="278" w:lineRule="auto"/>
+      </w:pPr>
+      <w:r>
+        <w:t xml:space="preserve">Google Docs/Word Online shared document </w:t>
+      </w:r>
+    </w:p>
+    <w:p>
+      <w:pPr>
+        <w:widowControl/>
+        <w:numPr>
+          <w:ilvl w:val="1"/>
+          <w:numId w:val="9"/>
+        </w:numPr>
+        <w:autoSpaceDE/>
+        <w:autoSpaceDN/>
+        <w:spacing w:after="160" w:line="278" w:lineRule="auto"/>
+      </w:pPr>
+      <w:r>
+        <w:t xml:space="preserve">GitHub/GitLab repository </w:t>
+      </w:r>
+    </w:p>
+    <w:p>
+      <w:pPr>
+        <w:widowControl/>
+        <w:numPr>
+          <w:ilvl w:val="1"/>
+          <w:numId w:val="9"/>
+        </w:numPr>
+        <w:autoSpaceDE/>
+        <w:autoSpaceDN/>
+        <w:spacing w:after="160" w:line="278" w:lineRule="auto"/>
+      </w:pPr>
+      <w:r>
+        <w:t xml:space="preserve">Packet Tracer (.pkt) file </w:t>
+      </w:r>
+    </w:p>
+    <w:p>
+      <w:pPr>
+        <w:pStyle w:val="ListParagraph"/>
+        <w:widowControl/>
+        <w:numPr>
+          <w:ilvl w:val="0"/>
+          <w:numId w:val="9"/>
+        </w:numPr>
+        <w:autoSpaceDE/>
+        <w:autoSpaceDN/>
+        <w:spacing w:after="160" w:line="278" w:lineRule="auto"/>
+        <w:contextualSpacing/>
+      </w:pPr>
+      <w:r>
+        <w:t>Maintain version history and commit logs.</w:t>
+      </w:r>
+    </w:p>
+    <w:p/>
+    <w:p/>
+    <w:p/>
+    <w:p>
+      <w:pPr>
+        <w:rPr>
+          <w:rtl/>
+          <w:lang w:bidi="ar-EG"/>
+        </w:rPr>
+      </w:pPr>
+    </w:p>
+    <w:p/>
+    <w:p/>
+    <w:p/>
+    <w:p/>
+    <w:p>
+      <w:r>
+        <w:rPr>
+          <w:noProof/>
+        </w:rPr>
+        <w:drawing>
+          <wp:inline distT="0" distB="0" distL="0" distR="0" wp14:anchorId="260D1E56" wp14:editId="60519E22">
+            <wp:extent cx="5943600" cy="3343275"/>
+            <wp:effectExtent l="0" t="0" r="0" b="9525"/>
+            <wp:docPr id="1353167604" name="Picture 1"/>
+            <wp:cNvGraphicFramePr>
+              <a:graphicFrameLocks xmlns:a="http://schemas.openxmlformats.org/drawingml/2006/main" noChangeAspect="1"/>
+            </wp:cNvGraphicFramePr>
+            <a:graphic xmlns:a="http://schemas.openxmlformats.org/drawingml/2006/main">
+              <a:graphicData uri="http://schemas.openxmlformats.org/drawingml/2006/picture">
+                <pic:pic xmlns:pic="http://schemas.openxmlformats.org/drawingml/2006/picture">
+                  <pic:nvPicPr>
+                    <pic:cNvPr id="1353167604" name=""/>
+                    <pic:cNvPicPr/>
+                  </pic:nvPicPr>
+                  <pic:blipFill>
+                    <a:blip r:embed="rId32"/>
+                    <a:stretch>
+                      <a:fillRect/>
+                    </a:stretch>
+                  </pic:blipFill>
+                  <pic:spPr>
+                    <a:xfrm>
+                      <a:off x="0" y="0"/>
+                      <a:ext cx="5943600" cy="3343275"/>
+                    </a:xfrm>
+                    <a:prstGeom prst="rect">
+                      <a:avLst/>
+                    </a:prstGeom>
+                  </pic:spPr>
+                </pic:pic>
+              </a:graphicData>
+            </a:graphic>
+          </wp:inline>
+        </w:drawing>
+      </w:r>
+    </w:p>
+    <w:p>
+      <w:r>
+        <w:rPr>
+          <w:noProof/>
+        </w:rPr>
+        <w:lastRenderedPageBreak/>
+        <w:drawing>
+          <wp:inline distT="0" distB="0" distL="0" distR="0" wp14:anchorId="362C76D6" wp14:editId="62D7CC94">
+            <wp:extent cx="5943600" cy="3343275"/>
+            <wp:effectExtent l="0" t="0" r="0" b="9525"/>
+            <wp:docPr id="169525183" name="Picture 1"/>
+            <wp:cNvGraphicFramePr>
+              <a:graphicFrameLocks xmlns:a="http://schemas.openxmlformats.org/drawingml/2006/main" noChangeAspect="1"/>
+            </wp:cNvGraphicFramePr>
+            <a:graphic xmlns:a="http://schemas.openxmlformats.org/drawingml/2006/main">
+              <a:graphicData uri="http://schemas.openxmlformats.org/drawingml/2006/picture">
+                <pic:pic xmlns:pic="http://schemas.openxmlformats.org/drawingml/2006/picture">
+                  <pic:nvPicPr>
+                    <pic:cNvPr id="169525183" name=""/>
+                    <pic:cNvPicPr/>
+                  </pic:nvPicPr>
+                  <pic:blipFill>
+                    <a:blip r:embed="rId33"/>
+                    <a:stretch>
+                      <a:fillRect/>
+                    </a:stretch>
+                  </pic:blipFill>
+                  <pic:spPr>
+                    <a:xfrm>
+                      <a:off x="0" y="0"/>
+                      <a:ext cx="5943600" cy="3343275"/>
+                    </a:xfrm>
+                    <a:prstGeom prst="rect">
+                      <a:avLst/>
+                    </a:prstGeom>
+                  </pic:spPr>
+                </pic:pic>
+              </a:graphicData>
+            </a:graphic>
+          </wp:inline>
+        </w:drawing>
+      </w:r>
+    </w:p>
+    <w:p/>
+    <w:p/>
+    <w:p/>
+    <w:p/>
+    <w:p/>
+    <w:p/>
+    <w:p/>
+    <w:p/>
+    <w:p/>
+    <w:p/>
+    <w:p/>
     <w:sectPr>
       <w:pgSz w:w="12240" w:h="15840"/>
       <w:pgMar w:top="1460" w:right="360" w:bottom="280" w:left="360" w:header="720" w:footer="720" w:gutter="0"/>
@@ -17485,7 +17899,7 @@
 </file>
 
 <file path=word/numbering.xml><?xml version="1.0" encoding="utf-8"?>
-<w:numbering xmlns:wpc="http://schemas.microsoft.com/office/word/2010/wordprocessingCanvas" xmlns:cx="http://schemas.microsoft.com/office/drawing/2014/chartex" xmlns:cx1="http://schemas.microsoft.com/office/drawing/2015/9/8/chartex" xmlns:cx2="http://schemas.microsoft.com/office/drawing/2015/10/21/chartex" xmlns:cx3="http://schemas.microsoft.com/office/drawing/2016/5/9/chartex" xmlns:cx4="http://schemas.microsoft.com/office/drawing/2016/5/10/chartex" xmlns:cx5="http://schemas.microsoft.com/office/drawing/2016/5/11/chartex" xmlns:cx6="http://schemas.microsoft.com/office/drawing/2016/5/12/chartex" xmlns:cx7="http://schemas.microsoft.com/office/drawing/2016/5/13/chartex" xmlns:cx8="http://schemas.microsoft.com/office/drawing/2016/5/14/chartex" xmlns:mc="http://schemas.openxmlformats.org/markup-compatibility/2006" xmlns:aink="http://schemas.microsoft.com/office/drawing/2016/ink" xmlns:am3d="http://schemas.microsoft.com/office/drawing/2017/model3d" xmlns:o="urn:schemas-microsoft-com:office:office" xmlns:oel="http://schemas.microsoft.com/office/2019/extlst" xmlns:r="http://schemas.openxmlformats.org/officeDocument/2006/relationships" xmlns:m="http://schemas.openxmlformats.org/officeDocument/2006/math" xmlns:v="urn:schemas-microsoft-com:vml" xmlns:wp14="http://schemas.microsoft.com/office/word/2010/wordprocessingDrawing" xmlns:wp="http://schemas.openxmlformats.org/drawingml/2006/wordprocessingDrawing" xmlns:w10="urn:schemas-microsoft-com:office:word" xmlns:w="http://schemas.openxmlformats.org/wordprocessingml/2006/main" xmlns:w14="http://schemas.microsoft.com/office/word/2010/wordml" xmlns:w15="http://schemas.microsoft.com/office/word/2012/wordml" xmlns:w16cex="http://schemas.microsoft.com/office/word/2018/wordml/cex" xmlns:w16cid="http://schemas.microsoft.com/office/word/2016/wordml/cid" xmlns:w16="http://schemas.microsoft.com/office/word/2018/wordml" xmlns:w16du="http://schemas.microsoft.com/office/word/2023/wordml/word16du" xmlns:w16sdtdh="http://schemas.microsoft.com/office/word/2020/wordml/sdtdatahash" xmlns:w16sdtfl="http://schemas.microsoft.com/office/word/2024/wordml/sdtformatlock" xmlns:w16se="http://schemas.microsoft.com/office/word/2015/wordml/symex" xmlns:wpg="http://schemas.microsoft.com/office/word/2010/wordprocessingGroup" xmlns:wpi="http://schemas.microsoft.com/office/word/2010/wordprocessingInk" xmlns:wne="http://schemas.microsoft.com/office/word/2006/wordml" xmlns:wps="http://schemas.microsoft.com/office/word/2010/wordprocessingShape" mc:Ignorable="w14 w15 w16se w16cid w16 w16cex w16sdtdh w16sdtfl w16du wp14">
+<w:numbering xmlns:wpc="http://schemas.microsoft.com/office/word/2010/wordprocessingCanvas" xmlns:cx="http://schemas.microsoft.com/office/drawing/2014/chartex" xmlns:cx1="http://schemas.microsoft.com/office/drawing/2015/9/8/chartex" xmlns:cx2="http://schemas.microsoft.com/office/drawing/2015/10/21/chartex" xmlns:cx3="http://schemas.microsoft.com/office/drawing/2016/5/9/chartex" xmlns:cx4="http://schemas.microsoft.com/office/drawing/2016/5/10/chartex" xmlns:cx5="http://schemas.microsoft.com/office/drawing/2016/5/11/chartex" xmlns:cx6="http://schemas.microsoft.com/office/drawing/2016/5/12/chartex" xmlns:cx7="http://schemas.microsoft.com/office/drawing/2016/5/13/chartex" xmlns:cx8="http://schemas.microsoft.com/office/drawing/2016/5/14/chartex" xmlns:mc="http://schemas.openxmlformats.org/markup-compatibility/2006" xmlns:aink="http://schemas.microsoft.com/office/drawing/2016/ink" xmlns:am3d="http://schemas.microsoft.com/office/drawing/2017/model3d" xmlns:o="urn:schemas-microsoft-com:office:office" xmlns:oel="http://schemas.microsoft.com/office/2019/extlst" xmlns:r="http://schemas.openxmlformats.org/officeDocument/2006/relationships" xmlns:m="http://schemas.openxmlformats.org/officeDocument/2006/math" xmlns:v="urn:schemas-microsoft-com:vml" xmlns:wp14="http://schemas.microsoft.com/office/word/2010/wordprocessingDrawing" xmlns:wp="http://schemas.openxmlformats.org/drawingml/2006/wordprocessingDrawing" xmlns:w10="urn:schemas-microsoft-com:office:word" xmlns:w="http://schemas.openxmlformats.org/wordprocessingml/2006/main" xmlns:w14="http://schemas.microsoft.com/office/word/2010/wordml" xmlns:w15="http://schemas.microsoft.com/office/word/2012/wordml" xmlns:w16cei="http://schemas.microsoft.com/office/word/2026/wordml/cei" xmlns:w16cex="http://schemas.microsoft.com/office/word/2018/wordml/cex" xmlns:w16cid="http://schemas.microsoft.com/office/word/2016/wordml/cid" xmlns:w16="http://schemas.microsoft.com/office/word/2018/wordml" xmlns:w16du="http://schemas.microsoft.com/office/word/2023/wordml/word16du" xmlns:w16sdtdh="http://schemas.microsoft.com/office/word/2020/wordml/sdtdatahash" xmlns:w16sdtfl="http://schemas.microsoft.com/office/word/2024/wordml/sdtformatlock" xmlns:w16se="http://schemas.microsoft.com/office/word/2015/wordml/symex" xmlns:wpg="http://schemas.microsoft.com/office/word/2010/wordprocessingGroup" xmlns:wpi="http://schemas.microsoft.com/office/word/2010/wordprocessingInk" xmlns:wne="http://schemas.microsoft.com/office/word/2006/wordml" xmlns:wps="http://schemas.microsoft.com/office/word/2010/wordprocessingShape" mc:Ignorable="w14 w15 w16se w16cid w16 w16cex w16sdtdh w16sdtfl w16du wp14">
   <w:abstractNum w:abstractNumId="0" w15:restartNumberingAfterBreak="0">
     <w:nsid w:val="0C2067D2"/>
     <w:multiLevelType w:val="multilevel"/>
@@ -18299,6 +18713,155 @@
     </w:lvl>
   </w:abstractNum>
   <w:abstractNum w:abstractNumId="6" w15:restartNumberingAfterBreak="0">
+    <w:nsid w:val="70D73196"/>
+    <w:multiLevelType w:val="multilevel"/>
+    <w:tmpl w:val="011CDEC8"/>
+    <w:lvl w:ilvl="0">
+      <w:start w:val="1"/>
+      <w:numFmt w:val="bullet"/>
+      <w:lvlText w:val=""/>
+      <w:lvlJc w:val="left"/>
+      <w:pPr>
+        <w:tabs>
+          <w:tab w:val="num" w:pos="720"/>
+        </w:tabs>
+        <w:ind w:left="720" w:hanging="360"/>
+      </w:pPr>
+      <w:rPr>
+        <w:rFonts w:ascii="Symbol" w:hAnsi="Symbol" w:hint="default"/>
+        <w:sz w:val="20"/>
+      </w:rPr>
+    </w:lvl>
+    <w:lvl w:ilvl="1">
+      <w:start w:val="1"/>
+      <w:numFmt w:val="bullet"/>
+      <w:lvlText w:val="o"/>
+      <w:lvlJc w:val="left"/>
+      <w:pPr>
+        <w:tabs>
+          <w:tab w:val="num" w:pos="1440"/>
+        </w:tabs>
+        <w:ind w:left="1440" w:hanging="360"/>
+      </w:pPr>
+      <w:rPr>
+        <w:rFonts w:ascii="Courier New" w:hAnsi="Courier New" w:hint="default"/>
+        <w:sz w:val="20"/>
+      </w:rPr>
+    </w:lvl>
+    <w:lvl w:ilvl="2" w:tentative="1">
+      <w:start w:val="1"/>
+      <w:numFmt w:val="bullet"/>
+      <w:lvlText w:val=""/>
+      <w:lvlJc w:val="left"/>
+      <w:pPr>
+        <w:tabs>
+          <w:tab w:val="num" w:pos="2160"/>
+        </w:tabs>
+        <w:ind w:left="2160" w:hanging="360"/>
+      </w:pPr>
+      <w:rPr>
+        <w:rFonts w:ascii="Wingdings" w:hAnsi="Wingdings" w:hint="default"/>
+        <w:sz w:val="20"/>
+      </w:rPr>
+    </w:lvl>
+    <w:lvl w:ilvl="3" w:tentative="1">
+      <w:start w:val="1"/>
+      <w:numFmt w:val="bullet"/>
+      <w:lvlText w:val=""/>
+      <w:lvlJc w:val="left"/>
+      <w:pPr>
+        <w:tabs>
+          <w:tab w:val="num" w:pos="2880"/>
+        </w:tabs>
+        <w:ind w:left="2880" w:hanging="360"/>
+      </w:pPr>
+      <w:rPr>
+        <w:rFonts w:ascii="Wingdings" w:hAnsi="Wingdings" w:hint="default"/>
+        <w:sz w:val="20"/>
+      </w:rPr>
+    </w:lvl>
+    <w:lvl w:ilvl="4" w:tentative="1">
+      <w:start w:val="1"/>
+      <w:numFmt w:val="bullet"/>
+      <w:lvlText w:val=""/>
+      <w:lvlJc w:val="left"/>
+      <w:pPr>
+        <w:tabs>
+          <w:tab w:val="num" w:pos="3600"/>
+        </w:tabs>
+        <w:ind w:left="3600" w:hanging="360"/>
+      </w:pPr>
+      <w:rPr>
+        <w:rFonts w:ascii="Wingdings" w:hAnsi="Wingdings" w:hint="default"/>
+        <w:sz w:val="20"/>
+      </w:rPr>
+    </w:lvl>
+    <w:lvl w:ilvl="5" w:tentative="1">
+      <w:start w:val="1"/>
+      <w:numFmt w:val="bullet"/>
+      <w:lvlText w:val=""/>
+      <w:lvlJc w:val="left"/>
+      <w:pPr>
+        <w:tabs>
+          <w:tab w:val="num" w:pos="4320"/>
+        </w:tabs>
+        <w:ind w:left="4320" w:hanging="360"/>
+      </w:pPr>
+      <w:rPr>
+        <w:rFonts w:ascii="Wingdings" w:hAnsi="Wingdings" w:hint="default"/>
+        <w:sz w:val="20"/>
+      </w:rPr>
+    </w:lvl>
+    <w:lvl w:ilvl="6" w:tentative="1">
+      <w:start w:val="1"/>
+      <w:numFmt w:val="bullet"/>
+      <w:lvlText w:val=""/>
+      <w:lvlJc w:val="left"/>
+      <w:pPr>
+        <w:tabs>
+          <w:tab w:val="num" w:pos="5040"/>
+        </w:tabs>
+        <w:ind w:left="5040" w:hanging="360"/>
+      </w:pPr>
+      <w:rPr>
+        <w:rFonts w:ascii="Wingdings" w:hAnsi="Wingdings" w:hint="default"/>
+        <w:sz w:val="20"/>
+      </w:rPr>
+    </w:lvl>
+    <w:lvl w:ilvl="7" w:tentative="1">
+      <w:start w:val="1"/>
+      <w:numFmt w:val="bullet"/>
+      <w:lvlText w:val=""/>
+      <w:lvlJc w:val="left"/>
+      <w:pPr>
+        <w:tabs>
+          <w:tab w:val="num" w:pos="5760"/>
+        </w:tabs>
+        <w:ind w:left="5760" w:hanging="360"/>
+      </w:pPr>
+      <w:rPr>
+        <w:rFonts w:ascii="Wingdings" w:hAnsi="Wingdings" w:hint="default"/>
+        <w:sz w:val="20"/>
+      </w:rPr>
+    </w:lvl>
+    <w:lvl w:ilvl="8" w:tentative="1">
+      <w:start w:val="1"/>
+      <w:numFmt w:val="bullet"/>
+      <w:lvlText w:val=""/>
+      <w:lvlJc w:val="left"/>
+      <w:pPr>
+        <w:tabs>
+          <w:tab w:val="num" w:pos="6480"/>
+        </w:tabs>
+        <w:ind w:left="6480" w:hanging="360"/>
+      </w:pPr>
+      <w:rPr>
+        <w:rFonts w:ascii="Wingdings" w:hAnsi="Wingdings" w:hint="default"/>
+        <w:sz w:val="20"/>
+      </w:rPr>
+    </w:lvl>
+  </w:abstractNum>
+  <w:abstractNum w:abstractNumId="7" w15:restartNumberingAfterBreak="0">
     <w:nsid w:val="7158067A"/>
     <w:multiLevelType w:val="hybridMultilevel"/>
     <w:tmpl w:val="591E6A1E"/>
@@ -18429,7 +18992,7 @@
       </w:rPr>
     </w:lvl>
   </w:abstractNum>
-  <w:abstractNum w:abstractNumId="7" w15:restartNumberingAfterBreak="0">
+  <w:abstractNum w:abstractNumId="8" w15:restartNumberingAfterBreak="0">
     <w:nsid w:val="79B61D4D"/>
     <w:multiLevelType w:val="multilevel"/>
     <w:tmpl w:val="79DED4D2"/>
@@ -18582,7 +19145,7 @@
     <w:abstractNumId w:val="2"/>
   </w:num>
   <w:num w:numId="2" w16cid:durableId="307133787">
-    <w:abstractNumId w:val="6"/>
+    <w:abstractNumId w:val="7"/>
   </w:num>
   <w:num w:numId="3" w16cid:durableId="1820069567">
     <w:abstractNumId w:val="5"/>
@@ -18594,13 +19157,16 @@
     <w:abstractNumId w:val="3"/>
   </w:num>
   <w:num w:numId="6" w16cid:durableId="291791221">
-    <w:abstractNumId w:val="7"/>
+    <w:abstractNumId w:val="8"/>
   </w:num>
   <w:num w:numId="7" w16cid:durableId="1788963237">
     <w:abstractNumId w:val="0"/>
   </w:num>
   <w:num w:numId="8" w16cid:durableId="1376731050">
     <w:abstractNumId w:val="1"/>
+  </w:num>
+  <w:num w:numId="9" w16cid:durableId="259534302">
+    <w:abstractNumId w:val="6"/>
   </w:num>
 </w:numbering>
 </file>
@@ -19002,16 +19568,16 @@
     <w:lsdException w:name="Unresolved Mention" w:semiHidden="1" w:unhideWhenUsed="1"/>
     <w:lsdException w:name="Smart Link" w:semiHidden="1" w:unhideWhenUsed="1"/>
   </w:latentStyles>
-  <w:style w:type="paragraph" w:default="1" w:styleId="a">
+  <w:style w:type="paragraph" w:default="1" w:styleId="Normal">
     <w:name w:val="Normal"/>
     <w:qFormat/>
     <w:rPr>
       <w:rFonts w:ascii="Times New Roman" w:eastAsia="Times New Roman" w:hAnsi="Times New Roman" w:cs="Times New Roman"/>
     </w:rPr>
   </w:style>
-  <w:style w:type="paragraph" w:styleId="1">
+  <w:style w:type="paragraph" w:styleId="Heading1">
     <w:name w:val="heading 1"/>
-    <w:basedOn w:val="a"/>
+    <w:basedOn w:val="Normal"/>
     <w:uiPriority w:val="9"/>
     <w:qFormat/>
     <w:pPr>
@@ -19028,9 +19594,9 @@
       <w:szCs w:val="36"/>
     </w:rPr>
   </w:style>
-  <w:style w:type="paragraph" w:styleId="2">
+  <w:style w:type="paragraph" w:styleId="Heading2">
     <w:name w:val="heading 2"/>
-    <w:basedOn w:val="a"/>
+    <w:basedOn w:val="Normal"/>
     <w:uiPriority w:val="9"/>
     <w:unhideWhenUsed/>
     <w:qFormat/>
@@ -19046,9 +19612,9 @@
       <w:szCs w:val="28"/>
     </w:rPr>
   </w:style>
-  <w:style w:type="paragraph" w:styleId="3">
+  <w:style w:type="paragraph" w:styleId="Heading3">
     <w:name w:val="heading 3"/>
-    <w:basedOn w:val="a"/>
+    <w:basedOn w:val="Normal"/>
     <w:uiPriority w:val="9"/>
     <w:unhideWhenUsed/>
     <w:qFormat/>
@@ -19064,13 +19630,13 @@
       <w:szCs w:val="24"/>
     </w:rPr>
   </w:style>
-  <w:style w:type="character" w:default="1" w:styleId="a0">
+  <w:style w:type="character" w:default="1" w:styleId="DefaultParagraphFont">
     <w:name w:val="Default Paragraph Font"/>
     <w:uiPriority w:val="1"/>
     <w:semiHidden/>
     <w:unhideWhenUsed/>
   </w:style>
-  <w:style w:type="table" w:default="1" w:styleId="a1">
+  <w:style w:type="table" w:default="1" w:styleId="TableNormal">
     <w:name w:val="Normal Table"/>
     <w:uiPriority w:val="99"/>
     <w:semiHidden/>
@@ -19085,14 +19651,14 @@
       </w:tblCellMar>
     </w:tblPr>
   </w:style>
-  <w:style w:type="numbering" w:default="1" w:styleId="a2">
+  <w:style w:type="numbering" w:default="1" w:styleId="NoList">
     <w:name w:val="No List"/>
     <w:uiPriority w:val="99"/>
     <w:semiHidden/>
     <w:unhideWhenUsed/>
   </w:style>
-  <w:style w:type="table" w:customStyle="1" w:styleId="TableNormal">
-    <w:name w:val="Table Normal"/>
+  <w:style w:type="table" w:customStyle="1" w:styleId="TableNormal1">
+    <w:name w:val="Table Normal1"/>
     <w:uiPriority w:val="2"/>
     <w:semiHidden/>
     <w:unhideWhenUsed/>
@@ -19107,9 +19673,9 @@
       </w:tblCellMar>
     </w:tblPr>
   </w:style>
-  <w:style w:type="paragraph" w:styleId="a3">
+  <w:style w:type="paragraph" w:styleId="BodyText">
     <w:name w:val="Body Text"/>
-    <w:basedOn w:val="a"/>
+    <w:basedOn w:val="Normal"/>
     <w:uiPriority w:val="1"/>
     <w:qFormat/>
     <w:rPr>
@@ -19117,9 +19683,9 @@
       <w:szCs w:val="24"/>
     </w:rPr>
   </w:style>
-  <w:style w:type="paragraph" w:styleId="a4">
+  <w:style w:type="paragraph" w:styleId="ListParagraph">
     <w:name w:val="List Paragraph"/>
-    <w:basedOn w:val="a"/>
+    <w:basedOn w:val="Normal"/>
     <w:uiPriority w:val="34"/>
     <w:qFormat/>
     <w:pPr>
@@ -19128,7 +19694,7 @@
   </w:style>
   <w:style w:type="paragraph" w:customStyle="1" w:styleId="TableParagraph">
     <w:name w:val="Table Paragraph"/>
-    <w:basedOn w:val="a"/>
+    <w:basedOn w:val="Normal"/>
     <w:uiPriority w:val="1"/>
     <w:qFormat/>
     <w:pPr>
